--- a/a7/build/out/u3/A7 3.T2  Teacher Edition.docx
+++ b/a7/build/out/u3/A7 3.T2  Teacher Edition.docx
@@ -149,480 +149,7 @@
           <w:color w:val="1A1A1A"/>
           <w:sz w:val="30"/>
         </w:rPr>
-        <w:t>Read This First</w:t>
-      </w:r>
-    </w:p>
-    <w:p>
-      <w:pPr>
-        <w:spacing w:before="0" w:after="120"/>
-      </w:pPr>
-      <w:r>
-        <w:rPr>
-          <w:b w:val="0"/>
-          <w:i w:val="0"/>
-          <w:color w:val="1A1A1A"/>
-          <w:sz w:val="21"/>
-        </w:rPr>
-        <w:t>Second Thread A day (Math Nation 14.3 and 14.4 under ruling 14): the negative exponent law and multiple laws, with variable bases. The lesson is built on 3.04 — the same table, the same 'reciprocal, not opposite' line — and on yesterday's regrouping of coefficients and variables.</w:t>
-      </w:r>
-    </w:p>
-    <w:p>
-      <w:pPr>
-        <w:spacing w:before="0" w:after="120"/>
-      </w:pPr>
-      <w:r>
-        <w:rPr>
-          <w:b w:val="0"/>
-          <w:i w:val="0"/>
-          <w:color w:val="1A1A1A"/>
-          <w:sz w:val="21"/>
-        </w:rPr>
-        <w:t>The items are original, aligned to the benchmark text and to the B1G-M for MA.8.AR.1.1: its example (3x</w:t>
-      </w:r>
-      <w:r>
-        <w:rPr>
-          <w:b w:val="0"/>
-          <w:i w:val="0"/>
-          <w:color w:val="1A1A1A"/>
-          <w:sz w:val="21"/>
-          <w:vertAlign w:val="superscript"/>
-        </w:rPr>
-        <w:t>3</w:t>
-      </w:r>
-      <w:r>
-        <w:rPr>
-          <w:b w:val="0"/>
-          <w:i w:val="0"/>
-          <w:color w:val="1A1A1A"/>
-          <w:sz w:val="21"/>
-        </w:rPr>
-        <w:t>y</w:t>
-      </w:r>
-      <w:r>
-        <w:rPr>
-          <w:b w:val="0"/>
-          <w:i w:val="0"/>
-          <w:color w:val="1A1A1A"/>
-          <w:sz w:val="21"/>
-          <w:vertAlign w:val="superscript"/>
-        </w:rPr>
-        <w:t>-2</w:t>
-      </w:r>
-      <w:r>
-        <w:rPr>
-          <w:b w:val="0"/>
-          <w:i w:val="0"/>
-          <w:color w:val="1A1A1A"/>
-          <w:sz w:val="21"/>
-        </w:rPr>
-        <w:t>)</w:t>
-      </w:r>
-      <w:r>
-        <w:rPr>
-          <w:b w:val="0"/>
-          <w:i w:val="0"/>
-          <w:color w:val="1A1A1A"/>
-          <w:sz w:val="21"/>
-          <w:vertAlign w:val="superscript"/>
-        </w:rPr>
-        <w:t>3</w:t>
-      </w:r>
-      <w:r>
-        <w:rPr>
-          <w:b w:val="0"/>
-          <w:i w:val="0"/>
-          <w:color w:val="1A1A1A"/>
-          <w:sz w:val="21"/>
-        </w:rPr>
-        <w:t xml:space="preserve"> = 27x</w:t>
-      </w:r>
-      <w:r>
-        <w:rPr>
-          <w:b w:val="0"/>
-          <w:i w:val="0"/>
-          <w:color w:val="1A1A1A"/>
-          <w:sz w:val="21"/>
-          <w:vertAlign w:val="superscript"/>
-        </w:rPr>
-        <w:t>9</w:t>
-      </w:r>
-      <w:r>
-        <w:rPr>
-          <w:b w:val="0"/>
-          <w:i w:val="0"/>
-          <w:color w:val="1A1A1A"/>
-          <w:sz w:val="21"/>
-        </w:rPr>
-        <w:t>y</w:t>
-      </w:r>
-      <w:r>
-        <w:rPr>
-          <w:b w:val="0"/>
-          <w:i w:val="0"/>
-          <w:color w:val="1A1A1A"/>
-          <w:sz w:val="21"/>
-          <w:vertAlign w:val="superscript"/>
-        </w:rPr>
-        <w:t>-6</w:t>
-      </w:r>
-      <w:r>
-        <w:rPr>
-          <w:b w:val="0"/>
-          <w:i w:val="0"/>
-          <w:color w:val="1A1A1A"/>
-          <w:sz w:val="21"/>
-        </w:rPr>
-        <w:t xml:space="preserve"> is the shape of Notes III's last line and bank 7b; its items y</w:t>
-      </w:r>
-      <w:r>
-        <w:rPr>
-          <w:b w:val="0"/>
-          <w:i w:val="0"/>
-          <w:color w:val="1A1A1A"/>
-          <w:sz w:val="21"/>
-          <w:vertAlign w:val="superscript"/>
-        </w:rPr>
-        <w:t>-3</w:t>
-      </w:r>
-      <w:r>
-        <w:rPr>
-          <w:b w:val="0"/>
-          <w:i w:val="0"/>
-          <w:color w:val="1A1A1A"/>
-          <w:sz w:val="21"/>
-        </w:rPr>
-        <w:t>z</w:t>
-      </w:r>
-      <w:r>
-        <w:rPr>
-          <w:b w:val="0"/>
-          <w:i w:val="0"/>
-          <w:color w:val="1A1A1A"/>
-          <w:sz w:val="21"/>
-          <w:vertAlign w:val="superscript"/>
-        </w:rPr>
-        <w:t>-4</w:t>
-      </w:r>
-      <w:r>
-        <w:rPr>
-          <w:b w:val="0"/>
-          <w:i w:val="0"/>
-          <w:color w:val="1A1A1A"/>
-          <w:sz w:val="21"/>
-        </w:rPr>
-        <w:t xml:space="preserve"> = 1/(y</w:t>
-      </w:r>
-      <w:r>
-        <w:rPr>
-          <w:b w:val="0"/>
-          <w:i w:val="0"/>
-          <w:color w:val="1A1A1A"/>
-          <w:sz w:val="21"/>
-          <w:vertAlign w:val="superscript"/>
-        </w:rPr>
-        <w:t>3</w:t>
-      </w:r>
-      <w:r>
-        <w:rPr>
-          <w:b w:val="0"/>
-          <w:i w:val="0"/>
-          <w:color w:val="1A1A1A"/>
-          <w:sz w:val="21"/>
-        </w:rPr>
-        <w:t>z</w:t>
-      </w:r>
-      <w:r>
-        <w:rPr>
-          <w:b w:val="0"/>
-          <w:i w:val="0"/>
-          <w:color w:val="1A1A1A"/>
-          <w:sz w:val="21"/>
-          <w:vertAlign w:val="superscript"/>
-        </w:rPr>
-        <w:t>4</w:t>
-      </w:r>
-      <w:r>
-        <w:rPr>
-          <w:b w:val="0"/>
-          <w:i w:val="0"/>
-          <w:color w:val="1A1A1A"/>
-          <w:sz w:val="21"/>
-        </w:rPr>
-        <w:t>) (whiteboard 4) and (a</w:t>
-      </w:r>
-      <w:r>
-        <w:rPr>
-          <w:b w:val="0"/>
-          <w:i w:val="0"/>
-          <w:color w:val="1A1A1A"/>
-          <w:sz w:val="21"/>
-          <w:vertAlign w:val="superscript"/>
-        </w:rPr>
-        <w:t>3</w:t>
-      </w:r>
-      <w:r>
-        <w:rPr>
-          <w:b w:val="0"/>
-          <w:i w:val="0"/>
-          <w:color w:val="1A1A1A"/>
-          <w:sz w:val="21"/>
-        </w:rPr>
-        <w:t>/(4b</w:t>
-      </w:r>
-      <w:r>
-        <w:rPr>
-          <w:b w:val="0"/>
-          <w:i w:val="0"/>
-          <w:color w:val="1A1A1A"/>
-          <w:sz w:val="21"/>
-          <w:vertAlign w:val="superscript"/>
-        </w:rPr>
-        <w:t>-7</w:t>
-      </w:r>
-      <w:r>
-        <w:rPr>
-          <w:b w:val="0"/>
-          <w:i w:val="0"/>
-          <w:color w:val="1A1A1A"/>
-          <w:sz w:val="21"/>
-        </w:rPr>
-        <w:t>))</w:t>
-      </w:r>
-      <w:r>
-        <w:rPr>
-          <w:b w:val="0"/>
-          <w:i w:val="0"/>
-          <w:color w:val="1A1A1A"/>
-          <w:sz w:val="21"/>
-          <w:vertAlign w:val="superscript"/>
-        </w:rPr>
-        <w:t>5</w:t>
-      </w:r>
-      <w:r>
-        <w:rPr>
-          <w:b w:val="0"/>
-          <w:i w:val="0"/>
-          <w:color w:val="1A1A1A"/>
-          <w:sz w:val="21"/>
-        </w:rPr>
-        <w:t xml:space="preserve"> = a</w:t>
-      </w:r>
-      <w:r>
-        <w:rPr>
-          <w:b w:val="0"/>
-          <w:i w:val="0"/>
-          <w:color w:val="1A1A1A"/>
-          <w:sz w:val="21"/>
-          <w:vertAlign w:val="superscript"/>
-        </w:rPr>
-        <w:t>15</w:t>
-      </w:r>
-      <w:r>
-        <w:rPr>
-          <w:b w:val="0"/>
-          <w:i w:val="0"/>
-          <w:color w:val="1A1A1A"/>
-          <w:sz w:val="21"/>
-        </w:rPr>
-        <w:t>b</w:t>
-      </w:r>
-      <w:r>
-        <w:rPr>
-          <w:b w:val="0"/>
-          <w:i w:val="0"/>
-          <w:color w:val="1A1A1A"/>
-          <w:sz w:val="21"/>
-          <w:vertAlign w:val="superscript"/>
-        </w:rPr>
-        <w:t>35</w:t>
-      </w:r>
-      <w:r>
-        <w:rPr>
-          <w:b w:val="0"/>
-          <w:i w:val="0"/>
-          <w:color w:val="1A1A1A"/>
-          <w:sz w:val="21"/>
-        </w:rPr>
-        <w:t>/1,024 (Example 2 and bank 8c) are used as written; its task 2 (the x</w:t>
-      </w:r>
-      <w:r>
-        <w:rPr>
-          <w:b w:val="0"/>
-          <w:i w:val="0"/>
-          <w:color w:val="1A1A1A"/>
-          <w:sz w:val="21"/>
-          <w:vertAlign w:val="superscript"/>
-        </w:rPr>
-        <w:t>5</w:t>
-      </w:r>
-      <w:r>
-        <w:rPr>
-          <w:b w:val="0"/>
-          <w:i w:val="0"/>
-          <w:color w:val="1A1A1A"/>
-          <w:sz w:val="21"/>
-        </w:rPr>
-        <w:t xml:space="preserve"> … x</w:t>
-      </w:r>
-      <w:r>
-        <w:rPr>
-          <w:b w:val="0"/>
-          <w:i w:val="0"/>
-          <w:color w:val="1A1A1A"/>
-          <w:sz w:val="21"/>
-          <w:vertAlign w:val="superscript"/>
-        </w:rPr>
-        <w:t>-5</w:t>
-      </w:r>
-      <w:r>
-        <w:rPr>
-          <w:b w:val="0"/>
-          <w:i w:val="0"/>
-          <w:color w:val="1A1A1A"/>
-          <w:sz w:val="21"/>
-        </w:rPr>
-        <w:t xml:space="preserve"> table) is Notes I; its task 3 (x</w:t>
-      </w:r>
-      <w:r>
-        <w:rPr>
-          <w:b w:val="0"/>
-          <w:i w:val="0"/>
-          <w:color w:val="1A1A1A"/>
-          <w:sz w:val="21"/>
-          <w:vertAlign w:val="superscript"/>
-        </w:rPr>
-        <w:t>3</w:t>
-      </w:r>
-      <w:r>
-        <w:rPr>
-          <w:b w:val="0"/>
-          <w:i w:val="0"/>
-          <w:color w:val="1A1A1A"/>
-          <w:sz w:val="21"/>
-        </w:rPr>
-        <w:t xml:space="preserve"> vs x</w:t>
-      </w:r>
-      <w:r>
-        <w:rPr>
-          <w:b w:val="0"/>
-          <w:i w:val="0"/>
-          <w:color w:val="1A1A1A"/>
-          <w:sz w:val="21"/>
-          <w:vertAlign w:val="superscript"/>
-        </w:rPr>
-        <w:t>-3</w:t>
-      </w:r>
-      <w:r>
-        <w:rPr>
-          <w:b w:val="0"/>
-          <w:i w:val="0"/>
-          <w:color w:val="1A1A1A"/>
-          <w:sz w:val="21"/>
-        </w:rPr>
-        <w:t>) is whiteboard 9, as a written contrast.</w:t>
-      </w:r>
-    </w:p>
-    <w:p>
-      <w:pPr>
-        <w:spacing w:before="0" w:after="120"/>
-      </w:pPr>
-      <w:r>
-        <w:rPr>
-          <w:b w:val="0"/>
-          <w:i w:val="0"/>
-          <w:color w:val="1A1A1A"/>
-          <w:sz w:val="21"/>
-        </w:rPr>
-        <w:t>The leading error today is not the sign error from 3.04 but a new one: moving the coefficient across the bar with the variable (3x</w:t>
-      </w:r>
-      <w:r>
-        <w:rPr>
-          <w:b w:val="0"/>
-          <w:i w:val="0"/>
-          <w:color w:val="1A1A1A"/>
-          <w:sz w:val="21"/>
-          <w:vertAlign w:val="superscript"/>
-        </w:rPr>
-        <w:t>-2</w:t>
-      </w:r>
-      <w:r>
-        <w:rPr>
-          <w:b w:val="0"/>
-          <w:i w:val="0"/>
-          <w:color w:val="1A1A1A"/>
-          <w:sz w:val="21"/>
-        </w:rPr>
-        <w:t xml:space="preserve"> → 1/(3x</w:t>
-      </w:r>
-      <w:r>
-        <w:rPr>
-          <w:b w:val="0"/>
-          <w:i w:val="0"/>
-          <w:color w:val="1A1A1A"/>
-          <w:sz w:val="21"/>
-          <w:vertAlign w:val="superscript"/>
-        </w:rPr>
-        <w:t>2</w:t>
-      </w:r>
-      <w:r>
-        <w:rPr>
-          <w:b w:val="0"/>
-          <w:i w:val="0"/>
-          <w:color w:val="1A1A1A"/>
-          <w:sz w:val="21"/>
-        </w:rPr>
-        <w:t>)). Whiteboards 3 and 6 and bank 11 are built to surface it. The sign error is still there (whiteboard 5, option D) and is worth a look.</w:t>
-      </w:r>
-    </w:p>
-    <w:p>
-      <w:pPr>
-        <w:spacing w:before="0" w:after="120"/>
-      </w:pPr>
-      <w:r>
-        <w:rPr>
-          <w:b w:val="0"/>
-          <w:i w:val="0"/>
-          <w:color w:val="1A1A1A"/>
-          <w:sz w:val="21"/>
-        </w:rPr>
-        <w:t>Every answer is expected 'with positive exponents only'. A student who stops at x</w:t>
-      </w:r>
-      <w:r>
-        <w:rPr>
-          <w:b w:val="0"/>
-          <w:i w:val="0"/>
-          <w:color w:val="1A1A1A"/>
-          <w:sz w:val="21"/>
-          <w:vertAlign w:val="superscript"/>
-        </w:rPr>
-        <w:t>-5</w:t>
-      </w:r>
-      <w:r>
-        <w:rPr>
-          <w:b w:val="0"/>
-          <w:i w:val="0"/>
-          <w:color w:val="1A1A1A"/>
-          <w:sz w:val="21"/>
-        </w:rPr>
-        <w:t xml:space="preserve"> has applied the law correctly and not finished; the key marks the finished form. Say this once, at Notes III.</w:t>
-      </w:r>
-    </w:p>
-    <w:p>
-      <w:pPr>
-        <w:keepNext/>
-        <w:spacing w:before="280" w:after="120"/>
-        <w:pBdr>
-          <w:bottom w:val="single" w:sz="8" w:space="2" w:color="1A1A1A"/>
-        </w:pBdr>
-      </w:pPr>
-      <w:r>
-        <w:rPr>
-          <w:b/>
-          <w:i w:val="0"/>
-          <w:color w:val="1A1A1A"/>
-          <w:sz w:val="30"/>
-        </w:rPr>
-        <w:t>Standard and Targets</w:t>
+        <w:t>The Period</w:t>
       </w:r>
     </w:p>
     <w:p>
@@ -659,7 +186,7 @@
           <w:color w:val="1A1A1A"/>
           <w:sz w:val="21"/>
         </w:rPr>
-        <w:t xml:space="preserve">Benchmark  </w:t>
+        <w:t xml:space="preserve">Must  </w:t>
       </w:r>
       <w:r>
         <w:rPr>
@@ -668,7 +195,7 @@
           <w:color w:val="1A1A1A"/>
           <w:sz w:val="21"/>
         </w:rPr>
-        <w:t>Apply the Laws of Exponents to generate equivalent algebraic expressions, limited to integer exponents and monomial bases.</w:t>
+        <w:t>Integer exponents on monomial bases, negatives included: rewrite so that only positive exponents are left, and combine several laws in one expression.</w:t>
       </w:r>
     </w:p>
     <w:p>
@@ -682,7 +209,7 @@
           <w:color w:val="1A1A1A"/>
           <w:sz w:val="21"/>
         </w:rPr>
-        <w:t xml:space="preserve">Boundary  </w:t>
+        <w:t xml:space="preserve">Must not  </w:t>
       </w:r>
       <w:r>
         <w:rPr>
@@ -691,7 +218,7 @@
           <w:color w:val="1A1A1A"/>
           <w:sz w:val="21"/>
         </w:rPr>
-        <w:t>Integer exponents, negative included; monomial bases; nonzero variables wherever a negative exponent appears. Rational exponents are Algebra 1.</w:t>
+        <w:t>Variables are nonzero wherever a negative exponent appears. No rational exponents, and monomials only.</w:t>
       </w:r>
     </w:p>
     <w:p>
@@ -705,7 +232,7 @@
           <w:color w:val="1A1A1A"/>
           <w:sz w:val="21"/>
         </w:rPr>
-        <w:t xml:space="preserve">Learning target  </w:t>
+        <w:t xml:space="preserve">Target  </w:t>
       </w:r>
       <w:r>
         <w:rPr>
@@ -728,7 +255,16 @@
           <w:color w:val="1A1A1A"/>
           <w:sz w:val="21"/>
         </w:rPr>
-        <w:t xml:space="preserve">Essential question  </w:t>
+        <w:t xml:space="preserve">MTR  </w:t>
+      </w:r>
+      <w:r>
+        <w:rPr>
+          <w:b/>
+          <w:i w:val="0"/>
+          <w:color w:val="1A1A1A"/>
+          <w:sz w:val="21"/>
+        </w:rPr>
+        <w:t>MTR.5.1</w:t>
       </w:r>
       <w:r>
         <w:rPr>
@@ -737,13 +273,8 @@
           <w:color w:val="1A1A1A"/>
           <w:sz w:val="21"/>
         </w:rPr>
-        <w:t>What does a negative exponent on a variable mean, and how do several laws combine in one expression?</w:t>
+        <w:t xml:space="preserve"> — Notes I   ·   </w:t>
       </w:r>
-    </w:p>
-    <w:p>
-      <w:pPr>
-        <w:spacing w:before="0" w:after="100"/>
-      </w:pPr>
       <w:r>
         <w:rPr>
           <w:b/>
@@ -751,7 +282,7 @@
           <w:color w:val="1A1A1A"/>
           <w:sz w:val="21"/>
         </w:rPr>
-        <w:t xml:space="preserve">Building on  </w:t>
+        <w:t>MTR.6.1</w:t>
       </w:r>
       <w:r>
         <w:rPr>
@@ -760,13 +291,8 @@
           <w:color w:val="1A1A1A"/>
           <w:sz w:val="21"/>
         </w:rPr>
-        <w:t>MA.8.NSO.1.3 (3.04–3.05) — the negative exponent law with numerical bases; T-A1 — product, power and quotient laws with variable bases.</w:t>
+        <w:t xml:space="preserve"> — Board 4   ·   </w:t>
       </w:r>
-    </w:p>
-    <w:p>
-      <w:pPr>
-        <w:spacing w:before="0" w:after="100"/>
-      </w:pPr>
       <w:r>
         <w:rPr>
           <w:b/>
@@ -774,7 +300,7 @@
           <w:color w:val="1A1A1A"/>
           <w:sz w:val="21"/>
         </w:rPr>
-        <w:t xml:space="preserve">Working toward  </w:t>
+        <w:t>MTR.4.1</w:t>
       </w:r>
       <w:r>
         <w:rPr>
@@ -783,136 +309,7 @@
           <w:color w:val="1A1A1A"/>
           <w:sz w:val="21"/>
         </w:rPr>
-        <w:t>3.08–3.09 — scientific notation, where 10</w:t>
-      </w:r>
-      <w:r>
-        <w:rPr>
-          <w:b w:val="0"/>
-          <w:i w:val="0"/>
-          <w:color w:val="1A1A1A"/>
-          <w:sz w:val="21"/>
-          <w:vertAlign w:val="superscript"/>
-        </w:rPr>
-        <w:t>-n</w:t>
-      </w:r>
-      <w:r>
-        <w:rPr>
-          <w:b w:val="0"/>
-          <w:i w:val="0"/>
-          <w:color w:val="1A1A1A"/>
-          <w:sz w:val="21"/>
-        </w:rPr>
-        <w:t xml:space="preserve"> carries the small numbers; MA.912.NSO.1.2 — rational exponents in Algebra 1.</w:t>
-      </w:r>
-    </w:p>
-    <w:p>
-      <w:pPr>
-        <w:spacing w:before="0" w:after="100"/>
-      </w:pPr>
-      <w:r>
-        <w:rPr>
-          <w:b/>
-          <w:i w:val="0"/>
-          <w:color w:val="1A1A1A"/>
-          <w:sz w:val="21"/>
-        </w:rPr>
-        <w:t xml:space="preserve">Where this sits in the course  </w:t>
-      </w:r>
-      <w:r>
-        <w:rPr>
-          <w:b w:val="0"/>
-          <w:i w:val="0"/>
-          <w:color w:val="1A1A1A"/>
-          <w:sz w:val="21"/>
-        </w:rPr>
-        <w:t>Second of two MA.8.AR.1.1 days; the benchmark is complete after today. The Grade 8 FAST reports it under Algebraic Reasoning. Tomorrow scientific notation starts (3.08), where 10</w:t>
-      </w:r>
-      <w:r>
-        <w:rPr>
-          <w:b w:val="0"/>
-          <w:i w:val="0"/>
-          <w:color w:val="1A1A1A"/>
-          <w:sz w:val="21"/>
-          <w:vertAlign w:val="superscript"/>
-        </w:rPr>
-        <w:t>-n</w:t>
-      </w:r>
-      <w:r>
-        <w:rPr>
-          <w:b w:val="0"/>
-          <w:i w:val="0"/>
-          <w:color w:val="1A1A1A"/>
-          <w:sz w:val="21"/>
-        </w:rPr>
-        <w:t xml:space="preserve"> does the same job for small numbers.</w:t>
-      </w:r>
-    </w:p>
-    <w:p>
-      <w:pPr>
-        <w:keepNext/>
-        <w:spacing w:before="280" w:after="120"/>
-        <w:pBdr>
-          <w:bottom w:val="single" w:sz="8" w:space="2" w:color="1A1A1A"/>
-        </w:pBdr>
-      </w:pPr>
-      <w:r>
-        <w:rPr>
-          <w:b/>
-          <w:i w:val="0"/>
-          <w:color w:val="1A1A1A"/>
-          <w:sz w:val="30"/>
-        </w:rPr>
-        <w:t>Lesson at a Glance</w:t>
-      </w:r>
-    </w:p>
-    <w:p>
-      <w:pPr>
-        <w:spacing w:before="0" w:after="120"/>
-      </w:pPr>
-      <w:r>
-        <w:rPr>
-          <w:b w:val="0"/>
-          <w:i w:val="0"/>
-          <w:color w:val="1A1A1A"/>
-          <w:sz w:val="21"/>
-        </w:rPr>
-        <w:t xml:space="preserve">Windy Hill periods run </w:t>
-      </w:r>
-      <w:r>
-        <w:rPr>
-          <w:b/>
-          <w:i w:val="0"/>
-          <w:color w:val="1A1A1A"/>
-          <w:sz w:val="21"/>
-        </w:rPr>
-        <w:t>53 minutes</w:t>
-      </w:r>
-      <w:r>
-        <w:rPr>
-          <w:b w:val="0"/>
-          <w:i w:val="0"/>
-          <w:color w:val="1A1A1A"/>
-          <w:sz w:val="21"/>
-        </w:rPr>
-        <w:t xml:space="preserve">. The whiteboard round takes the remainder after the taught blocks — </w:t>
-      </w:r>
-      <w:r>
-        <w:rPr>
-          <w:b/>
-          <w:i w:val="0"/>
-          <w:color w:val="1A1A1A"/>
-          <w:sz w:val="21"/>
-        </w:rPr>
-        <w:t>19 minutes</w:t>
-      </w:r>
-      <w:r>
-        <w:rPr>
-          <w:b w:val="0"/>
-          <w:i w:val="0"/>
-          <w:color w:val="1A1A1A"/>
-          <w:sz w:val="21"/>
-        </w:rPr>
-        <w:t xml:space="preserve"> in this lesson — and IXL takes the last 5. Slide numbers below are read from the deck when this edition is built.</w:t>
+        <w:t xml:space="preserve"> — Board 6</w:t>
       </w:r>
     </w:p>
     <w:tbl>
@@ -1811,7 +1208,105 @@
                 <w:color w:val="1A1A1A"/>
                 <w:sz w:val="20"/>
               </w:rPr>
-              <w:t>19 min</w:t>
+              <w:t>13 min</w:t>
+            </w:r>
+          </w:p>
+        </w:tc>
+      </w:tr>
+      <w:tr>
+        <w:trPr>
+          <w:cantSplit/>
+        </w:trPr>
+        <w:tc>
+          <w:tcPr>
+            <w:tcW w:type="dxa" w:w="6660"/>
+            <w:tcMar>
+              <w:top w:w="60" w:type="dxa"/>
+              <w:left w:w="100" w:type="dxa"/>
+              <w:bottom w:w="60" w:type="dxa"/>
+              <w:right w:w="100" w:type="dxa"/>
+            </w:tcMar>
+            <w:tcBorders>
+              <w:top w:val="single" w:sz="6" w:color="1A1A1A"/>
+              <w:left w:val="single" w:sz="6" w:color="1A1A1A"/>
+              <w:bottom w:val="single" w:sz="6" w:color="1A1A1A"/>
+              <w:right w:val="single" w:sz="6" w:color="1A1A1A"/>
+            </w:tcBorders>
+          </w:tcPr>
+          <w:p>
+            <w:pPr>
+              <w:spacing w:after="0"/>
+            </w:pPr>
+            <w:r>
+              <w:rPr>
+                <w:b w:val="0"/>
+                <w:i w:val="0"/>
+                <w:color w:val="1A1A1A"/>
+                <w:sz w:val="20"/>
+              </w:rPr>
+              <w:t>Independent Set</w:t>
+            </w:r>
+          </w:p>
+        </w:tc>
+        <w:tc>
+          <w:tcPr>
+            <w:tcW w:type="dxa" w:w="1200"/>
+            <w:tcMar>
+              <w:top w:w="60" w:type="dxa"/>
+              <w:left w:w="100" w:type="dxa"/>
+              <w:bottom w:w="60" w:type="dxa"/>
+              <w:right w:w="100" w:type="dxa"/>
+            </w:tcMar>
+            <w:tcBorders>
+              <w:top w:val="single" w:sz="6" w:color="1A1A1A"/>
+              <w:left w:val="single" w:sz="6" w:color="1A1A1A"/>
+              <w:bottom w:val="single" w:sz="6" w:color="1A1A1A"/>
+              <w:right w:val="single" w:sz="6" w:color="1A1A1A"/>
+            </w:tcBorders>
+          </w:tcPr>
+          <w:p>
+            <w:pPr>
+              <w:spacing w:after="0"/>
+            </w:pPr>
+            <w:r>
+              <w:rPr>
+                <w:b w:val="0"/>
+                <w:i w:val="0"/>
+                <w:color w:val="1A1A1A"/>
+                <w:sz w:val="20"/>
+              </w:rPr>
+              <w:t>33</w:t>
+            </w:r>
+          </w:p>
+        </w:tc>
+        <w:tc>
+          <w:tcPr>
+            <w:tcW w:type="dxa" w:w="1500"/>
+            <w:tcMar>
+              <w:top w:w="60" w:type="dxa"/>
+              <w:left w:w="100" w:type="dxa"/>
+              <w:bottom w:w="60" w:type="dxa"/>
+              <w:right w:w="100" w:type="dxa"/>
+            </w:tcMar>
+            <w:tcBorders>
+              <w:top w:val="single" w:sz="6" w:color="1A1A1A"/>
+              <w:left w:val="single" w:sz="6" w:color="1A1A1A"/>
+              <w:bottom w:val="single" w:sz="6" w:color="1A1A1A"/>
+              <w:right w:val="single" w:sz="6" w:color="1A1A1A"/>
+            </w:tcBorders>
+          </w:tcPr>
+          <w:p>
+            <w:pPr>
+              <w:spacing w:after="0"/>
+            </w:pPr>
+            <w:r>
+              <w:rPr>
+                <w:b w:val="0"/>
+                <w:i w:val="0"/>
+                <w:color w:val="1A1A1A"/>
+                <w:sz w:val="20"/>
+              </w:rPr>
+              <w:t>6 min</w:t>
             </w:r>
           </w:p>
         </w:tc>
@@ -1878,7 +1373,7 @@
                 <w:color w:val="1A1A1A"/>
                 <w:sz w:val="20"/>
               </w:rPr>
-              <w:t>33</w:t>
+              <w:t>34</w:t>
             </w:r>
           </w:p>
         </w:tc>
@@ -2016,369 +1511,22 @@
     </w:p>
     <w:p>
       <w:pPr>
-        <w:spacing w:before="0" w:after="100"/>
+        <w:keepNext/>
+        <w:spacing w:before="200" w:after="60"/>
       </w:pPr>
       <w:r>
         <w:rPr>
           <w:b/>
           <w:i w:val="0"/>
           <w:color w:val="1A1A1A"/>
-          <w:sz w:val="21"/>
+          <w:sz w:val="23"/>
         </w:rPr>
-        <w:t xml:space="preserve">Materials  </w:t>
-      </w:r>
-      <w:r>
-        <w:rPr>
-          <w:b w:val="0"/>
-          <w:i w:val="0"/>
-          <w:color w:val="1A1A1A"/>
-          <w:sz w:val="21"/>
-        </w:rPr>
-        <w:t>Whiteboards and markers. Calculators are allowed on everything; 4</w:t>
-      </w:r>
-      <w:r>
-        <w:rPr>
-          <w:b w:val="0"/>
-          <w:i w:val="0"/>
-          <w:color w:val="1A1A1A"/>
-          <w:sz w:val="21"/>
-          <w:vertAlign w:val="superscript"/>
-        </w:rPr>
-        <w:t>5</w:t>
-      </w:r>
-      <w:r>
-        <w:rPr>
-          <w:b w:val="0"/>
-          <w:i w:val="0"/>
-          <w:color w:val="1A1A1A"/>
-          <w:sz w:val="21"/>
-        </w:rPr>
-        <w:t xml:space="preserve"> = 1,024 in Example 2 is the one computation worth a calculator.</w:t>
+        <w:t>Say these three things out loud today</w:t>
       </w:r>
     </w:p>
     <w:p>
       <w:pPr>
-        <w:spacing w:before="0" w:after="100"/>
-      </w:pPr>
-      <w:r>
-        <w:rPr>
-          <w:b/>
-          <w:i w:val="0"/>
-          <w:color w:val="1A1A1A"/>
-          <w:sz w:val="21"/>
-        </w:rPr>
-        <w:t xml:space="preserve">Where the lesson lives  </w:t>
-      </w:r>
-      <w:r>
-        <w:rPr>
-          <w:b w:val="0"/>
-          <w:i w:val="0"/>
-          <w:color w:val="1A1A1A"/>
-          <w:sz w:val="21"/>
-        </w:rPr>
-        <w:t>Notes II — 'only the factor wearing the negative exponent moves'. Whiteboard 6 tells you whether it landed; whiteboard 9 asks for the x</w:t>
-      </w:r>
-      <w:r>
-        <w:rPr>
-          <w:b w:val="0"/>
-          <w:i w:val="0"/>
-          <w:color w:val="1A1A1A"/>
-          <w:sz w:val="21"/>
-          <w:vertAlign w:val="superscript"/>
-        </w:rPr>
-        <w:t>3</w:t>
-      </w:r>
-      <w:r>
-        <w:rPr>
-          <w:b w:val="0"/>
-          <w:i w:val="0"/>
-          <w:color w:val="1A1A1A"/>
-          <w:sz w:val="21"/>
-        </w:rPr>
-        <w:t xml:space="preserve"> / x</w:t>
-      </w:r>
-      <w:r>
-        <w:rPr>
-          <w:b w:val="0"/>
-          <w:i w:val="0"/>
-          <w:color w:val="1A1A1A"/>
-          <w:sz w:val="21"/>
-          <w:vertAlign w:val="superscript"/>
-        </w:rPr>
-        <w:t>-3</w:t>
-      </w:r>
-      <w:r>
-        <w:rPr>
-          <w:b w:val="0"/>
-          <w:i w:val="0"/>
-          <w:color w:val="1A1A1A"/>
-          <w:sz w:val="21"/>
-        </w:rPr>
-        <w:t xml:space="preserve"> contrast in writing.</w:t>
-      </w:r>
-    </w:p>
-    <w:p>
-      <w:pPr>
-        <w:spacing w:before="0" w:after="120"/>
-      </w:pPr>
-      <w:r>
-        <w:rPr>
-          <w:b/>
-          <w:i w:val="0"/>
-          <w:color w:val="1A1A1A"/>
-          <w:sz w:val="21"/>
-        </w:rPr>
-        <w:t>No partner or group work anywhere in this lesson.</w:t>
-      </w:r>
-      <w:r>
-        <w:rPr>
-          <w:b w:val="0"/>
-          <w:i w:val="0"/>
-          <w:color w:val="1A1A1A"/>
-          <w:sz w:val="21"/>
-        </w:rPr>
-        <w:t xml:space="preserve"> Every Math Nation exploration this lesson draws on was written for pairs; here the same tables are worked from the front and on individual boards.</w:t>
-      </w:r>
-    </w:p>
-    <w:p>
-      <w:pPr>
-        <w:keepNext/>
-        <w:spacing w:before="280" w:after="120"/>
-        <w:pBdr>
-          <w:bottom w:val="single" w:sz="8" w:space="2" w:color="1A1A1A"/>
-        </w:pBdr>
-      </w:pPr>
-      <w:r>
-        <w:rPr>
-          <w:b/>
-          <w:i w:val="0"/>
-          <w:color w:val="1A1A1A"/>
-          <w:sz w:val="30"/>
-        </w:rPr>
-        <w:t>Vocabulary</w:t>
-      </w:r>
-    </w:p>
-    <w:p>
-      <w:pPr>
-        <w:spacing w:before="0" w:after="80"/>
-        <w:ind w:left="360" w:hanging="360"/>
-      </w:pPr>
-      <w:r>
-        <w:rPr>
-          <w:b/>
-          <w:i w:val="0"/>
-          <w:color w:val="0B5394"/>
-          <w:sz w:val="21"/>
-        </w:rPr>
-        <w:t>negative exponent law</w:t>
-      </w:r>
-      <w:r>
-        <w:rPr>
-          <w:b w:val="0"/>
-          <w:i w:val="0"/>
-          <w:color w:val="1A1A1A"/>
-          <w:sz w:val="21"/>
-        </w:rPr>
-        <w:t xml:space="preserve">  —  </w:t>
-      </w:r>
-      <w:r>
-        <w:drawing>
-          <wp:inline xmlns:a="http://schemas.openxmlformats.org/drawingml/2006/main" xmlns:pic="http://schemas.openxmlformats.org/drawingml/2006/picture">
-            <wp:extent cx="502920" cy="210312"/>
-            <wp:docPr id="1" name="Picture 1"/>
-            <wp:cNvGraphicFramePr>
-              <a:graphicFrameLocks noChangeAspect="1"/>
-            </wp:cNvGraphicFramePr>
-            <a:graphic>
-              <a:graphicData uri="http://schemas.openxmlformats.org/drawingml/2006/picture">
-                <pic:pic>
-                  <pic:nvPicPr>
-                    <pic:cNvPr id="0" name="70805b50b73b5c1d.png"/>
-                    <pic:cNvPicPr/>
-                  </pic:nvPicPr>
-                  <pic:blipFill>
-                    <a:blip r:embed="rId9"/>
-                    <a:stretch>
-                      <a:fillRect/>
-                    </a:stretch>
-                  </pic:blipFill>
-                  <pic:spPr>
-                    <a:xfrm>
-                      <a:off x="0" y="0"/>
-                      <a:ext cx="502920" cy="210312"/>
-                    </a:xfrm>
-                    <a:prstGeom prst="rect"/>
-                  </pic:spPr>
-                </pic:pic>
-              </a:graphicData>
-            </a:graphic>
-          </wp:inline>
-        </w:drawing>
-      </w:r>
-      <w:r>
-        <w:rPr>
-          <w:b w:val="0"/>
-          <w:i w:val="0"/>
-          <w:color w:val="1A1A1A"/>
-          <w:sz w:val="21"/>
-        </w:rPr>
-        <w:t xml:space="preserve"> and </w:t>
-      </w:r>
-      <w:r>
-        <w:drawing>
-          <wp:inline xmlns:a="http://schemas.openxmlformats.org/drawingml/2006/main" xmlns:pic="http://schemas.openxmlformats.org/drawingml/2006/picture">
-            <wp:extent cx="484632" cy="210312"/>
-            <wp:docPr id="2" name="Picture 2"/>
-            <wp:cNvGraphicFramePr>
-              <a:graphicFrameLocks noChangeAspect="1"/>
-            </wp:cNvGraphicFramePr>
-            <a:graphic>
-              <a:graphicData uri="http://schemas.openxmlformats.org/drawingml/2006/picture">
-                <pic:pic>
-                  <pic:nvPicPr>
-                    <pic:cNvPr id="0" name="9655ae7400057e08.png"/>
-                    <pic:cNvPicPr/>
-                  </pic:nvPicPr>
-                  <pic:blipFill>
-                    <a:blip r:embed="rId10"/>
-                    <a:stretch>
-                      <a:fillRect/>
-                    </a:stretch>
-                  </pic:blipFill>
-                  <pic:spPr>
-                    <a:xfrm>
-                      <a:off x="0" y="0"/>
-                      <a:ext cx="484632" cy="210312"/>
-                    </a:xfrm>
-                    <a:prstGeom prst="rect"/>
-                  </pic:spPr>
-                </pic:pic>
-              </a:graphicData>
-            </a:graphic>
-          </wp:inline>
-        </w:drawing>
-      </w:r>
-      <w:r>
-        <w:rPr>
-          <w:b w:val="0"/>
-          <w:i w:val="0"/>
-          <w:color w:val="1A1A1A"/>
-          <w:sz w:val="21"/>
-        </w:rPr>
-        <w:t xml:space="preserve">, for nonzero </w:t>
-      </w:r>
-      <w:r>
-        <w:drawing>
-          <wp:inline xmlns:a="http://schemas.openxmlformats.org/drawingml/2006/main" xmlns:pic="http://schemas.openxmlformats.org/drawingml/2006/picture">
-            <wp:extent cx="82296" cy="76200"/>
-            <wp:docPr id="3" name="Picture 3"/>
-            <wp:cNvGraphicFramePr>
-              <a:graphicFrameLocks noChangeAspect="1"/>
-            </wp:cNvGraphicFramePr>
-            <a:graphic>
-              <a:graphicData uri="http://schemas.openxmlformats.org/drawingml/2006/picture">
-                <pic:pic>
-                  <pic:nvPicPr>
-                    <pic:cNvPr id="0" name="68c775d50a0bdfa3.png"/>
-                    <pic:cNvPicPr/>
-                  </pic:nvPicPr>
-                  <pic:blipFill>
-                    <a:blip r:embed="rId11"/>
-                    <a:stretch>
-                      <a:fillRect/>
-                    </a:stretch>
-                  </pic:blipFill>
-                  <pic:spPr>
-                    <a:xfrm>
-                      <a:off x="0" y="0"/>
-                      <a:ext cx="82296" cy="76200"/>
-                    </a:xfrm>
-                    <a:prstGeom prst="rect"/>
-                  </pic:spPr>
-                </pic:pic>
-              </a:graphicData>
-            </a:graphic>
-          </wp:inline>
-        </w:drawing>
-      </w:r>
-      <w:r>
-        <w:rPr>
-          <w:b w:val="0"/>
-          <w:i w:val="0"/>
-          <w:color w:val="1A1A1A"/>
-          <w:sz w:val="21"/>
-        </w:rPr>
-        <w:t xml:space="preserve"> — the base moves across the fraction bar and the exponent turns positive</w:t>
-      </w:r>
-    </w:p>
-    <w:p>
-      <w:pPr>
-        <w:spacing w:before="0" w:after="80"/>
-        <w:ind w:left="360" w:hanging="360"/>
-      </w:pPr>
-      <w:r>
-        <w:rPr>
-          <w:b/>
-          <w:i w:val="0"/>
-          <w:color w:val="0B5394"/>
-          <w:sz w:val="21"/>
-        </w:rPr>
-        <w:t>simplified form</w:t>
-      </w:r>
-      <w:r>
-        <w:rPr>
-          <w:b w:val="0"/>
-          <w:i w:val="0"/>
-          <w:color w:val="1A1A1A"/>
-          <w:sz w:val="21"/>
-        </w:rPr>
-        <w:t xml:space="preserve">  —  </w:t>
-      </w:r>
-      <w:r>
-        <w:rPr>
-          <w:b w:val="0"/>
-          <w:i w:val="0"/>
-          <w:color w:val="1A1A1A"/>
-          <w:sz w:val="21"/>
-        </w:rPr>
-        <w:t>for this unit: a single monomial, or a single fraction, with every exponent positive and no factor repeated</w:t>
-      </w:r>
-    </w:p>
-    <w:p>
-      <w:pPr>
-        <w:keepNext/>
-        <w:spacing w:before="280" w:after="120"/>
-        <w:pBdr>
-          <w:bottom w:val="single" w:sz="8" w:space="2" w:color="1A1A1A"/>
-        </w:pBdr>
-      </w:pPr>
-      <w:r>
-        <w:rPr>
-          <w:b/>
-          <w:i w:val="0"/>
-          <w:color w:val="1A1A1A"/>
-          <w:sz w:val="30"/>
-        </w:rPr>
-        <w:t>Warm-Up — spaced retrieval</w:t>
-      </w:r>
-    </w:p>
-    <w:p>
-      <w:pPr>
-        <w:spacing w:before="0" w:after="120"/>
-      </w:pPr>
-      <w:r>
-        <w:rPr>
-          <w:b w:val="0"/>
-          <w:i w:val="0"/>
-          <w:color w:val="1A1A1A"/>
-          <w:sz w:val="21"/>
-        </w:rPr>
-        <w:t>Four questions, two minutes silent, then the reveal. No reteach longer than one sentence per question.</w:t>
-      </w:r>
-    </w:p>
-    <w:p>
-      <w:pPr>
-        <w:spacing w:before="0" w:after="80"/>
+        <w:spacing w:before="20" w:after="80"/>
         <w:ind w:left="360" w:hanging="360"/>
       </w:pPr>
       <w:r>
@@ -2397,98 +1545,12 @@
           <w:color w:val="1A1A1A"/>
           <w:sz w:val="21"/>
         </w:rPr>
-        <w:t xml:space="preserve">Write as a single monomial:  </w:t>
-      </w:r>
-      <w:r>
-        <w:drawing>
-          <wp:inline xmlns:a="http://schemas.openxmlformats.org/drawingml/2006/main" xmlns:pic="http://schemas.openxmlformats.org/drawingml/2006/picture">
-            <wp:extent cx="387096" cy="170688"/>
-            <wp:docPr id="4" name="Picture 4"/>
-            <wp:cNvGraphicFramePr>
-              <a:graphicFrameLocks noChangeAspect="1"/>
-            </wp:cNvGraphicFramePr>
-            <a:graphic>
-              <a:graphicData uri="http://schemas.openxmlformats.org/drawingml/2006/picture">
-                <pic:pic>
-                  <pic:nvPicPr>
-                    <pic:cNvPr id="0" name="db17c19369e1c57e.png"/>
-                    <pic:cNvPicPr/>
-                  </pic:nvPicPr>
-                  <pic:blipFill>
-                    <a:blip r:embed="rId12"/>
-                    <a:stretch>
-                      <a:fillRect/>
-                    </a:stretch>
-                  </pic:blipFill>
-                  <pic:spPr>
-                    <a:xfrm>
-                      <a:off x="0" y="0"/>
-                      <a:ext cx="387096" cy="170688"/>
-                    </a:xfrm>
-                    <a:prstGeom prst="rect"/>
-                  </pic:spPr>
-                </pic:pic>
-              </a:graphicData>
-            </a:graphic>
-          </wp:inline>
-        </w:drawing>
-      </w:r>
-      <w:r>
-        <w:rPr>
-          <w:b w:val="0"/>
-          <w:i w:val="0"/>
-          <w:color w:val="1A1A1A"/>
-          <w:sz w:val="21"/>
-        </w:rPr>
-        <w:t xml:space="preserve">    </w:t>
-      </w:r>
-      <w:r>
-        <w:rPr>
-          <w:b/>
-          <w:i/>
-          <w:color w:val="9E1B32"/>
-          <w:sz w:val="21"/>
-        </w:rPr>
-        <w:t>27x</w:t>
-      </w:r>
-      <w:r>
-        <w:rPr>
-          <w:b/>
-          <w:i/>
-          <w:color w:val="9E1B32"/>
-          <w:sz w:val="21"/>
-          <w:vertAlign w:val="superscript"/>
-        </w:rPr>
-        <w:t>6</w:t>
+        <w:t>A negative exponent on a letter means what it meant on a number: reciprocal.</w:t>
       </w:r>
     </w:p>
     <w:p>
       <w:pPr>
-        <w:spacing w:before="0" w:after="120"/>
-        <w:ind w:left="360"/>
-      </w:pPr>
-      <w:r>
-        <w:rPr>
-          <w:b w:val="0"/>
-          <w:i/>
-          <w:color w:val="6B6B6B"/>
-          <w:sz w:val="19"/>
-        </w:rPr>
-        <w:t xml:space="preserve">retrieves: </w:t>
-      </w:r>
-      <w:r>
-        <w:rPr>
-          <w:b w:val="0"/>
-          <w:i/>
-          <w:color w:val="6B6B6B"/>
-          <w:sz w:val="19"/>
-        </w:rPr>
-        <w:t>yesterday — T-A1 — power of a product: the 3 is cubed too</w:t>
-      </w:r>
-    </w:p>
-    <w:p>
-      <w:pPr>
-        <w:spacing w:before="0" w:after="80"/>
+        <w:spacing w:before="20" w:after="80"/>
         <w:ind w:left="360" w:hanging="360"/>
       </w:pPr>
       <w:r>
@@ -2507,41 +1569,17 @@
           <w:color w:val="1A1A1A"/>
           <w:sz w:val="21"/>
         </w:rPr>
-        <w:t xml:space="preserve">Find the value:  </w:t>
+        <w:t>Only the factor wearing the negative exponent moves. In 3x</w:t>
       </w:r>
       <w:r>
-        <w:drawing>
-          <wp:inline xmlns:a="http://schemas.openxmlformats.org/drawingml/2006/main" xmlns:pic="http://schemas.openxmlformats.org/drawingml/2006/picture">
-            <wp:extent cx="213360" cy="143256"/>
-            <wp:docPr id="5" name="Picture 5"/>
-            <wp:cNvGraphicFramePr>
-              <a:graphicFrameLocks noChangeAspect="1"/>
-            </wp:cNvGraphicFramePr>
-            <a:graphic>
-              <a:graphicData uri="http://schemas.openxmlformats.org/drawingml/2006/picture">
-                <pic:pic>
-                  <pic:nvPicPr>
-                    <pic:cNvPr id="0" name="ef9c046f279ffe4d.png"/>
-                    <pic:cNvPicPr/>
-                  </pic:nvPicPr>
-                  <pic:blipFill>
-                    <a:blip r:embed="rId13"/>
-                    <a:stretch>
-                      <a:fillRect/>
-                    </a:stretch>
-                  </pic:blipFill>
-                  <pic:spPr>
-                    <a:xfrm>
-                      <a:off x="0" y="0"/>
-                      <a:ext cx="213360" cy="143256"/>
-                    </a:xfrm>
-                    <a:prstGeom prst="rect"/>
-                  </pic:spPr>
-                </pic:pic>
-              </a:graphicData>
-            </a:graphic>
-          </wp:inline>
-        </w:drawing>
+        <w:rPr>
+          <w:b w:val="0"/>
+          <w:i w:val="0"/>
+          <w:color w:val="1A1A1A"/>
+          <w:sz w:val="21"/>
+          <w:vertAlign w:val="superscript"/>
+        </w:rPr>
+        <w:t>-2</w:t>
       </w:r>
       <w:r>
         <w:rPr>
@@ -2550,45 +1588,12 @@
           <w:color w:val="1A1A1A"/>
           <w:sz w:val="21"/>
         </w:rPr>
-        <w:t xml:space="preserve">    </w:t>
-      </w:r>
-      <w:r>
-        <w:rPr>
-          <w:b/>
-          <w:i/>
-          <w:color w:val="9E1B32"/>
-          <w:sz w:val="21"/>
-        </w:rPr>
-        <w:t>1/25</w:t>
+        <w:t>, the 3 stays upstairs.</w:t>
       </w:r>
     </w:p>
     <w:p>
       <w:pPr>
-        <w:spacing w:before="0" w:after="120"/>
-        <w:ind w:left="360"/>
-      </w:pPr>
-      <w:r>
-        <w:rPr>
-          <w:b w:val="0"/>
-          <w:i/>
-          <w:color w:val="6B6B6B"/>
-          <w:sz w:val="19"/>
-        </w:rPr>
-        <w:t xml:space="preserve">retrieves: </w:t>
-      </w:r>
-      <w:r>
-        <w:rPr>
-          <w:b w:val="0"/>
-          <w:i/>
-          <w:color w:val="6B6B6B"/>
-          <w:sz w:val="19"/>
-        </w:rPr>
-        <w:t>this week — 3.04 — the negative exponent law with a numerical base: reciprocal, not opposite</w:t>
-      </w:r>
-    </w:p>
-    <w:p>
-      <w:pPr>
-        <w:spacing w:before="0" w:after="80"/>
+        <w:spacing w:before="20" w:after="80"/>
         <w:ind w:left="360" w:hanging="360"/>
       </w:pPr>
       <w:r>
@@ -2607,41 +1612,54 @@
           <w:color w:val="1A1A1A"/>
           <w:sz w:val="21"/>
         </w:rPr>
-        <w:t xml:space="preserve">Which is greater,  </w:t>
+        <w:t>Simplified means no negative exponents are left. Check every one before the board goes up.</w:t>
+      </w:r>
+    </w:p>
+    <w:p>
+      <w:r>
+        <w:br w:type="page"/>
+      </w:r>
+    </w:p>
+    <w:p>
+      <w:pPr>
+        <w:keepNext/>
+        <w:spacing w:before="280" w:after="120"/>
+        <w:pBdr>
+          <w:bottom w:val="single" w:sz="8" w:space="2" w:color="1A1A1A"/>
+        </w:pBdr>
+      </w:pPr>
+      <w:r>
+        <w:rPr>
+          <w:b/>
+          <w:i w:val="0"/>
+          <w:color w:val="1A1A1A"/>
+          <w:sz w:val="30"/>
+        </w:rPr>
+        <w:t>Slide by Slide</w:t>
+      </w:r>
+    </w:p>
+    <w:p>
+      <w:pPr>
+        <w:spacing w:before="20" w:after="60"/>
+        <w:ind w:left="470" w:hanging="470"/>
+      </w:pPr>
+      <w:r>
+        <w:rPr>
+          <w:b/>
+          <w:i w:val="0"/>
+          <w:color w:val="1A1A1A"/>
+          <w:sz w:val="21"/>
+        </w:rPr>
+        <w:t xml:space="preserve">1.  </w:t>
       </w:r>
       <w:r>
-        <w:drawing>
-          <wp:inline xmlns:a="http://schemas.openxmlformats.org/drawingml/2006/main" xmlns:pic="http://schemas.openxmlformats.org/drawingml/2006/picture">
-            <wp:extent cx="344424" cy="204216"/>
-            <wp:docPr id="6" name="Picture 6"/>
-            <wp:cNvGraphicFramePr>
-              <a:graphicFrameLocks noChangeAspect="1"/>
-            </wp:cNvGraphicFramePr>
-            <a:graphic>
-              <a:graphicData uri="http://schemas.openxmlformats.org/drawingml/2006/picture">
-                <pic:pic>
-                  <pic:nvPicPr>
-                    <pic:cNvPr id="0" name="f7f4a1e287e04066.png"/>
-                    <pic:cNvPicPr/>
-                  </pic:nvPicPr>
-                  <pic:blipFill>
-                    <a:blip r:embed="rId14"/>
-                    <a:stretch>
-                      <a:fillRect/>
-                    </a:stretch>
-                  </pic:blipFill>
-                  <pic:spPr>
-                    <a:xfrm>
-                      <a:off x="0" y="0"/>
-                      <a:ext cx="344424" cy="204216"/>
-                    </a:xfrm>
-                    <a:prstGeom prst="rect"/>
-                  </pic:spPr>
-                </pic:pic>
-              </a:graphicData>
-            </a:graphic>
-          </wp:inline>
-        </w:drawing>
+        <w:rPr>
+          <w:b/>
+          <w:i w:val="0"/>
+          <w:color w:val="1A1A1A"/>
+          <w:sz w:val="21"/>
+        </w:rPr>
+        <w:t xml:space="preserve">Negative Exponents with Variable Bases.  </w:t>
       </w:r>
       <w:r>
         <w:rPr>
@@ -2650,65 +1668,13 @@
           <w:color w:val="1A1A1A"/>
           <w:sz w:val="21"/>
         </w:rPr>
-        <w:t xml:space="preserve">  or  9?    </w:t>
-      </w:r>
-      <w:r>
-        <w:rPr>
-          <w:b/>
-          <w:i/>
-          <w:color w:val="9E1B32"/>
-          <w:sz w:val="21"/>
-        </w:rPr>
-        <w:t>9</w:t>
+        <w:t>Post the learning target.</w:t>
       </w:r>
     </w:p>
     <w:p>
       <w:pPr>
-        <w:spacing w:before="0" w:after="120"/>
-        <w:ind w:left="360"/>
-      </w:pPr>
-      <w:r>
-        <w:rPr>
-          <w:b w:val="0"/>
-          <w:i/>
-          <w:color w:val="6B6B6B"/>
-          <w:sz w:val="19"/>
-        </w:rPr>
-        <w:t xml:space="preserve">retrieves: </w:t>
-      </w:r>
-      <w:r>
-        <w:rPr>
-          <w:b w:val="0"/>
-          <w:i/>
-          <w:color w:val="6B6B6B"/>
-          <w:sz w:val="19"/>
-        </w:rPr>
-        <w:t>last unit — Unit 2 — comparing a root to a whole number (2.05): 9</w:t>
-      </w:r>
-      <w:r>
-        <w:rPr>
-          <w:b w:val="0"/>
-          <w:i/>
-          <w:color w:val="6B6B6B"/>
-          <w:sz w:val="19"/>
-          <w:vertAlign w:val="superscript"/>
-        </w:rPr>
-        <w:t>2</w:t>
-      </w:r>
-      <w:r>
-        <w:rPr>
-          <w:b w:val="0"/>
-          <w:i/>
-          <w:color w:val="6B6B6B"/>
-          <w:sz w:val="19"/>
-        </w:rPr>
-        <w:t xml:space="preserve"> = 81 &gt; 80</w:t>
-      </w:r>
-    </w:p>
-    <w:p>
-      <w:pPr>
-        <w:spacing w:before="0" w:after="80"/>
-        <w:ind w:left="360" w:hanging="360"/>
+        <w:spacing w:before="20" w:after="60"/>
+        <w:ind w:left="470" w:hanging="470"/>
       </w:pPr>
       <w:r>
         <w:rPr>
@@ -2717,7 +1683,16 @@
           <w:color w:val="1A1A1A"/>
           <w:sz w:val="21"/>
         </w:rPr>
-        <w:t xml:space="preserve">4.  </w:t>
+        <w:t xml:space="preserve">2.  </w:t>
+      </w:r>
+      <w:r>
+        <w:rPr>
+          <w:b/>
+          <w:i w:val="0"/>
+          <w:color w:val="1A1A1A"/>
+          <w:sz w:val="21"/>
+        </w:rPr>
+        <w:t xml:space="preserve">Warm-Up — On your own. Four minutes. No notes..  </w:t>
       </w:r>
       <w:r>
         <w:rPr>
@@ -2726,41 +1701,31 @@
           <w:color w:val="1A1A1A"/>
           <w:sz w:val="21"/>
         </w:rPr>
-        <w:t xml:space="preserve">What is the reciprocal of  </w:t>
+        <w:t>Q2 and Q4 together are the lesson: a negative exponent asks for a reciprocal.</w:t>
+      </w:r>
+    </w:p>
+    <w:p>
+      <w:pPr>
+        <w:spacing w:before="20" w:after="60"/>
+        <w:ind w:left="470" w:hanging="470"/>
+      </w:pPr>
+      <w:r>
+        <w:rPr>
+          <w:b/>
+          <w:i w:val="0"/>
+          <w:color w:val="1A1A1A"/>
+          <w:sz w:val="21"/>
+        </w:rPr>
+        <w:t xml:space="preserve">3.  </w:t>
       </w:r>
       <w:r>
-        <w:drawing>
-          <wp:inline xmlns:a="http://schemas.openxmlformats.org/drawingml/2006/main" xmlns:pic="http://schemas.openxmlformats.org/drawingml/2006/picture">
-            <wp:extent cx="60960" cy="216408"/>
-            <wp:docPr id="7" name="Picture 7"/>
-            <wp:cNvGraphicFramePr>
-              <a:graphicFrameLocks noChangeAspect="1"/>
-            </wp:cNvGraphicFramePr>
-            <a:graphic>
-              <a:graphicData uri="http://schemas.openxmlformats.org/drawingml/2006/picture">
-                <pic:pic>
-                  <pic:nvPicPr>
-                    <pic:cNvPr id="0" name="8bb70d99b0ba6f1a.png"/>
-                    <pic:cNvPicPr/>
-                  </pic:nvPicPr>
-                  <pic:blipFill>
-                    <a:blip r:embed="rId15"/>
-                    <a:stretch>
-                      <a:fillRect/>
-                    </a:stretch>
-                  </pic:blipFill>
-                  <pic:spPr>
-                    <a:xfrm>
-                      <a:off x="0" y="0"/>
-                      <a:ext cx="60960" cy="216408"/>
-                    </a:xfrm>
-                    <a:prstGeom prst="rect"/>
-                  </pic:spPr>
-                </pic:pic>
-              </a:graphicData>
-            </a:graphic>
-          </wp:inline>
-        </w:drawing>
+        <w:rPr>
+          <w:b/>
+          <w:i w:val="0"/>
+          <w:color w:val="1A1A1A"/>
+          <w:sz w:val="21"/>
+        </w:rPr>
+        <w:t xml:space="preserve">Warm-Up — Answers..  </w:t>
       </w:r>
       <w:r>
         <w:rPr>
@@ -2769,13 +1734,32 @@
           <w:color w:val="1A1A1A"/>
           <w:sz w:val="21"/>
         </w:rPr>
-        <w:t xml:space="preserve"> ?    </w:t>
+        <w:t>Reveal.  1. 27x</w:t>
+      </w:r>
+      <w:r>
+        <w:rPr>
+          <w:b w:val="0"/>
+          <w:i w:val="0"/>
+          <w:color w:val="1A1A1A"/>
+          <w:sz w:val="21"/>
+          <w:vertAlign w:val="superscript"/>
+        </w:rPr>
+        <w:t>6</w:t>
+      </w:r>
+      <w:r>
+        <w:rPr>
+          <w:b w:val="0"/>
+          <w:i w:val="0"/>
+          <w:color w:val="1A1A1A"/>
+          <w:sz w:val="21"/>
+        </w:rPr>
+        <w:t xml:space="preserve">   2. 1/25   3. 9   4. </w:t>
       </w:r>
       <w:r>
         <w:drawing>
           <wp:inline xmlns:a="http://schemas.openxmlformats.org/drawingml/2006/main" xmlns:pic="http://schemas.openxmlformats.org/drawingml/2006/picture">
             <wp:extent cx="60960" cy="216408"/>
-            <wp:docPr id="8" name="Picture 8"/>
+            <wp:docPr id="1" name="Picture 1"/>
             <wp:cNvGraphicFramePr>
               <a:graphicFrameLocks noChangeAspect="1"/>
             </wp:cNvGraphicFramePr>
@@ -2783,11 +1767,11 @@
               <a:graphicData uri="http://schemas.openxmlformats.org/drawingml/2006/picture">
                 <pic:pic>
                   <pic:nvPicPr>
-                    <pic:cNvPr id="0" name="d22eb80ebcd85b47.png"/>
+                    <pic:cNvPr id="0" name="177d406824f9e560.png"/>
                     <pic:cNvPicPr/>
                   </pic:nvPicPr>
                   <pic:blipFill>
-                    <a:blip r:embed="rId16"/>
+                    <a:blip r:embed="rId9"/>
                     <a:stretch>
                       <a:fillRect/>
                     </a:stretch>
@@ -2808,84 +1792,26 @@
     </w:p>
     <w:p>
       <w:pPr>
-        <w:spacing w:before="0" w:after="120"/>
-        <w:ind w:left="360"/>
-      </w:pPr>
-      <w:r>
-        <w:rPr>
-          <w:b w:val="0"/>
-          <w:i/>
-          <w:color w:val="6B6B6B"/>
-          <w:sz w:val="19"/>
-        </w:rPr>
-        <w:t xml:space="preserve">retrieves: </w:t>
-      </w:r>
-      <w:r>
-        <w:rPr>
-          <w:b w:val="0"/>
-          <w:i/>
-          <w:color w:val="6B6B6B"/>
-          <w:sz w:val="19"/>
-        </w:rPr>
-        <w:t>prior grade — the prerequisite this lesson needs — Grade 6 — reciprocals (MA.6.NSO.2): the number that multiplies to give 1</w:t>
-      </w:r>
-    </w:p>
-    <w:p>
-      <w:pPr>
-        <w:keepNext/>
-        <w:spacing w:before="280" w:after="120"/>
-        <w:pBdr>
-          <w:bottom w:val="single" w:sz="8" w:space="2" w:color="1A1A1A"/>
-        </w:pBdr>
+        <w:spacing w:before="20" w:after="60"/>
+        <w:ind w:left="470" w:hanging="470"/>
       </w:pPr>
       <w:r>
         <w:rPr>
           <w:b/>
           <w:i w:val="0"/>
           <w:color w:val="1A1A1A"/>
-          <w:sz w:val="30"/>
+          <w:sz w:val="21"/>
         </w:rPr>
-        <w:t>Slide-by-Slide Teaching Notes</w:t>
+        <w:t xml:space="preserve">4.  </w:t>
       </w:r>
-    </w:p>
-    <w:p>
-      <w:pPr>
-        <w:keepNext/>
-        <w:spacing w:before="200" w:after="60"/>
-      </w:pPr>
       <w:r>
         <w:rPr>
           <w:b/>
           <w:i w:val="0"/>
           <w:color w:val="1A1A1A"/>
-          <w:sz w:val="23"/>
+          <w:sz w:val="21"/>
         </w:rPr>
-        <w:t>Slide 1.  Negative Exponents with Variable Bases</w:t>
-      </w:r>
-      <w:r>
-        <w:rPr>
-          <w:b w:val="0"/>
-          <w:i/>
-          <w:color w:val="6B6B6B"/>
-          <w:sz w:val="19"/>
-        </w:rPr>
-        <w:t xml:space="preserve">    1 min</w:t>
-      </w:r>
-    </w:p>
-    <w:p>
-      <w:pPr>
-        <w:spacing w:before="0" w:after="60"/>
-        <w:ind w:left="360" w:hanging="220"/>
-      </w:pPr>
-      <w:r>
-        <w:rPr>
-          <w:rFonts w:ascii="FreeSerif" w:hAnsi="FreeSerif" w:eastAsia="FreeSerif"/>
-          <w:b w:val="0"/>
-          <w:i w:val="0"/>
-          <w:color w:val="1A1A1A"/>
-          <w:sz w:val="16"/>
-        </w:rPr>
-        <w:t xml:space="preserve">●  </w:t>
+        <w:t xml:space="preserve">Notes — Copy the table..  </w:t>
       </w:r>
       <w:r>
         <w:rPr>
@@ -2894,359 +1820,7 @@
           <w:color w:val="1A1A1A"/>
           <w:sz w:val="21"/>
         </w:rPr>
-        <w:t>Post the learning target. Say the 'today' line and nothing else yet.</w:t>
-      </w:r>
-    </w:p>
-    <w:p>
-      <w:pPr>
-        <w:keepNext/>
-        <w:spacing w:before="200" w:after="60"/>
-      </w:pPr>
-      <w:r>
-        <w:rPr>
-          <w:b/>
-          <w:i w:val="0"/>
-          <w:color w:val="1A1A1A"/>
-          <w:sz w:val="23"/>
-        </w:rPr>
-        <w:t>Slide 2.  Warm-Up — On your own. Four minutes. No notes.</w:t>
-      </w:r>
-      <w:r>
-        <w:rPr>
-          <w:b w:val="0"/>
-          <w:i/>
-          <w:color w:val="6B6B6B"/>
-          <w:sz w:val="19"/>
-        </w:rPr>
-        <w:t xml:space="preserve">    4 min</w:t>
-      </w:r>
-    </w:p>
-    <w:p>
-      <w:pPr>
-        <w:spacing w:before="0" w:after="60"/>
-        <w:ind w:left="360" w:hanging="220"/>
-      </w:pPr>
-      <w:r>
-        <w:rPr>
-          <w:rFonts w:ascii="FreeSerif" w:hAnsi="FreeSerif" w:eastAsia="FreeSerif"/>
-          <w:b w:val="0"/>
-          <w:i w:val="0"/>
-          <w:color w:val="1A1A1A"/>
-          <w:sz w:val="16"/>
-        </w:rPr>
-        <w:t xml:space="preserve">●  </w:t>
-      </w:r>
-      <w:r>
-        <w:rPr>
-          <w:b w:val="0"/>
-          <w:i w:val="0"/>
-          <w:color w:val="1A1A1A"/>
-          <w:sz w:val="21"/>
-        </w:rPr>
-        <w:t>Q2 and Q4 together are the lesson: a negative exponent asks for a reciprocal. Q2 is the numerical version from 3.04; today the same law is applied to x. A student with −25 on Q2 will write −x</w:t>
-      </w:r>
-      <w:r>
-        <w:rPr>
-          <w:b w:val="0"/>
-          <w:i w:val="0"/>
-          <w:color w:val="1A1A1A"/>
-          <w:sz w:val="21"/>
-          <w:vertAlign w:val="superscript"/>
-        </w:rPr>
-        <w:t>2</w:t>
-      </w:r>
-      <w:r>
-        <w:rPr>
-          <w:b w:val="0"/>
-          <w:i w:val="0"/>
-          <w:color w:val="1A1A1A"/>
-          <w:sz w:val="21"/>
-        </w:rPr>
-        <w:t xml:space="preserve"> today, and that is the board to find early.</w:t>
-      </w:r>
-    </w:p>
-    <w:p>
-      <w:pPr>
-        <w:keepNext/>
-        <w:spacing w:before="200" w:after="60"/>
-      </w:pPr>
-      <w:r>
-        <w:rPr>
-          <w:b/>
-          <w:i w:val="0"/>
-          <w:color w:val="1A1A1A"/>
-          <w:sz w:val="23"/>
-        </w:rPr>
-        <w:t>Slide 3.  Warm-Up — Answers.</w:t>
-      </w:r>
-      <w:r>
-        <w:rPr>
-          <w:b w:val="0"/>
-          <w:i/>
-          <w:color w:val="6B6B6B"/>
-          <w:sz w:val="19"/>
-        </w:rPr>
-        <w:t xml:space="preserve">    1 min</w:t>
-      </w:r>
-    </w:p>
-    <w:p>
-      <w:pPr>
-        <w:spacing w:before="0" w:after="60"/>
-        <w:ind w:left="360" w:hanging="220"/>
-      </w:pPr>
-      <w:r>
-        <w:rPr>
-          <w:rFonts w:ascii="FreeSerif" w:hAnsi="FreeSerif" w:eastAsia="FreeSerif"/>
-          <w:b w:val="0"/>
-          <w:i w:val="0"/>
-          <w:color w:val="1A1A1A"/>
-          <w:sz w:val="16"/>
-        </w:rPr>
-        <w:t xml:space="preserve">●  </w:t>
-      </w:r>
-      <w:r>
-        <w:rPr>
-          <w:b w:val="0"/>
-          <w:i w:val="0"/>
-          <w:color w:val="1A1A1A"/>
-          <w:sz w:val="21"/>
-        </w:rPr>
-        <w:t>Reveal. Ask for the band each question came from only if time allows.</w:t>
-      </w:r>
-    </w:p>
-    <w:p>
-      <w:pPr>
-        <w:keepNext/>
-        <w:spacing w:before="200" w:after="60"/>
-      </w:pPr>
-      <w:r>
-        <w:rPr>
-          <w:b/>
-          <w:i w:val="0"/>
-          <w:color w:val="1A1A1A"/>
-          <w:sz w:val="23"/>
-        </w:rPr>
-        <w:t>Slide 4.  Notes — Copy the table.</w:t>
-      </w:r>
-      <w:r>
-        <w:rPr>
-          <w:b w:val="0"/>
-          <w:i/>
-          <w:color w:val="6B6B6B"/>
-          <w:sz w:val="19"/>
-        </w:rPr>
-        <w:t xml:space="preserve">    4 min</w:t>
-      </w:r>
-    </w:p>
-    <w:p>
-      <w:pPr>
-        <w:spacing w:before="0" w:after="60"/>
-        <w:ind w:left="360" w:hanging="220"/>
-      </w:pPr>
-      <w:r>
-        <w:rPr>
-          <w:rFonts w:ascii="FreeSerif" w:hAnsi="FreeSerif" w:eastAsia="FreeSerif"/>
-          <w:b w:val="0"/>
-          <w:i w:val="0"/>
-          <w:color w:val="1A1A1A"/>
-          <w:sz w:val="16"/>
-        </w:rPr>
-        <w:t xml:space="preserve">●  </w:t>
-      </w:r>
-      <w:r>
-        <w:rPr>
-          <w:b w:val="0"/>
-          <w:i w:val="0"/>
-          <w:color w:val="1A1A1A"/>
-          <w:sz w:val="21"/>
-        </w:rPr>
-        <w:t>The 3.04 pattern table again, with x in place of 2: each entry is the previous one divided by x. After x</w:t>
-      </w:r>
-      <w:r>
-        <w:rPr>
-          <w:b w:val="0"/>
-          <w:i w:val="0"/>
-          <w:color w:val="1A1A1A"/>
-          <w:sz w:val="21"/>
-          <w:vertAlign w:val="superscript"/>
-        </w:rPr>
-        <w:t>0</w:t>
-      </w:r>
-      <w:r>
-        <w:rPr>
-          <w:b w:val="0"/>
-          <w:i w:val="0"/>
-          <w:color w:val="1A1A1A"/>
-          <w:sz w:val="21"/>
-        </w:rPr>
-        <w:t xml:space="preserve"> = 1 the next division gives 1/x, then 1/x</w:t>
-      </w:r>
-      <w:r>
-        <w:rPr>
-          <w:b w:val="0"/>
-          <w:i w:val="0"/>
-          <w:color w:val="1A1A1A"/>
-          <w:sz w:val="21"/>
-          <w:vertAlign w:val="superscript"/>
-        </w:rPr>
-        <w:t>2</w:t>
-      </w:r>
-      <w:r>
-        <w:rPr>
-          <w:b w:val="0"/>
-          <w:i w:val="0"/>
-          <w:color w:val="1A1A1A"/>
-          <w:sz w:val="21"/>
-        </w:rPr>
-        <w:t>, then 1/x</w:t>
-      </w:r>
-      <w:r>
-        <w:rPr>
-          <w:b w:val="0"/>
-          <w:i w:val="0"/>
-          <w:color w:val="1A1A1A"/>
-          <w:sz w:val="21"/>
-          <w:vertAlign w:val="superscript"/>
-        </w:rPr>
-        <w:t>3</w:t>
-      </w:r>
-      <w:r>
-        <w:rPr>
-          <w:b w:val="0"/>
-          <w:i w:val="0"/>
-          <w:color w:val="1A1A1A"/>
-          <w:sz w:val="21"/>
-        </w:rPr>
-        <w:t>. Students fill the last three cells before the rule is written. The state guide asks for this table (its task 2: x</w:t>
-      </w:r>
-      <w:r>
-        <w:rPr>
-          <w:b w:val="0"/>
-          <w:i w:val="0"/>
-          <w:color w:val="1A1A1A"/>
-          <w:sz w:val="21"/>
-          <w:vertAlign w:val="superscript"/>
-        </w:rPr>
-        <w:t>5</w:t>
-      </w:r>
-      <w:r>
-        <w:rPr>
-          <w:b w:val="0"/>
-          <w:i w:val="0"/>
-          <w:color w:val="1A1A1A"/>
-          <w:sz w:val="21"/>
-        </w:rPr>
-        <w:t xml:space="preserve"> down to x</w:t>
-      </w:r>
-      <w:r>
-        <w:rPr>
-          <w:b w:val="0"/>
-          <w:i w:val="0"/>
-          <w:color w:val="1A1A1A"/>
-          <w:sz w:val="21"/>
-          <w:vertAlign w:val="superscript"/>
-        </w:rPr>
-        <w:t>-5</w:t>
-      </w:r>
-      <w:r>
-        <w:rPr>
-          <w:b w:val="0"/>
-          <w:i w:val="0"/>
-          <w:color w:val="1A1A1A"/>
-          <w:sz w:val="21"/>
-        </w:rPr>
-        <w:t>, 'why is x</w:t>
-      </w:r>
-      <w:r>
-        <w:rPr>
-          <w:b w:val="0"/>
-          <w:i w:val="0"/>
-          <w:color w:val="1A1A1A"/>
-          <w:sz w:val="21"/>
-          <w:vertAlign w:val="superscript"/>
-        </w:rPr>
-        <w:t>0</w:t>
-      </w:r>
-      <w:r>
-        <w:rPr>
-          <w:b w:val="0"/>
-          <w:i w:val="0"/>
-          <w:color w:val="1A1A1A"/>
-          <w:sz w:val="21"/>
-        </w:rPr>
-        <w:t xml:space="preserve"> = 1') and for a written contrast of x</w:t>
-      </w:r>
-      <w:r>
-        <w:rPr>
-          <w:b w:val="0"/>
-          <w:i w:val="0"/>
-          <w:color w:val="1A1A1A"/>
-          <w:sz w:val="21"/>
-          <w:vertAlign w:val="superscript"/>
-        </w:rPr>
-        <w:t>3</w:t>
-      </w:r>
-      <w:r>
-        <w:rPr>
-          <w:b w:val="0"/>
-          <w:i w:val="0"/>
-          <w:color w:val="1A1A1A"/>
-          <w:sz w:val="21"/>
-        </w:rPr>
-        <w:t xml:space="preserve"> and x</w:t>
-      </w:r>
-      <w:r>
-        <w:rPr>
-          <w:b w:val="0"/>
-          <w:i w:val="0"/>
-          <w:color w:val="1A1A1A"/>
-          <w:sz w:val="21"/>
-          <w:vertAlign w:val="superscript"/>
-        </w:rPr>
-        <w:t>-3</w:t>
-      </w:r>
-      <w:r>
-        <w:rPr>
-          <w:b w:val="0"/>
-          <w:i w:val="0"/>
-          <w:color w:val="1A1A1A"/>
-          <w:sz w:val="21"/>
-        </w:rPr>
-        <w:t xml:space="preserve"> — that contrast is whiteboard 9.</w:t>
-      </w:r>
-    </w:p>
-    <w:p>
-      <w:pPr>
-        <w:spacing w:before="0" w:after="80"/>
-        <w:ind w:left="360" w:hanging="220"/>
-      </w:pPr>
-      <w:r>
-        <w:rPr>
-          <w:rFonts w:ascii="FreeSerif" w:hAnsi="FreeSerif" w:eastAsia="FreeSerif"/>
-          <w:b w:val="0"/>
-          <w:i w:val="0"/>
-          <w:color w:val="1A1A1A"/>
-          <w:sz w:val="16"/>
-        </w:rPr>
-        <w:t xml:space="preserve">●  </w:t>
-      </w:r>
-      <w:r>
-        <w:rPr>
-          <w:b/>
-          <w:i w:val="0"/>
-          <w:color w:val="6B6B6B"/>
-          <w:sz w:val="21"/>
-        </w:rPr>
-        <w:t xml:space="preserve">OFF THE SLIDE, YOURS TO SAY: </w:t>
-      </w:r>
-      <w:r>
-        <w:rPr>
-          <w:b w:val="0"/>
-          <w:i w:val="0"/>
-          <w:color w:val="1A1A1A"/>
-          <w:sz w:val="21"/>
-        </w:rPr>
-        <w:t>'x</w:t>
+        <w:t>x</w:t>
       </w:r>
       <w:r>
         <w:rPr>
@@ -3284,47 +1858,31 @@
           <w:color w:val="1A1A1A"/>
           <w:sz w:val="21"/>
         </w:rPr>
-        <w:t>. It is a reciprocal. It is not negative, and it is not −3x.'</w:t>
+        <w:t>. It is a reciprocal. It is not negative, and it is not −3x.</w:t>
       </w:r>
     </w:p>
     <w:p>
       <w:pPr>
-        <w:keepNext/>
-        <w:spacing w:before="200" w:after="60"/>
+        <w:spacing w:before="20" w:after="60"/>
+        <w:ind w:left="470" w:hanging="470"/>
       </w:pPr>
       <w:r>
         <w:rPr>
           <w:b/>
           <w:i w:val="0"/>
           <w:color w:val="1A1A1A"/>
-          <w:sz w:val="23"/>
+          <w:sz w:val="21"/>
         </w:rPr>
-        <w:t>Slide 5.  Notes</w:t>
+        <w:t xml:space="preserve">5.  </w:t>
       </w:r>
       <w:r>
         <w:rPr>
-          <w:b w:val="0"/>
-          <w:i/>
-          <w:color w:val="6B6B6B"/>
-          <w:sz w:val="19"/>
-        </w:rPr>
-        <w:t xml:space="preserve">    4 min</w:t>
-      </w:r>
-    </w:p>
-    <w:p>
-      <w:pPr>
-        <w:spacing w:before="0" w:after="60"/>
-        <w:ind w:left="360" w:hanging="220"/>
-      </w:pPr>
-      <w:r>
-        <w:rPr>
-          <w:rFonts w:ascii="FreeSerif" w:hAnsi="FreeSerif" w:eastAsia="FreeSerif"/>
-          <w:b w:val="0"/>
+          <w:b/>
           <w:i w:val="0"/>
           <w:color w:val="1A1A1A"/>
-          <w:sz w:val="16"/>
+          <w:sz w:val="21"/>
         </w:rPr>
-        <w:t xml:space="preserve">●  </w:t>
+        <w:t xml:space="preserve">Notes.  </w:t>
       </w:r>
       <w:r>
         <w:rPr>
@@ -3333,17 +1891,31 @@
           <w:color w:val="1A1A1A"/>
           <w:sz w:val="21"/>
         </w:rPr>
-        <w:t>Each factor with a negative exponent moves across the bar on its own and its exponent turns positive. The coefficient does NOT move unless it has the negative exponent: 3x</w:t>
+        <w:t>Only the factor wearing the negative exponent moves. Everything else stays put.</w:t>
+      </w:r>
+    </w:p>
+    <w:p>
+      <w:pPr>
+        <w:spacing w:before="20" w:after="60"/>
+        <w:ind w:left="470" w:hanging="470"/>
+      </w:pPr>
+      <w:r>
+        <w:rPr>
+          <w:b/>
+          <w:i w:val="0"/>
+          <w:color w:val="1A1A1A"/>
+          <w:sz w:val="21"/>
+        </w:rPr>
+        <w:t xml:space="preserve">6.  </w:t>
       </w:r>
       <w:r>
         <w:rPr>
-          <w:b w:val="0"/>
+          <w:b/>
           <w:i w:val="0"/>
           <w:color w:val="1A1A1A"/>
           <w:sz w:val="21"/>
-          <w:vertAlign w:val="superscript"/>
         </w:rPr>
-        <w:t>-2</w:t>
+        <w:t xml:space="preserve">Notes.  </w:t>
       </w:r>
       <w:r>
         <w:rPr>
@@ -3352,17 +1924,31 @@
           <w:color w:val="1A1A1A"/>
           <w:sz w:val="21"/>
         </w:rPr>
-        <w:t xml:space="preserve"> is 3 over x</w:t>
+        <w:t>Product and quotient laws are unchanged; the exponents are integers now, so the sums and differences can land below zero.</w:t>
+      </w:r>
+    </w:p>
+    <w:p>
+      <w:pPr>
+        <w:spacing w:before="20" w:after="60"/>
+        <w:ind w:left="470" w:hanging="470"/>
+      </w:pPr>
+      <w:r>
+        <w:rPr>
+          <w:b/>
+          <w:i w:val="0"/>
+          <w:color w:val="1A1A1A"/>
+          <w:sz w:val="21"/>
+        </w:rPr>
+        <w:t xml:space="preserve">7.  </w:t>
       </w:r>
       <w:r>
         <w:rPr>
-          <w:b w:val="0"/>
+          <w:b/>
           <w:i w:val="0"/>
           <w:color w:val="1A1A1A"/>
           <w:sz w:val="21"/>
-          <w:vertAlign w:val="superscript"/>
         </w:rPr>
-        <w:t>2</w:t>
+        <w:t xml:space="preserve">Example 1 — Multiplying monomials with negative exponents..  </w:t>
       </w:r>
       <w:r>
         <w:rPr>
@@ -3371,426 +1957,31 @@
           <w:color w:val="1A1A1A"/>
           <w:sz w:val="21"/>
         </w:rPr>
-        <w:t>, not 1 over 3x</w:t>
-      </w:r>
-      <w:r>
-        <w:rPr>
-          <w:b w:val="0"/>
-          <w:i w:val="0"/>
-          <w:color w:val="1A1A1A"/>
-          <w:sz w:val="21"/>
-          <w:vertAlign w:val="superscript"/>
-        </w:rPr>
-        <w:t>2</w:t>
-      </w:r>
-      <w:r>
-        <w:rPr>
-          <w:b w:val="0"/>
-          <w:i w:val="0"/>
-          <w:color w:val="1A1A1A"/>
-          <w:sz w:val="21"/>
-        </w:rPr>
-        <w:t>. That is today's leading misconception and it is on whiteboard 3 and 6. The guide's item y</w:t>
-      </w:r>
-      <w:r>
-        <w:rPr>
-          <w:b w:val="0"/>
-          <w:i w:val="0"/>
-          <w:color w:val="1A1A1A"/>
-          <w:sz w:val="21"/>
-          <w:vertAlign w:val="superscript"/>
-        </w:rPr>
-        <w:t>-3</w:t>
-      </w:r>
-      <w:r>
-        <w:rPr>
-          <w:b w:val="0"/>
-          <w:i w:val="0"/>
-          <w:color w:val="1A1A1A"/>
-          <w:sz w:val="21"/>
-        </w:rPr>
-        <w:t>z</w:t>
-      </w:r>
-      <w:r>
-        <w:rPr>
-          <w:b w:val="0"/>
-          <w:i w:val="0"/>
-          <w:color w:val="1A1A1A"/>
-          <w:sz w:val="21"/>
-          <w:vertAlign w:val="superscript"/>
-        </w:rPr>
-        <w:t>-4</w:t>
-      </w:r>
-      <w:r>
-        <w:rPr>
-          <w:b w:val="0"/>
-          <w:i w:val="0"/>
-          <w:color w:val="1A1A1A"/>
-          <w:sz w:val="21"/>
-        </w:rPr>
-        <w:t xml:space="preserve"> = 1/(y</w:t>
-      </w:r>
-      <w:r>
-        <w:rPr>
-          <w:b w:val="0"/>
-          <w:i w:val="0"/>
-          <w:color w:val="1A1A1A"/>
-          <w:sz w:val="21"/>
-          <w:vertAlign w:val="superscript"/>
-        </w:rPr>
-        <w:t>3</w:t>
-      </w:r>
-      <w:r>
-        <w:rPr>
-          <w:b w:val="0"/>
-          <w:i w:val="0"/>
-          <w:color w:val="1A1A1A"/>
-          <w:sz w:val="21"/>
-        </w:rPr>
-        <w:t>z</w:t>
-      </w:r>
-      <w:r>
-        <w:rPr>
-          <w:b w:val="0"/>
-          <w:i w:val="0"/>
-          <w:color w:val="1A1A1A"/>
-          <w:sz w:val="21"/>
-          <w:vertAlign w:val="superscript"/>
-        </w:rPr>
-        <w:t>4</w:t>
-      </w:r>
-      <w:r>
-        <w:rPr>
-          <w:b w:val="0"/>
-          <w:i w:val="0"/>
-          <w:color w:val="1A1A1A"/>
-          <w:sz w:val="21"/>
-        </w:rPr>
-        <w:t>) is the second line.</w:t>
+        <w:t>SPOKEN ONLY.</w:t>
       </w:r>
     </w:p>
     <w:p>
       <w:pPr>
-        <w:spacing w:before="0" w:after="80"/>
-        <w:ind w:left="360" w:hanging="220"/>
-      </w:pPr>
-      <w:r>
-        <w:rPr>
-          <w:rFonts w:ascii="FreeSerif" w:hAnsi="FreeSerif" w:eastAsia="FreeSerif"/>
-          <w:b w:val="0"/>
-          <w:i w:val="0"/>
-          <w:color w:val="1A1A1A"/>
-          <w:sz w:val="16"/>
-        </w:rPr>
-        <w:t xml:space="preserve">●  </w:t>
-      </w:r>
-      <w:r>
-        <w:rPr>
-          <w:b/>
-          <w:i w:val="0"/>
-          <w:color w:val="6B6B6B"/>
-          <w:sz w:val="21"/>
-        </w:rPr>
-        <w:t xml:space="preserve">OFF THE SLIDE, YOURS TO SAY: </w:t>
-      </w:r>
-      <w:r>
-        <w:rPr>
-          <w:b w:val="0"/>
-          <w:i w:val="0"/>
-          <w:color w:val="1A1A1A"/>
-          <w:sz w:val="21"/>
-        </w:rPr>
-        <w:t>'Only the factor wearing the negative exponent moves. Everything else stays put.'</w:t>
-      </w:r>
-    </w:p>
-    <w:p>
-      <w:pPr>
-        <w:keepNext/>
-        <w:spacing w:before="200" w:after="60"/>
+        <w:spacing w:before="20" w:after="60"/>
+        <w:ind w:left="470" w:hanging="470"/>
       </w:pPr>
       <w:r>
         <w:rPr>
           <w:b/>
           <w:i w:val="0"/>
           <w:color w:val="1A1A1A"/>
-          <w:sz w:val="23"/>
-        </w:rPr>
-        <w:t>Slide 6.  Notes</w:t>
-      </w:r>
-      <w:r>
-        <w:rPr>
-          <w:b w:val="0"/>
-          <w:i/>
-          <w:color w:val="6B6B6B"/>
-          <w:sz w:val="19"/>
-        </w:rPr>
-        <w:t xml:space="preserve">    3 min</w:t>
-      </w:r>
-    </w:p>
-    <w:p>
-      <w:pPr>
-        <w:spacing w:before="0" w:after="60"/>
-        <w:ind w:left="360" w:hanging="220"/>
-      </w:pPr>
-      <w:r>
-        <w:rPr>
-          <w:rFonts w:ascii="FreeSerif" w:hAnsi="FreeSerif" w:eastAsia="FreeSerif"/>
-          <w:b w:val="0"/>
-          <w:i w:val="0"/>
-          <w:color w:val="1A1A1A"/>
-          <w:sz w:val="16"/>
-        </w:rPr>
-        <w:t xml:space="preserve">●  </w:t>
-      </w:r>
-      <w:r>
-        <w:rPr>
-          <w:b w:val="0"/>
-          <w:i w:val="0"/>
-          <w:color w:val="1A1A1A"/>
           <w:sz w:val="21"/>
         </w:rPr>
-        <w:t>Product and quotient laws are unchanged; the exponents are integers now, so the sums and differences can land below zero. The last step is always to write the answer with positive exponents. x</w:t>
+        <w:t xml:space="preserve">8.  </w:t>
       </w:r>
-      <w:r>
-        <w:rPr>
-          <w:b w:val="0"/>
-          <w:i w:val="0"/>
-          <w:color w:val="1A1A1A"/>
-          <w:sz w:val="21"/>
-          <w:vertAlign w:val="superscript"/>
-        </w:rPr>
-        <w:t>4</w:t>
-      </w:r>
-      <w:r>
-        <w:rPr>
-          <w:b w:val="0"/>
-          <w:i w:val="0"/>
-          <w:color w:val="1A1A1A"/>
-          <w:sz w:val="21"/>
-        </w:rPr>
-        <w:t xml:space="preserve"> · x</w:t>
-      </w:r>
-      <w:r>
-        <w:rPr>
-          <w:b w:val="0"/>
-          <w:i w:val="0"/>
-          <w:color w:val="1A1A1A"/>
-          <w:sz w:val="21"/>
-          <w:vertAlign w:val="superscript"/>
-        </w:rPr>
-        <w:t>-6</w:t>
-      </w:r>
-      <w:r>
-        <w:rPr>
-          <w:b w:val="0"/>
-          <w:i w:val="0"/>
-          <w:color w:val="1A1A1A"/>
-          <w:sz w:val="21"/>
-        </w:rPr>
-        <w:t xml:space="preserve"> is x</w:t>
-      </w:r>
-      <w:r>
-        <w:rPr>
-          <w:b w:val="0"/>
-          <w:i w:val="0"/>
-          <w:color w:val="1A1A1A"/>
-          <w:sz w:val="21"/>
-          <w:vertAlign w:val="superscript"/>
-        </w:rPr>
-        <w:t>-2</w:t>
-      </w:r>
-      <w:r>
-        <w:rPr>
-          <w:b w:val="0"/>
-          <w:i w:val="0"/>
-          <w:color w:val="1A1A1A"/>
-          <w:sz w:val="21"/>
-        </w:rPr>
-        <w:t>, which is 1/x</w:t>
-      </w:r>
-      <w:r>
-        <w:rPr>
-          <w:b w:val="0"/>
-          <w:i w:val="0"/>
-          <w:color w:val="1A1A1A"/>
-          <w:sz w:val="21"/>
-          <w:vertAlign w:val="superscript"/>
-        </w:rPr>
-        <w:t>2</w:t>
-      </w:r>
-      <w:r>
-        <w:rPr>
-          <w:b w:val="0"/>
-          <w:i w:val="0"/>
-          <w:color w:val="1A1A1A"/>
-          <w:sz w:val="21"/>
-        </w:rPr>
-        <w:t>. m</w:t>
-      </w:r>
-      <w:r>
-        <w:rPr>
-          <w:b w:val="0"/>
-          <w:i w:val="0"/>
-          <w:color w:val="1A1A1A"/>
-          <w:sz w:val="21"/>
-          <w:vertAlign w:val="superscript"/>
-        </w:rPr>
-        <w:t>3</w:t>
-      </w:r>
-      <w:r>
-        <w:rPr>
-          <w:b w:val="0"/>
-          <w:i w:val="0"/>
-          <w:color w:val="1A1A1A"/>
-          <w:sz w:val="21"/>
-        </w:rPr>
-        <w:t>/m</w:t>
-      </w:r>
-      <w:r>
-        <w:rPr>
-          <w:b w:val="0"/>
-          <w:i w:val="0"/>
-          <w:color w:val="1A1A1A"/>
-          <w:sz w:val="21"/>
-          <w:vertAlign w:val="superscript"/>
-        </w:rPr>
-        <w:t>7</w:t>
-      </w:r>
-      <w:r>
-        <w:rPr>
-          <w:b w:val="0"/>
-          <w:i w:val="0"/>
-          <w:color w:val="1A1A1A"/>
-          <w:sz w:val="21"/>
-        </w:rPr>
-        <w:t xml:space="preserve"> is m</w:t>
-      </w:r>
-      <w:r>
-        <w:rPr>
-          <w:b w:val="0"/>
-          <w:i w:val="0"/>
-          <w:color w:val="1A1A1A"/>
-          <w:sz w:val="21"/>
-          <w:vertAlign w:val="superscript"/>
-        </w:rPr>
-        <w:t>-4</w:t>
-      </w:r>
-      <w:r>
-        <w:rPr>
-          <w:b w:val="0"/>
-          <w:i w:val="0"/>
-          <w:color w:val="1A1A1A"/>
-          <w:sz w:val="21"/>
-        </w:rPr>
-        <w:t>, which is 1/m</w:t>
-      </w:r>
-      <w:r>
-        <w:rPr>
-          <w:b w:val="0"/>
-          <w:i w:val="0"/>
-          <w:color w:val="1A1A1A"/>
-          <w:sz w:val="21"/>
-          <w:vertAlign w:val="superscript"/>
-        </w:rPr>
-        <w:t>4</w:t>
-      </w:r>
-      <w:r>
-        <w:rPr>
-          <w:b w:val="0"/>
-          <w:i w:val="0"/>
-          <w:color w:val="1A1A1A"/>
-          <w:sz w:val="21"/>
-        </w:rPr>
-        <w:t xml:space="preserve"> — and ask the class to check it by cancelling three m's from seven.</w:t>
-      </w:r>
-    </w:p>
-    <w:p>
-      <w:pPr>
-        <w:keepNext/>
-        <w:spacing w:before="200" w:after="60"/>
-      </w:pPr>
       <w:r>
         <w:rPr>
           <w:b/>
           <w:i w:val="0"/>
           <w:color w:val="1A1A1A"/>
-          <w:sz w:val="23"/>
-        </w:rPr>
-        <w:t>Slide 7.  Example 1 — Multiplying monomials with negative exponents.</w:t>
-      </w:r>
-      <w:r>
-        <w:rPr>
-          <w:b w:val="0"/>
-          <w:i/>
-          <w:color w:val="6B6B6B"/>
-          <w:sz w:val="19"/>
-        </w:rPr>
-        <w:t xml:space="preserve">    1 min</w:t>
-      </w:r>
-    </w:p>
-    <w:p>
-      <w:pPr>
-        <w:spacing w:before="0" w:after="60"/>
-        <w:ind w:left="360" w:hanging="220"/>
-      </w:pPr>
-      <w:r>
-        <w:rPr>
-          <w:rFonts w:ascii="FreeSerif" w:hAnsi="FreeSerif" w:eastAsia="FreeSerif"/>
-          <w:b w:val="0"/>
-          <w:i w:val="0"/>
-          <w:color w:val="1A1A1A"/>
-          <w:sz w:val="16"/>
-        </w:rPr>
-        <w:t xml:space="preserve">●  </w:t>
-      </w:r>
-      <w:r>
-        <w:rPr>
-          <w:b w:val="0"/>
-          <w:i w:val="0"/>
-          <w:color w:val="1A1A1A"/>
           <w:sz w:val="21"/>
         </w:rPr>
-        <w:t>SPOKEN ONLY. Same regrouping as yesterday: coefficients, x's, y's. Ask what −3 + 5 is and what 2 + (−4) is before anyone writes — the whole example is integer addition.</w:t>
-      </w:r>
-    </w:p>
-    <w:p>
-      <w:pPr>
-        <w:keepNext/>
-        <w:spacing w:before="200" w:after="60"/>
-      </w:pPr>
-      <w:r>
-        <w:rPr>
-          <w:b/>
-          <w:i w:val="0"/>
-          <w:color w:val="1A1A1A"/>
-          <w:sz w:val="23"/>
-        </w:rPr>
-        <w:t>Slide 8.  Example 1 — Worked.</w:t>
-      </w:r>
-      <w:r>
-        <w:rPr>
-          <w:b w:val="0"/>
-          <w:i/>
-          <w:color w:val="6B6B6B"/>
-          <w:sz w:val="19"/>
-        </w:rPr>
-        <w:t xml:space="preserve">    2 min</w:t>
-      </w:r>
-    </w:p>
-    <w:p>
-      <w:pPr>
-        <w:spacing w:before="0" w:after="60"/>
-        <w:ind w:left="360" w:hanging="220"/>
-      </w:pPr>
-      <w:r>
-        <w:rPr>
-          <w:rFonts w:ascii="FreeSerif" w:hAnsi="FreeSerif" w:eastAsia="FreeSerif"/>
-          <w:b w:val="0"/>
-          <w:i w:val="0"/>
-          <w:color w:val="1A1A1A"/>
-          <w:sz w:val="16"/>
-        </w:rPr>
-        <w:t xml:space="preserve">●  </w:t>
+        <w:t xml:space="preserve">Example 1 — Worked..  </w:t>
       </w:r>
       <w:r>
         <w:rPr>
@@ -3818,161 +2009,31 @@
           <w:color w:val="1A1A1A"/>
           <w:sz w:val="21"/>
         </w:rPr>
-        <w:t xml:space="preserve"> down. A board with 12x</w:t>
-      </w:r>
-      <w:r>
-        <w:rPr>
-          <w:b w:val="0"/>
-          <w:i w:val="0"/>
-          <w:color w:val="1A1A1A"/>
-          <w:sz w:val="21"/>
-          <w:vertAlign w:val="superscript"/>
-        </w:rPr>
-        <w:t>2</w:t>
-      </w:r>
-      <w:r>
-        <w:rPr>
-          <w:b w:val="0"/>
-          <w:i w:val="0"/>
-          <w:color w:val="1A1A1A"/>
-          <w:sz w:val="21"/>
-        </w:rPr>
-        <w:t>y</w:t>
-      </w:r>
-      <w:r>
-        <w:rPr>
-          <w:b w:val="0"/>
-          <w:i w:val="0"/>
-          <w:color w:val="1A1A1A"/>
-          <w:sz w:val="21"/>
-          <w:vertAlign w:val="superscript"/>
-        </w:rPr>
-        <w:t>-2</w:t>
-      </w:r>
-      <w:r>
-        <w:rPr>
-          <w:b w:val="0"/>
-          <w:i w:val="0"/>
-          <w:color w:val="1A1A1A"/>
-          <w:sz w:val="21"/>
-        </w:rPr>
-        <w:t xml:space="preserve"> stopped one step early; a board with 12x</w:t>
-      </w:r>
-      <w:r>
-        <w:rPr>
-          <w:b w:val="0"/>
-          <w:i w:val="0"/>
-          <w:color w:val="1A1A1A"/>
-          <w:sz w:val="21"/>
-          <w:vertAlign w:val="superscript"/>
-        </w:rPr>
-        <w:t>-8</w:t>
-      </w:r>
-      <w:r>
-        <w:rPr>
-          <w:b w:val="0"/>
-          <w:i w:val="0"/>
-          <w:color w:val="1A1A1A"/>
-          <w:sz w:val="21"/>
-        </w:rPr>
-        <w:t>y</w:t>
-      </w:r>
-      <w:r>
-        <w:rPr>
-          <w:b w:val="0"/>
-          <w:i w:val="0"/>
-          <w:color w:val="1A1A1A"/>
-          <w:sz w:val="21"/>
-          <w:vertAlign w:val="superscript"/>
-        </w:rPr>
-        <w:t>6</w:t>
-      </w:r>
-      <w:r>
-        <w:rPr>
-          <w:b w:val="0"/>
-          <w:i w:val="0"/>
-          <w:color w:val="1A1A1A"/>
-          <w:sz w:val="21"/>
-        </w:rPr>
-        <w:t xml:space="preserve"> subtracted where it should have added; a board with 1/(12x</w:t>
-      </w:r>
-      <w:r>
-        <w:rPr>
-          <w:b w:val="0"/>
-          <w:i w:val="0"/>
-          <w:color w:val="1A1A1A"/>
-          <w:sz w:val="21"/>
-          <w:vertAlign w:val="superscript"/>
-        </w:rPr>
-        <w:t>2</w:t>
-      </w:r>
-      <w:r>
-        <w:rPr>
-          <w:b w:val="0"/>
-          <w:i w:val="0"/>
-          <w:color w:val="1A1A1A"/>
-          <w:sz w:val="21"/>
-        </w:rPr>
-        <w:t>y</w:t>
-      </w:r>
-      <w:r>
-        <w:rPr>
-          <w:b w:val="0"/>
-          <w:i w:val="0"/>
-          <w:color w:val="1A1A1A"/>
-          <w:sz w:val="21"/>
-          <w:vertAlign w:val="superscript"/>
-        </w:rPr>
-        <w:t>2</w:t>
-      </w:r>
-      <w:r>
-        <w:rPr>
-          <w:b w:val="0"/>
-          <w:i w:val="0"/>
-          <w:color w:val="1A1A1A"/>
-          <w:sz w:val="21"/>
-        </w:rPr>
-        <w:t>) moved the coefficient too.</w:t>
+        <w:t xml:space="preserve"> down.</w:t>
       </w:r>
     </w:p>
     <w:p>
       <w:pPr>
-        <w:keepNext/>
-        <w:spacing w:before="200" w:after="60"/>
+        <w:spacing w:before="20" w:after="60"/>
+        <w:ind w:left="470" w:hanging="470"/>
       </w:pPr>
       <w:r>
         <w:rPr>
           <w:b/>
           <w:i w:val="0"/>
           <w:color w:val="1A1A1A"/>
-          <w:sz w:val="23"/>
+          <w:sz w:val="21"/>
         </w:rPr>
-        <w:t>Slide 9.  Your Turn — Same steps, your numbers. Boards up when done.</w:t>
+        <w:t xml:space="preserve">9.  </w:t>
       </w:r>
       <w:r>
         <w:rPr>
-          <w:b w:val="0"/>
-          <w:i/>
-          <w:color w:val="6B6B6B"/>
-          <w:sz w:val="19"/>
-        </w:rPr>
-        <w:t xml:space="preserve">    2 min</w:t>
-      </w:r>
-    </w:p>
-    <w:p>
-      <w:pPr>
-        <w:spacing w:before="0" w:after="60"/>
-        <w:ind w:left="360" w:hanging="220"/>
-      </w:pPr>
-      <w:r>
-        <w:rPr>
-          <w:rFonts w:ascii="FreeSerif" w:hAnsi="FreeSerif" w:eastAsia="FreeSerif"/>
-          <w:b w:val="0"/>
+          <w:b/>
           <w:i w:val="0"/>
           <w:color w:val="1A1A1A"/>
-          <w:sz w:val="16"/>
+          <w:sz w:val="21"/>
         </w:rPr>
-        <w:t xml:space="preserve">●  </w:t>
+        <w:t xml:space="preserve">Your Turn — Same steps, your numbers. Boards up when done..  </w:t>
       </w:r>
       <w:r>
         <w:rPr>
@@ -4057,85 +2118,31 @@
           <w:color w:val="1A1A1A"/>
           <w:sz w:val="21"/>
         </w:rPr>
-        <w:t>). 4a</w:t>
-      </w:r>
-      <w:r>
-        <w:rPr>
-          <w:b w:val="0"/>
-          <w:i w:val="0"/>
-          <w:color w:val="1A1A1A"/>
-          <w:sz w:val="21"/>
-          <w:vertAlign w:val="superscript"/>
-        </w:rPr>
-        <w:t>3</w:t>
-      </w:r>
-      <w:r>
-        <w:rPr>
-          <w:b w:val="0"/>
-          <w:i w:val="0"/>
-          <w:color w:val="1A1A1A"/>
-          <w:sz w:val="21"/>
-        </w:rPr>
-        <w:t>/b</w:t>
-      </w:r>
-      <w:r>
-        <w:rPr>
-          <w:b w:val="0"/>
-          <w:i w:val="0"/>
-          <w:color w:val="1A1A1A"/>
-          <w:sz w:val="21"/>
-          <w:vertAlign w:val="superscript"/>
-        </w:rPr>
-        <w:t>2</w:t>
-      </w:r>
-      <w:r>
-        <w:rPr>
-          <w:b w:val="0"/>
-          <w:i w:val="0"/>
-          <w:color w:val="1A1A1A"/>
-          <w:sz w:val="21"/>
-        </w:rPr>
-        <w:t xml:space="preserve"> is right.</w:t>
+        <w:t>).</w:t>
       </w:r>
     </w:p>
     <w:p>
       <w:pPr>
-        <w:keepNext/>
-        <w:spacing w:before="200" w:after="60"/>
+        <w:spacing w:before="20" w:after="60"/>
+        <w:ind w:left="470" w:hanging="470"/>
       </w:pPr>
       <w:r>
         <w:rPr>
           <w:b/>
           <w:i w:val="0"/>
           <w:color w:val="1A1A1A"/>
-          <w:sz w:val="23"/>
+          <w:sz w:val="21"/>
         </w:rPr>
-        <w:t>Slide 10.  Your Turn — Answer.</w:t>
+        <w:t xml:space="preserve">10.  </w:t>
       </w:r>
       <w:r>
         <w:rPr>
-          <w:b w:val="0"/>
-          <w:i/>
-          <w:color w:val="6B6B6B"/>
-          <w:sz w:val="19"/>
-        </w:rPr>
-        <w:t xml:space="preserve">    1 min</w:t>
-      </w:r>
-    </w:p>
-    <w:p>
-      <w:pPr>
-        <w:spacing w:before="0" w:after="60"/>
-        <w:ind w:left="360" w:hanging="220"/>
-      </w:pPr>
-      <w:r>
-        <w:rPr>
-          <w:rFonts w:ascii="FreeSerif" w:hAnsi="FreeSerif" w:eastAsia="FreeSerif"/>
-          <w:b w:val="0"/>
+          <w:b/>
           <w:i w:val="0"/>
           <w:color w:val="1A1A1A"/>
-          <w:sz w:val="16"/>
+          <w:sz w:val="21"/>
         </w:rPr>
-        <w:t xml:space="preserve">●  </w:t>
+        <w:t xml:space="preserve">Your Turn — Answer..  </w:t>
       </w:r>
       <w:r>
         <w:rPr>
@@ -4149,42 +2156,26 @@
     </w:p>
     <w:p>
       <w:pPr>
-        <w:keepNext/>
-        <w:spacing w:before="200" w:after="60"/>
+        <w:spacing w:before="20" w:after="60"/>
+        <w:ind w:left="470" w:hanging="470"/>
       </w:pPr>
       <w:r>
         <w:rPr>
           <w:b/>
           <w:i w:val="0"/>
           <w:color w:val="1A1A1A"/>
-          <w:sz w:val="23"/>
+          <w:sz w:val="21"/>
         </w:rPr>
-        <w:t>Slide 11.  Example 2 — Several laws in one expression — the state guide's item.</w:t>
+        <w:t xml:space="preserve">11.  </w:t>
       </w:r>
       <w:r>
         <w:rPr>
-          <w:b w:val="0"/>
-          <w:i/>
-          <w:color w:val="6B6B6B"/>
-          <w:sz w:val="19"/>
-        </w:rPr>
-        <w:t xml:space="preserve">    1 min</w:t>
-      </w:r>
-    </w:p>
-    <w:p>
-      <w:pPr>
-        <w:spacing w:before="0" w:after="60"/>
-        <w:ind w:left="360" w:hanging="220"/>
-      </w:pPr>
-      <w:r>
-        <w:rPr>
-          <w:rFonts w:ascii="FreeSerif" w:hAnsi="FreeSerif" w:eastAsia="FreeSerif"/>
-          <w:b w:val="0"/>
+          <w:b/>
           <w:i w:val="0"/>
           <w:color w:val="1A1A1A"/>
-          <w:sz w:val="16"/>
+          <w:sz w:val="21"/>
         </w:rPr>
-        <w:t xml:space="preserve">●  </w:t>
+        <w:t xml:space="preserve">Example 2 — Several laws in one expression — the state guide's item..  </w:t>
       </w:r>
       <w:r>
         <w:rPr>
@@ -4193,47 +2184,31 @@
           <w:color w:val="1A1A1A"/>
           <w:sz w:val="21"/>
         </w:rPr>
-        <w:t>SPOKEN ONLY. Three laws: power of a quotient, power of a product (the 4 is raised), and the negative exponent. Ask which to do first (the outside exponent) and what happens to the 4.</w:t>
+        <w:t>SPOKEN ONLY.</w:t>
       </w:r>
     </w:p>
     <w:p>
       <w:pPr>
-        <w:keepNext/>
-        <w:spacing w:before="200" w:after="60"/>
+        <w:spacing w:before="20" w:after="60"/>
+        <w:ind w:left="470" w:hanging="470"/>
       </w:pPr>
       <w:r>
         <w:rPr>
           <w:b/>
           <w:i w:val="0"/>
           <w:color w:val="1A1A1A"/>
-          <w:sz w:val="23"/>
+          <w:sz w:val="21"/>
         </w:rPr>
-        <w:t>Slide 12.  Example 2 — Worked.</w:t>
+        <w:t xml:space="preserve">12.  </w:t>
       </w:r>
       <w:r>
         <w:rPr>
-          <w:b w:val="0"/>
-          <w:i/>
-          <w:color w:val="6B6B6B"/>
-          <w:sz w:val="19"/>
-        </w:rPr>
-        <w:t xml:space="preserve">    2 min</w:t>
-      </w:r>
-    </w:p>
-    <w:p>
-      <w:pPr>
-        <w:spacing w:before="0" w:after="60"/>
-        <w:ind w:left="360" w:hanging="220"/>
-      </w:pPr>
-      <w:r>
-        <w:rPr>
-          <w:rFonts w:ascii="FreeSerif" w:hAnsi="FreeSerif" w:eastAsia="FreeSerif"/>
-          <w:b w:val="0"/>
+          <w:b/>
           <w:i w:val="0"/>
           <w:color w:val="1A1A1A"/>
-          <w:sz w:val="16"/>
+          <w:sz w:val="21"/>
         </w:rPr>
-        <w:t xml:space="preserve">●  </w:t>
+        <w:t xml:space="preserve">Example 2 — Worked..  </w:t>
       </w:r>
       <w:r>
         <w:rPr>
@@ -4299,104 +2274,31 @@
           <w:color w:val="1A1A1A"/>
           <w:sz w:val="21"/>
         </w:rPr>
-        <w:t xml:space="preserve"> on the bottom. Then b</w:t>
-      </w:r>
-      <w:r>
-        <w:rPr>
-          <w:b w:val="0"/>
-          <w:i w:val="0"/>
-          <w:color w:val="1A1A1A"/>
-          <w:sz w:val="21"/>
-          <w:vertAlign w:val="superscript"/>
-        </w:rPr>
-        <w:t>-35</w:t>
-      </w:r>
-      <w:r>
-        <w:rPr>
-          <w:b w:val="0"/>
-          <w:i w:val="0"/>
-          <w:color w:val="1A1A1A"/>
-          <w:sz w:val="21"/>
-        </w:rPr>
-        <w:t xml:space="preserve"> moves up. The B1G-M's own description of the result: 'only two exponents, no negatives'. A board with 20 instead of 1,024 multiplied 4 by 5; a board with a</w:t>
-      </w:r>
-      <w:r>
-        <w:rPr>
-          <w:b w:val="0"/>
-          <w:i w:val="0"/>
-          <w:color w:val="1A1A1A"/>
-          <w:sz w:val="21"/>
-          <w:vertAlign w:val="superscript"/>
-        </w:rPr>
-        <w:t>15</w:t>
-      </w:r>
-      <w:r>
-        <w:rPr>
-          <w:b w:val="0"/>
-          <w:i w:val="0"/>
-          <w:color w:val="1A1A1A"/>
-          <w:sz w:val="21"/>
-        </w:rPr>
-        <w:t>/(1,024b</w:t>
-      </w:r>
-      <w:r>
-        <w:rPr>
-          <w:b w:val="0"/>
-          <w:i w:val="0"/>
-          <w:color w:val="1A1A1A"/>
-          <w:sz w:val="21"/>
-          <w:vertAlign w:val="superscript"/>
-        </w:rPr>
-        <w:t>35</w:t>
-      </w:r>
-      <w:r>
-        <w:rPr>
-          <w:b w:val="0"/>
-          <w:i w:val="0"/>
-          <w:color w:val="1A1A1A"/>
-          <w:sz w:val="21"/>
-        </w:rPr>
-        <w:t>) never moved the b.</w:t>
+        <w:t xml:space="preserve"> on the bottom.</w:t>
       </w:r>
     </w:p>
     <w:p>
       <w:pPr>
-        <w:keepNext/>
-        <w:spacing w:before="200" w:after="60"/>
+        <w:spacing w:before="20" w:after="60"/>
+        <w:ind w:left="470" w:hanging="470"/>
       </w:pPr>
       <w:r>
         <w:rPr>
           <w:b/>
           <w:i w:val="0"/>
           <w:color w:val="1A1A1A"/>
-          <w:sz w:val="23"/>
+          <w:sz w:val="21"/>
         </w:rPr>
-        <w:t>Slide 13.  Your Turn — Same steps, your numbers. Boards up when done.</w:t>
+        <w:t xml:space="preserve">13.  </w:t>
       </w:r>
       <w:r>
         <w:rPr>
-          <w:b w:val="0"/>
-          <w:i/>
-          <w:color w:val="6B6B6B"/>
-          <w:sz w:val="19"/>
-        </w:rPr>
-        <w:t xml:space="preserve">    2 min</w:t>
-      </w:r>
-    </w:p>
-    <w:p>
-      <w:pPr>
-        <w:spacing w:before="0" w:after="60"/>
-        <w:ind w:left="360" w:hanging="220"/>
-      </w:pPr>
-      <w:r>
-        <w:rPr>
-          <w:rFonts w:ascii="FreeSerif" w:hAnsi="FreeSerif" w:eastAsia="FreeSerif"/>
-          <w:b w:val="0"/>
+          <w:b/>
           <w:i w:val="0"/>
           <w:color w:val="1A1A1A"/>
-          <w:sz w:val="16"/>
+          <w:sz w:val="21"/>
         </w:rPr>
-        <w:t xml:space="preserve">●  </w:t>
+        <w:t xml:space="preserve">Your Turn — Same steps, your numbers. Boards up when done..  </w:t>
       </w:r>
       <w:r>
         <w:rPr>
@@ -4481,85 +2383,31 @@
           <w:color w:val="1A1A1A"/>
           <w:sz w:val="21"/>
         </w:rPr>
-        <w:t>)). x</w:t>
-      </w:r>
-      <w:r>
-        <w:rPr>
-          <w:b w:val="0"/>
-          <w:i w:val="0"/>
-          <w:color w:val="1A1A1A"/>
-          <w:sz w:val="21"/>
-          <w:vertAlign w:val="superscript"/>
-        </w:rPr>
-        <w:t>6</w:t>
-      </w:r>
-      <w:r>
-        <w:rPr>
-          <w:b w:val="0"/>
-          <w:i w:val="0"/>
-          <w:color w:val="1A1A1A"/>
-          <w:sz w:val="21"/>
-        </w:rPr>
-        <w:t>y</w:t>
-      </w:r>
-      <w:r>
-        <w:rPr>
-          <w:b w:val="0"/>
-          <w:i w:val="0"/>
-          <w:color w:val="1A1A1A"/>
-          <w:sz w:val="21"/>
-          <w:vertAlign w:val="superscript"/>
-        </w:rPr>
-        <w:t>6</w:t>
-      </w:r>
-      <w:r>
-        <w:rPr>
-          <w:b w:val="0"/>
-          <w:i w:val="0"/>
-          <w:color w:val="1A1A1A"/>
-          <w:sz w:val="21"/>
-        </w:rPr>
-        <w:t>/27 is right.</w:t>
+        <w:t>)).</w:t>
       </w:r>
     </w:p>
     <w:p>
       <w:pPr>
-        <w:keepNext/>
-        <w:spacing w:before="200" w:after="60"/>
+        <w:spacing w:before="20" w:after="60"/>
+        <w:ind w:left="470" w:hanging="470"/>
       </w:pPr>
       <w:r>
         <w:rPr>
           <w:b/>
           <w:i w:val="0"/>
           <w:color w:val="1A1A1A"/>
-          <w:sz w:val="23"/>
+          <w:sz w:val="21"/>
         </w:rPr>
-        <w:t>Slide 14.  Your Turn — Answer.</w:t>
+        <w:t xml:space="preserve">14.  </w:t>
       </w:r>
       <w:r>
         <w:rPr>
-          <w:b w:val="0"/>
-          <w:i/>
-          <w:color w:val="6B6B6B"/>
-          <w:sz w:val="19"/>
-        </w:rPr>
-        <w:t xml:space="preserve">    1 min</w:t>
-      </w:r>
-    </w:p>
-    <w:p>
-      <w:pPr>
-        <w:spacing w:before="0" w:after="60"/>
-        <w:ind w:left="360" w:hanging="220"/>
-      </w:pPr>
-      <w:r>
-        <w:rPr>
-          <w:rFonts w:ascii="FreeSerif" w:hAnsi="FreeSerif" w:eastAsia="FreeSerif"/>
-          <w:b w:val="0"/>
+          <w:b/>
           <w:i w:val="0"/>
           <w:color w:val="1A1A1A"/>
-          <w:sz w:val="16"/>
+          <w:sz w:val="21"/>
         </w:rPr>
-        <w:t xml:space="preserve">●  </w:t>
+        <w:t xml:space="preserve">Your Turn — Answer..  </w:t>
       </w:r>
       <w:r>
         <w:rPr>
@@ -4573,3018 +2421,8 @@
     </w:p>
     <w:p>
       <w:pPr>
-        <w:keepNext/>
-        <w:spacing w:before="200" w:after="60"/>
-      </w:pPr>
-      <w:r>
-        <w:rPr>
-          <w:b/>
-          <w:i w:val="0"/>
-          <w:color w:val="1A1A1A"/>
-          <w:sz w:val="23"/>
-        </w:rPr>
-        <w:t>Slide 15.  Whiteboards   ·   Question 1 of 9</w:t>
-      </w:r>
-      <w:r>
-        <w:rPr>
-          <w:b w:val="0"/>
-          <w:i/>
-          <w:color w:val="6B6B6B"/>
-          <w:sz w:val="19"/>
-        </w:rPr>
-        <w:t xml:space="preserve">    19 min for the round</w:t>
-      </w:r>
-    </w:p>
-    <w:p>
-      <w:pPr>
-        <w:spacing w:before="0" w:after="60"/>
-        <w:ind w:left="360" w:hanging="220"/>
-      </w:pPr>
-      <w:r>
-        <w:rPr>
-          <w:rFonts w:ascii="FreeSerif" w:hAnsi="FreeSerif" w:eastAsia="FreeSerif"/>
-          <w:b w:val="0"/>
-          <w:i w:val="0"/>
-          <w:color w:val="1A1A1A"/>
-          <w:sz w:val="16"/>
-        </w:rPr>
-        <w:t xml:space="preserve">●  </w:t>
-      </w:r>
-      <w:r>
-        <w:rPr>
-          <w:b w:val="0"/>
-          <w:i w:val="0"/>
-          <w:color w:val="1A1A1A"/>
-          <w:sz w:val="21"/>
-        </w:rPr>
-        <w:t>The law, plain, with a letter. A board with −x</w:t>
-      </w:r>
-      <w:r>
-        <w:rPr>
-          <w:b w:val="0"/>
-          <w:i w:val="0"/>
-          <w:color w:val="1A1A1A"/>
-          <w:sz w:val="21"/>
-          <w:vertAlign w:val="superscript"/>
-        </w:rPr>
-        <w:t>4</w:t>
-      </w:r>
-      <w:r>
-        <w:rPr>
-          <w:b w:val="0"/>
-          <w:i w:val="0"/>
-          <w:color w:val="1A1A1A"/>
-          <w:sz w:val="21"/>
-        </w:rPr>
-        <w:t xml:space="preserve"> made the exponent's sign the sign of the expression; a board with −4x multiplied.</w:t>
-      </w:r>
-    </w:p>
-    <w:p>
-      <w:pPr>
-        <w:keepNext/>
-        <w:spacing w:before="200" w:after="60"/>
-      </w:pPr>
-      <w:r>
-        <w:rPr>
-          <w:b/>
-          <w:i w:val="0"/>
-          <w:color w:val="1A1A1A"/>
-          <w:sz w:val="23"/>
-        </w:rPr>
-        <w:t>Slide 16.  Whiteboards   ·   Question 1 of 9</w:t>
-      </w:r>
-    </w:p>
-    <w:p>
-      <w:pPr>
-        <w:spacing w:before="0" w:after="60"/>
-        <w:ind w:left="360" w:hanging="220"/>
-      </w:pPr>
-      <w:r>
-        <w:rPr>
-          <w:rFonts w:ascii="FreeSerif" w:hAnsi="FreeSerif" w:eastAsia="FreeSerif"/>
-          <w:b w:val="0"/>
-          <w:i w:val="0"/>
-          <w:color w:val="1A1A1A"/>
-          <w:sz w:val="16"/>
-        </w:rPr>
-        <w:t xml:space="preserve">●  </w:t>
-      </w:r>
-      <w:r>
-        <w:rPr>
-          <w:b w:val="0"/>
-          <w:i w:val="0"/>
-          <w:color w:val="1A1A1A"/>
-          <w:sz w:val="21"/>
-        </w:rPr>
-        <w:t>Reveal. Scan the back row first; question the blank boards before the wrong ones.</w:t>
-      </w:r>
-    </w:p>
-    <w:p>
-      <w:pPr>
-        <w:keepNext/>
-        <w:spacing w:before="200" w:after="60"/>
-      </w:pPr>
-      <w:r>
-        <w:rPr>
-          <w:b/>
-          <w:i w:val="0"/>
-          <w:color w:val="1A1A1A"/>
-          <w:sz w:val="23"/>
-        </w:rPr>
-        <w:t>Slide 17.  Whiteboards   ·   Question 2 of 9</w:t>
-      </w:r>
-    </w:p>
-    <w:p>
-      <w:pPr>
-        <w:spacing w:before="0" w:after="60"/>
-        <w:ind w:left="360" w:hanging="220"/>
-      </w:pPr>
-      <w:r>
-        <w:rPr>
-          <w:rFonts w:ascii="FreeSerif" w:hAnsi="FreeSerif" w:eastAsia="FreeSerif"/>
-          <w:b w:val="0"/>
-          <w:i w:val="0"/>
-          <w:color w:val="1A1A1A"/>
-          <w:sz w:val="16"/>
-        </w:rPr>
-        <w:t xml:space="preserve">●  </w:t>
-      </w:r>
-      <w:r>
-        <w:rPr>
-          <w:b w:val="0"/>
-          <w:i w:val="0"/>
-          <w:color w:val="1A1A1A"/>
-          <w:sz w:val="21"/>
-        </w:rPr>
-        <w:t>The second form. A board with 1/y</w:t>
-      </w:r>
-      <w:r>
-        <w:rPr>
-          <w:b w:val="0"/>
-          <w:i w:val="0"/>
-          <w:color w:val="1A1A1A"/>
-          <w:sz w:val="21"/>
-          <w:vertAlign w:val="superscript"/>
-        </w:rPr>
-        <w:t>5</w:t>
-      </w:r>
-      <w:r>
-        <w:rPr>
-          <w:b w:val="0"/>
-          <w:i w:val="0"/>
-          <w:color w:val="1A1A1A"/>
-          <w:sz w:val="21"/>
-        </w:rPr>
-        <w:t xml:space="preserve"> made the exponent positive without moving the power.</w:t>
-      </w:r>
-    </w:p>
-    <w:p>
-      <w:pPr>
-        <w:keepNext/>
-        <w:spacing w:before="200" w:after="60"/>
-      </w:pPr>
-      <w:r>
-        <w:rPr>
-          <w:b/>
-          <w:i w:val="0"/>
-          <w:color w:val="1A1A1A"/>
-          <w:sz w:val="23"/>
-        </w:rPr>
-        <w:t>Slide 18.  Whiteboards   ·   Question 2 of 9</w:t>
-      </w:r>
-    </w:p>
-    <w:p>
-      <w:pPr>
-        <w:spacing w:before="0" w:after="60"/>
-        <w:ind w:left="360" w:hanging="220"/>
-      </w:pPr>
-      <w:r>
-        <w:rPr>
-          <w:rFonts w:ascii="FreeSerif" w:hAnsi="FreeSerif" w:eastAsia="FreeSerif"/>
-          <w:b w:val="0"/>
-          <w:i w:val="0"/>
-          <w:color w:val="1A1A1A"/>
-          <w:sz w:val="16"/>
-        </w:rPr>
-        <w:t xml:space="preserve">●  </w:t>
-      </w:r>
-      <w:r>
-        <w:rPr>
-          <w:b w:val="0"/>
-          <w:i w:val="0"/>
-          <w:color w:val="1A1A1A"/>
-          <w:sz w:val="21"/>
-        </w:rPr>
-        <w:t>Reveal. Scan the back row first; question the blank boards before the wrong ones.</w:t>
-      </w:r>
-    </w:p>
-    <w:p>
-      <w:pPr>
-        <w:keepNext/>
-        <w:spacing w:before="200" w:after="60"/>
-      </w:pPr>
-      <w:r>
-        <w:rPr>
-          <w:b/>
-          <w:i w:val="0"/>
-          <w:color w:val="1A1A1A"/>
-          <w:sz w:val="23"/>
-        </w:rPr>
-        <w:t>Slide 19.  Whiteboards   ·   Question 3 of 9</w:t>
-      </w:r>
-    </w:p>
-    <w:p>
-      <w:pPr>
-        <w:spacing w:before="0" w:after="60"/>
-        <w:ind w:left="360" w:hanging="220"/>
-      </w:pPr>
-      <w:r>
-        <w:rPr>
-          <w:rFonts w:ascii="FreeSerif" w:hAnsi="FreeSerif" w:eastAsia="FreeSerif"/>
-          <w:b w:val="0"/>
-          <w:i w:val="0"/>
-          <w:color w:val="1A1A1A"/>
-          <w:sz w:val="16"/>
-        </w:rPr>
-        <w:t xml:space="preserve">●  </w:t>
-      </w:r>
-      <w:r>
-        <w:rPr>
-          <w:b w:val="0"/>
-          <w:i w:val="0"/>
-          <w:color w:val="1A1A1A"/>
-          <w:sz w:val="21"/>
-        </w:rPr>
-        <w:t>The coefficient stays. A board with 1/(3x</w:t>
-      </w:r>
-      <w:r>
-        <w:rPr>
-          <w:b w:val="0"/>
-          <w:i w:val="0"/>
-          <w:color w:val="1A1A1A"/>
-          <w:sz w:val="21"/>
-          <w:vertAlign w:val="superscript"/>
-        </w:rPr>
-        <w:t>2</w:t>
-      </w:r>
-      <w:r>
-        <w:rPr>
-          <w:b w:val="0"/>
-          <w:i w:val="0"/>
-          <w:color w:val="1A1A1A"/>
-          <w:sz w:val="21"/>
-        </w:rPr>
-        <w:t>) moved the 3 as well — today's leading error, and the one to name at the board.</w:t>
-      </w:r>
-    </w:p>
-    <w:p>
-      <w:pPr>
-        <w:keepNext/>
-        <w:spacing w:before="200" w:after="60"/>
-      </w:pPr>
-      <w:r>
-        <w:rPr>
-          <w:b/>
-          <w:i w:val="0"/>
-          <w:color w:val="1A1A1A"/>
-          <w:sz w:val="23"/>
-        </w:rPr>
-        <w:t>Slide 20.  Whiteboards   ·   Question 3 of 9</w:t>
-      </w:r>
-    </w:p>
-    <w:p>
-      <w:pPr>
-        <w:spacing w:before="0" w:after="60"/>
-        <w:ind w:left="360" w:hanging="220"/>
-      </w:pPr>
-      <w:r>
-        <w:rPr>
-          <w:rFonts w:ascii="FreeSerif" w:hAnsi="FreeSerif" w:eastAsia="FreeSerif"/>
-          <w:b w:val="0"/>
-          <w:i w:val="0"/>
-          <w:color w:val="1A1A1A"/>
-          <w:sz w:val="16"/>
-        </w:rPr>
-        <w:t xml:space="preserve">●  </w:t>
-      </w:r>
-      <w:r>
-        <w:rPr>
-          <w:b w:val="0"/>
-          <w:i w:val="0"/>
-          <w:color w:val="1A1A1A"/>
-          <w:sz w:val="21"/>
-        </w:rPr>
-        <w:t>Reveal. Scan the back row first; question the blank boards before the wrong ones.</w:t>
-      </w:r>
-    </w:p>
-    <w:p>
-      <w:pPr>
-        <w:keepNext/>
-        <w:spacing w:before="200" w:after="60"/>
-      </w:pPr>
-      <w:r>
-        <w:rPr>
-          <w:b/>
-          <w:i w:val="0"/>
-          <w:color w:val="1A1A1A"/>
-          <w:sz w:val="23"/>
-        </w:rPr>
-        <w:t>Slide 21.  Whiteboards   ·   Question 4 of 9</w:t>
-      </w:r>
-    </w:p>
-    <w:p>
-      <w:pPr>
-        <w:spacing w:before="0" w:after="60"/>
-        <w:ind w:left="360" w:hanging="220"/>
-      </w:pPr>
-      <w:r>
-        <w:rPr>
-          <w:rFonts w:ascii="FreeSerif" w:hAnsi="FreeSerif" w:eastAsia="FreeSerif"/>
-          <w:b w:val="0"/>
-          <w:i w:val="0"/>
-          <w:color w:val="1A1A1A"/>
-          <w:sz w:val="16"/>
-        </w:rPr>
-        <w:t xml:space="preserve">●  </w:t>
-      </w:r>
-      <w:r>
-        <w:rPr>
-          <w:b w:val="0"/>
-          <w:i w:val="0"/>
-          <w:color w:val="1A1A1A"/>
-          <w:sz w:val="21"/>
-        </w:rPr>
-        <w:t>The state guide's own item. A board with 1/(yz)</w:t>
-      </w:r>
-      <w:r>
-        <w:rPr>
-          <w:b w:val="0"/>
-          <w:i w:val="0"/>
-          <w:color w:val="1A1A1A"/>
-          <w:sz w:val="21"/>
-          <w:vertAlign w:val="superscript"/>
-        </w:rPr>
-        <w:t>7</w:t>
-      </w:r>
-      <w:r>
-        <w:rPr>
-          <w:b w:val="0"/>
-          <w:i w:val="0"/>
-          <w:color w:val="1A1A1A"/>
-          <w:sz w:val="21"/>
-        </w:rPr>
-        <w:t xml:space="preserve"> or 1/(yz</w:t>
-      </w:r>
-      <w:r>
-        <w:rPr>
-          <w:b w:val="0"/>
-          <w:i w:val="0"/>
-          <w:color w:val="1A1A1A"/>
-          <w:sz w:val="21"/>
-          <w:vertAlign w:val="superscript"/>
-        </w:rPr>
-        <w:t>7</w:t>
-      </w:r>
-      <w:r>
-        <w:rPr>
-          <w:b w:val="0"/>
-          <w:i w:val="0"/>
-          <w:color w:val="1A1A1A"/>
-          <w:sz w:val="21"/>
-        </w:rPr>
-        <w:t>) combined unlike bases.</w:t>
-      </w:r>
-    </w:p>
-    <w:p>
-      <w:pPr>
-        <w:keepNext/>
-        <w:spacing w:before="200" w:after="60"/>
-      </w:pPr>
-      <w:r>
-        <w:rPr>
-          <w:b/>
-          <w:i w:val="0"/>
-          <w:color w:val="1A1A1A"/>
-          <w:sz w:val="23"/>
-        </w:rPr>
-        <w:t>Slide 22.  Whiteboards   ·   Question 4 of 9</w:t>
-      </w:r>
-    </w:p>
-    <w:p>
-      <w:pPr>
-        <w:spacing w:before="0" w:after="60"/>
-        <w:ind w:left="360" w:hanging="220"/>
-      </w:pPr>
-      <w:r>
-        <w:rPr>
-          <w:rFonts w:ascii="FreeSerif" w:hAnsi="FreeSerif" w:eastAsia="FreeSerif"/>
-          <w:b w:val="0"/>
-          <w:i w:val="0"/>
-          <w:color w:val="1A1A1A"/>
-          <w:sz w:val="16"/>
-        </w:rPr>
-        <w:t xml:space="preserve">●  </w:t>
-      </w:r>
-      <w:r>
-        <w:rPr>
-          <w:b w:val="0"/>
-          <w:i w:val="0"/>
-          <w:color w:val="1A1A1A"/>
-          <w:sz w:val="21"/>
-        </w:rPr>
-        <w:t>Reveal. Scan the back row first; question the blank boards before the wrong ones.</w:t>
-      </w:r>
-    </w:p>
-    <w:p>
-      <w:pPr>
-        <w:keepNext/>
-        <w:spacing w:before="200" w:after="60"/>
-      </w:pPr>
-      <w:r>
-        <w:rPr>
-          <w:b/>
-          <w:i w:val="0"/>
-          <w:color w:val="1A1A1A"/>
-          <w:sz w:val="23"/>
-        </w:rPr>
-        <w:t>Slide 23.  Whiteboards   ·   Question 5 of 9</w:t>
-      </w:r>
-    </w:p>
-    <w:p>
-      <w:pPr>
-        <w:spacing w:before="0" w:after="60"/>
-        <w:ind w:left="360" w:hanging="220"/>
-      </w:pPr>
-      <w:r>
-        <w:rPr>
-          <w:rFonts w:ascii="FreeSerif" w:hAnsi="FreeSerif" w:eastAsia="FreeSerif"/>
-          <w:b w:val="0"/>
-          <w:i w:val="0"/>
-          <w:color w:val="1A1A1A"/>
-          <w:sz w:val="16"/>
-        </w:rPr>
-        <w:t xml:space="preserve">●  </w:t>
-      </w:r>
-      <w:r>
-        <w:rPr>
-          <w:b w:val="0"/>
-          <w:i w:val="0"/>
-          <w:color w:val="1A1A1A"/>
-          <w:sz w:val="21"/>
-        </w:rPr>
-        <w:t>Diagnostic. D is the board that says Notes I did not land — go back to the table and divide 1 by x twice, out loud.</w:t>
-      </w:r>
-    </w:p>
-    <w:p>
-      <w:pPr>
-        <w:keepNext/>
-        <w:spacing w:before="200" w:after="60"/>
-      </w:pPr>
-      <w:r>
-        <w:rPr>
-          <w:b/>
-          <w:i w:val="0"/>
-          <w:color w:val="1A1A1A"/>
-          <w:sz w:val="23"/>
-        </w:rPr>
-        <w:t>Slide 24.  Whiteboards   ·   Question 5 of 9</w:t>
-      </w:r>
-    </w:p>
-    <w:p>
-      <w:pPr>
-        <w:spacing w:before="0" w:after="60"/>
-        <w:ind w:left="360" w:hanging="220"/>
-      </w:pPr>
-      <w:r>
-        <w:rPr>
-          <w:rFonts w:ascii="FreeSerif" w:hAnsi="FreeSerif" w:eastAsia="FreeSerif"/>
-          <w:b w:val="0"/>
-          <w:i w:val="0"/>
-          <w:color w:val="1A1A1A"/>
-          <w:sz w:val="16"/>
-        </w:rPr>
-        <w:t xml:space="preserve">●  </w:t>
-      </w:r>
-      <w:r>
-        <w:rPr>
-          <w:b w:val="0"/>
-          <w:i w:val="0"/>
-          <w:color w:val="1A1A1A"/>
-          <w:sz w:val="21"/>
-        </w:rPr>
-        <w:t>Reveal. Scan the back row first; question the blank boards before the wrong ones.</w:t>
-      </w:r>
-    </w:p>
-    <w:p>
-      <w:pPr>
-        <w:keepNext/>
-        <w:spacing w:before="200" w:after="60"/>
-      </w:pPr>
-      <w:r>
-        <w:rPr>
-          <w:b/>
-          <w:i w:val="0"/>
-          <w:color w:val="1A1A1A"/>
-          <w:sz w:val="23"/>
-        </w:rPr>
-        <w:t>Slide 25.  Whiteboards   ·   Question 6 of 9</w:t>
-      </w:r>
-    </w:p>
-    <w:p>
-      <w:pPr>
-        <w:spacing w:before="0" w:after="60"/>
-        <w:ind w:left="360" w:hanging="220"/>
-      </w:pPr>
-      <w:r>
-        <w:rPr>
-          <w:rFonts w:ascii="FreeSerif" w:hAnsi="FreeSerif" w:eastAsia="FreeSerif"/>
-          <w:b w:val="0"/>
-          <w:i w:val="0"/>
-          <w:color w:val="1A1A1A"/>
-          <w:sz w:val="16"/>
-        </w:rPr>
-        <w:t xml:space="preserve">●  </w:t>
-      </w:r>
-      <w:r>
-        <w:rPr>
-          <w:b w:val="0"/>
-          <w:i w:val="0"/>
-          <w:color w:val="1A1A1A"/>
-          <w:sz w:val="21"/>
-        </w:rPr>
-        <w:t>Diagnostic for two laws at once. B and D are the two coefficient errors; C is the exponent error.</w:t>
-      </w:r>
-    </w:p>
-    <w:p>
-      <w:pPr>
-        <w:keepNext/>
-        <w:spacing w:before="200" w:after="60"/>
-      </w:pPr>
-      <w:r>
-        <w:rPr>
-          <w:b/>
-          <w:i w:val="0"/>
-          <w:color w:val="1A1A1A"/>
-          <w:sz w:val="23"/>
-        </w:rPr>
-        <w:t>Slide 26.  Whiteboards   ·   Question 6 of 9</w:t>
-      </w:r>
-    </w:p>
-    <w:p>
-      <w:pPr>
-        <w:spacing w:before="0" w:after="60"/>
-        <w:ind w:left="360" w:hanging="220"/>
-      </w:pPr>
-      <w:r>
-        <w:rPr>
-          <w:rFonts w:ascii="FreeSerif" w:hAnsi="FreeSerif" w:eastAsia="FreeSerif"/>
-          <w:b w:val="0"/>
-          <w:i w:val="0"/>
-          <w:color w:val="1A1A1A"/>
-          <w:sz w:val="16"/>
-        </w:rPr>
-        <w:t xml:space="preserve">●  </w:t>
-      </w:r>
-      <w:r>
-        <w:rPr>
-          <w:b w:val="0"/>
-          <w:i w:val="0"/>
-          <w:color w:val="1A1A1A"/>
-          <w:sz w:val="21"/>
-        </w:rPr>
-        <w:t>Reveal. Scan the back row first; question the blank boards before the wrong ones.</w:t>
-      </w:r>
-    </w:p>
-    <w:p>
-      <w:pPr>
-        <w:keepNext/>
-        <w:spacing w:before="200" w:after="60"/>
-      </w:pPr>
-      <w:r>
-        <w:rPr>
-          <w:b/>
-          <w:i w:val="0"/>
-          <w:color w:val="1A1A1A"/>
-          <w:sz w:val="23"/>
-        </w:rPr>
-        <w:t>Slide 27.  Whiteboards   ·   Question 7 of 9</w:t>
-      </w:r>
-    </w:p>
-    <w:p>
-      <w:pPr>
-        <w:spacing w:before="0" w:after="60"/>
-        <w:ind w:left="360" w:hanging="220"/>
-      </w:pPr>
-      <w:r>
-        <w:rPr>
-          <w:rFonts w:ascii="FreeSerif" w:hAnsi="FreeSerif" w:eastAsia="FreeSerif"/>
-          <w:b w:val="0"/>
-          <w:i w:val="0"/>
-          <w:color w:val="1A1A1A"/>
-          <w:sz w:val="16"/>
-        </w:rPr>
-        <w:t xml:space="preserve">●  </w:t>
-      </w:r>
-      <w:r>
-        <w:rPr>
-          <w:b w:val="0"/>
-          <w:i w:val="0"/>
-          <w:color w:val="1A1A1A"/>
-          <w:sz w:val="21"/>
-        </w:rPr>
-        <w:t>Subtraction landing below zero. A board with m</w:t>
-      </w:r>
-      <w:r>
-        <w:rPr>
-          <w:b w:val="0"/>
-          <w:i w:val="0"/>
-          <w:color w:val="1A1A1A"/>
-          <w:sz w:val="21"/>
-          <w:vertAlign w:val="superscript"/>
-        </w:rPr>
-        <w:t>4</w:t>
-      </w:r>
-      <w:r>
-        <w:rPr>
-          <w:b w:val="0"/>
-          <w:i w:val="0"/>
-          <w:color w:val="1A1A1A"/>
-          <w:sz w:val="21"/>
-        </w:rPr>
-        <w:t xml:space="preserve"> subtracted the wrong way; a board with m</w:t>
-      </w:r>
-      <w:r>
-        <w:rPr>
-          <w:b w:val="0"/>
-          <w:i w:val="0"/>
-          <w:color w:val="1A1A1A"/>
-          <w:sz w:val="21"/>
-          <w:vertAlign w:val="superscript"/>
-        </w:rPr>
-        <w:t>-4</w:t>
-      </w:r>
-      <w:r>
-        <w:rPr>
-          <w:b w:val="0"/>
-          <w:i w:val="0"/>
-          <w:color w:val="1A1A1A"/>
-          <w:sz w:val="21"/>
-        </w:rPr>
-        <w:t xml:space="preserve"> stopped one step early. Cancelling three m's from seven confirms the answer.</w:t>
-      </w:r>
-    </w:p>
-    <w:p>
-      <w:pPr>
-        <w:keepNext/>
-        <w:spacing w:before="200" w:after="60"/>
-      </w:pPr>
-      <w:r>
-        <w:rPr>
-          <w:b/>
-          <w:i w:val="0"/>
-          <w:color w:val="1A1A1A"/>
-          <w:sz w:val="23"/>
-        </w:rPr>
-        <w:t>Slide 28.  Whiteboards   ·   Question 7 of 9</w:t>
-      </w:r>
-    </w:p>
-    <w:p>
-      <w:pPr>
-        <w:spacing w:before="0" w:after="60"/>
-        <w:ind w:left="360" w:hanging="220"/>
-      </w:pPr>
-      <w:r>
-        <w:rPr>
-          <w:rFonts w:ascii="FreeSerif" w:hAnsi="FreeSerif" w:eastAsia="FreeSerif"/>
-          <w:b w:val="0"/>
-          <w:i w:val="0"/>
-          <w:color w:val="1A1A1A"/>
-          <w:sz w:val="16"/>
-        </w:rPr>
-        <w:t xml:space="preserve">●  </w:t>
-      </w:r>
-      <w:r>
-        <w:rPr>
-          <w:b w:val="0"/>
-          <w:i w:val="0"/>
-          <w:color w:val="1A1A1A"/>
-          <w:sz w:val="21"/>
-        </w:rPr>
-        <w:t>Reveal. Scan the back row first; question the blank boards before the wrong ones.</w:t>
-      </w:r>
-    </w:p>
-    <w:p>
-      <w:pPr>
-        <w:keepNext/>
-        <w:spacing w:before="200" w:after="60"/>
-      </w:pPr>
-      <w:r>
-        <w:rPr>
-          <w:b/>
-          <w:i w:val="0"/>
-          <w:color w:val="1A1A1A"/>
-          <w:sz w:val="23"/>
-        </w:rPr>
-        <w:t>Slide 29.  Whiteboards   ·   Question 8 of 9</w:t>
-      </w:r>
-    </w:p>
-    <w:p>
-      <w:pPr>
-        <w:spacing w:before="0" w:after="60"/>
-        <w:ind w:left="360" w:hanging="220"/>
-      </w:pPr>
-      <w:r>
-        <w:rPr>
-          <w:rFonts w:ascii="FreeSerif" w:hAnsi="FreeSerif" w:eastAsia="FreeSerif"/>
-          <w:b w:val="0"/>
-          <w:i w:val="0"/>
-          <w:color w:val="1A1A1A"/>
-          <w:sz w:val="16"/>
-        </w:rPr>
-        <w:t xml:space="preserve">●  </w:t>
-      </w:r>
-      <w:r>
-        <w:rPr>
-          <w:b w:val="0"/>
-          <w:i w:val="0"/>
-          <w:color w:val="1A1A1A"/>
-          <w:sz w:val="21"/>
-        </w:rPr>
-        <w:t>Working backwards across zero. A board with −3 added 2 and −5; a board with −7 has the sign wrong. −5 + 7 = 2.</w:t>
-      </w:r>
-    </w:p>
-    <w:p>
-      <w:pPr>
-        <w:keepNext/>
-        <w:spacing w:before="200" w:after="60"/>
-      </w:pPr>
-      <w:r>
-        <w:rPr>
-          <w:b/>
-          <w:i w:val="0"/>
-          <w:color w:val="1A1A1A"/>
-          <w:sz w:val="23"/>
-        </w:rPr>
-        <w:t>Slide 30.  Whiteboards   ·   Question 8 of 9</w:t>
-      </w:r>
-    </w:p>
-    <w:p>
-      <w:pPr>
-        <w:spacing w:before="0" w:after="60"/>
-        <w:ind w:left="360" w:hanging="220"/>
-      </w:pPr>
-      <w:r>
-        <w:rPr>
-          <w:rFonts w:ascii="FreeSerif" w:hAnsi="FreeSerif" w:eastAsia="FreeSerif"/>
-          <w:b w:val="0"/>
-          <w:i w:val="0"/>
-          <w:color w:val="1A1A1A"/>
-          <w:sz w:val="16"/>
-        </w:rPr>
-        <w:t xml:space="preserve">●  </w:t>
-      </w:r>
-      <w:r>
-        <w:rPr>
-          <w:b w:val="0"/>
-          <w:i w:val="0"/>
-          <w:color w:val="1A1A1A"/>
-          <w:sz w:val="21"/>
-        </w:rPr>
-        <w:t>Reveal. Scan the back row first; question the blank boards before the wrong ones.</w:t>
-      </w:r>
-    </w:p>
-    <w:p>
-      <w:pPr>
-        <w:keepNext/>
-        <w:spacing w:before="200" w:after="60"/>
-      </w:pPr>
-      <w:r>
-        <w:rPr>
-          <w:b/>
-          <w:i w:val="0"/>
-          <w:color w:val="1A1A1A"/>
-          <w:sz w:val="23"/>
-        </w:rPr>
-        <w:t>Slide 31.  Whiteboards   ·   Question 9 of 9</w:t>
-      </w:r>
-    </w:p>
-    <w:p>
-      <w:pPr>
-        <w:spacing w:before="0" w:after="60"/>
-        <w:ind w:left="360" w:hanging="220"/>
-      </w:pPr>
-      <w:r>
-        <w:rPr>
-          <w:rFonts w:ascii="FreeSerif" w:hAnsi="FreeSerif" w:eastAsia="FreeSerif"/>
-          <w:b w:val="0"/>
-          <w:i w:val="0"/>
-          <w:color w:val="1A1A1A"/>
-          <w:sz w:val="16"/>
-        </w:rPr>
-        <w:t xml:space="preserve">●  </w:t>
-      </w:r>
-      <w:r>
-        <w:rPr>
-          <w:b w:val="0"/>
-          <w:i w:val="0"/>
-          <w:color w:val="1A1A1A"/>
-          <w:sz w:val="21"/>
-        </w:rPr>
-        <w:t>Written. The state guide's new task for this benchmark, done as a written contrast. Full credit: the word reciprocal (or '1 over x</w:t>
-      </w:r>
-      <w:r>
-        <w:rPr>
-          <w:b w:val="0"/>
-          <w:i w:val="0"/>
-          <w:color w:val="1A1A1A"/>
-          <w:sz w:val="21"/>
-          <w:vertAlign w:val="superscript"/>
-        </w:rPr>
-        <w:t>3</w:t>
-      </w:r>
-      <w:r>
-        <w:rPr>
-          <w:b w:val="0"/>
-          <w:i w:val="0"/>
-          <w:color w:val="1A1A1A"/>
-          <w:sz w:val="21"/>
-        </w:rPr>
-        <w:t>') and both values. A student who writes −8 for x</w:t>
-      </w:r>
-      <w:r>
-        <w:rPr>
-          <w:b w:val="0"/>
-          <w:i w:val="0"/>
-          <w:color w:val="1A1A1A"/>
-          <w:sz w:val="21"/>
-          <w:vertAlign w:val="superscript"/>
-        </w:rPr>
-        <w:t>-3</w:t>
-      </w:r>
-      <w:r>
-        <w:rPr>
-          <w:b w:val="0"/>
-          <w:i w:val="0"/>
-          <w:color w:val="1A1A1A"/>
-          <w:sz w:val="21"/>
-        </w:rPr>
-        <w:t xml:space="preserve"> has the day's misconception; one who writes 'opposites' has the 3.04 confusion of opposite with reciprocal.</w:t>
-      </w:r>
-    </w:p>
-    <w:p>
-      <w:pPr>
-        <w:keepNext/>
-        <w:spacing w:before="200" w:after="60"/>
-      </w:pPr>
-      <w:r>
-        <w:rPr>
-          <w:b/>
-          <w:i w:val="0"/>
-          <w:color w:val="1A1A1A"/>
-          <w:sz w:val="23"/>
-        </w:rPr>
-        <w:t>Slide 32.  Whiteboards   ·   Question 9 of 9</w:t>
-      </w:r>
-    </w:p>
-    <w:p>
-      <w:pPr>
-        <w:spacing w:before="0" w:after="60"/>
-        <w:ind w:left="360" w:hanging="220"/>
-      </w:pPr>
-      <w:r>
-        <w:rPr>
-          <w:rFonts w:ascii="FreeSerif" w:hAnsi="FreeSerif" w:eastAsia="FreeSerif"/>
-          <w:b w:val="0"/>
-          <w:i w:val="0"/>
-          <w:color w:val="1A1A1A"/>
-          <w:sz w:val="16"/>
-        </w:rPr>
-        <w:t xml:space="preserve">●  </w:t>
-      </w:r>
-      <w:r>
-        <w:rPr>
-          <w:b w:val="0"/>
-          <w:i w:val="0"/>
-          <w:color w:val="1A1A1A"/>
-          <w:sz w:val="21"/>
-        </w:rPr>
-        <w:t>Reveal. Scan the back row first; question the blank boards before the wrong ones.</w:t>
-      </w:r>
-    </w:p>
-    <w:p>
-      <w:pPr>
-        <w:keepNext/>
-        <w:spacing w:before="200" w:after="60"/>
-      </w:pPr>
-      <w:r>
-        <w:rPr>
-          <w:b/>
-          <w:i w:val="0"/>
-          <w:color w:val="1A1A1A"/>
-          <w:sz w:val="23"/>
-        </w:rPr>
-        <w:t>Slide 33.  IXL — Last five minutes.</w:t>
-      </w:r>
-      <w:r>
-        <w:rPr>
-          <w:b w:val="0"/>
-          <w:i/>
-          <w:color w:val="6B6B6B"/>
-          <w:sz w:val="19"/>
-        </w:rPr>
-        <w:t xml:space="preserve">    5 min</w:t>
-      </w:r>
-    </w:p>
-    <w:p>
-      <w:pPr>
-        <w:spacing w:before="0" w:after="60"/>
-        <w:ind w:left="360" w:hanging="220"/>
-      </w:pPr>
-      <w:r>
-        <w:rPr>
-          <w:rFonts w:ascii="FreeSerif" w:hAnsi="FreeSerif" w:eastAsia="FreeSerif"/>
-          <w:b w:val="0"/>
-          <w:i w:val="0"/>
-          <w:color w:val="1A1A1A"/>
-          <w:sz w:val="16"/>
-        </w:rPr>
-        <w:t xml:space="preserve">●  </w:t>
-      </w:r>
-      <w:r>
-        <w:rPr>
-          <w:b w:val="0"/>
-          <w:i w:val="0"/>
-          <w:color w:val="1A1A1A"/>
-          <w:sz w:val="21"/>
-        </w:rPr>
-        <w:t>IXL: whatever is not finished is tonight's practice; SmartScore 67.</w:t>
-      </w:r>
-    </w:p>
-    <w:p>
-      <w:pPr>
-        <w:keepNext/>
-        <w:spacing w:before="280" w:after="120"/>
-        <w:pBdr>
-          <w:bottom w:val="single" w:sz="8" w:space="2" w:color="1A1A1A"/>
-        </w:pBdr>
-      </w:pPr>
-      <w:r>
-        <w:rPr>
-          <w:b/>
-          <w:i w:val="0"/>
-          <w:color w:val="1A1A1A"/>
-          <w:sz w:val="30"/>
-        </w:rPr>
-        <w:t>The Whiteboard Round — what each board tells you</w:t>
-      </w:r>
-    </w:p>
-    <w:p>
-      <w:pPr>
-        <w:spacing w:before="0" w:after="120"/>
-      </w:pPr>
-      <w:r>
-        <w:rPr>
-          <w:b w:val="0"/>
-          <w:i w:val="0"/>
-          <w:color w:val="1A1A1A"/>
-          <w:sz w:val="21"/>
-        </w:rPr>
-        <w:t>Nine questions, one at a time, each with its reveal. Boards down until the cue, all up together, scan the back row first, question the blank boards before the wrong ones. Question 9 is written work. Every wrong option on a multiple-choice question is a named error; the benchmark it comes from is cited.</w:t>
-      </w:r>
-    </w:p>
-    <w:tbl>
-      <w:tblPr>
-        <w:tblLayout w:type="fixed"/>
-        <w:tblLook w:firstColumn="1" w:firstRow="1" w:lastColumn="0" w:lastRow="0" w:noHBand="0" w:noVBand="1" w:val="04A0"/>
-        <w:tblLayout w:type="fixed"/>
-        <w:tblW w:w="9360" w:type="dxa"/>
-      </w:tblPr>
-      <w:tblGrid>
-        <w:gridCol w:w="400"/>
-        <w:gridCol w:w="3300"/>
-        <w:gridCol w:w="1900"/>
-        <w:gridCol w:w="3760"/>
-      </w:tblGrid>
-      <w:tr>
-        <w:trPr>
-          <w:cantSplit/>
-          <w:tblHeader/>
-        </w:trPr>
-        <w:tc>
-          <w:tcPr>
-            <w:tcW w:type="dxa" w:w="400"/>
-            <w:tcMar>
-              <w:top w:w="60" w:type="dxa"/>
-              <w:left w:w="100" w:type="dxa"/>
-              <w:bottom w:w="60" w:type="dxa"/>
-              <w:right w:w="100" w:type="dxa"/>
-            </w:tcMar>
-            <w:tcBorders>
-              <w:top w:val="single" w:sz="6" w:color="1A1A1A"/>
-              <w:left w:val="single" w:sz="6" w:color="1A1A1A"/>
-              <w:bottom w:val="single" w:sz="6" w:color="1A1A1A"/>
-              <w:right w:val="single" w:sz="6" w:color="1A1A1A"/>
-            </w:tcBorders>
-            <w:shd w:val="clear" w:color="auto" w:fill="D9D9D9"/>
-          </w:tcPr>
-          <w:p>
-            <w:pPr>
-              <w:spacing w:after="0"/>
-              <w:jc w:val="center"/>
-            </w:pPr>
-            <w:r>
-              <w:rPr>
-                <w:b/>
-                <w:i w:val="0"/>
-                <w:color w:val="1A1A1A"/>
-                <w:sz w:val="19"/>
-              </w:rPr>
-              <w:t>#</w:t>
-            </w:r>
-          </w:p>
-        </w:tc>
-        <w:tc>
-          <w:tcPr>
-            <w:tcW w:type="dxa" w:w="3300"/>
-            <w:tcMar>
-              <w:top w:w="60" w:type="dxa"/>
-              <w:left w:w="100" w:type="dxa"/>
-              <w:bottom w:w="60" w:type="dxa"/>
-              <w:right w:w="100" w:type="dxa"/>
-            </w:tcMar>
-            <w:tcBorders>
-              <w:top w:val="single" w:sz="6" w:color="1A1A1A"/>
-              <w:left w:val="single" w:sz="6" w:color="1A1A1A"/>
-              <w:bottom w:val="single" w:sz="6" w:color="1A1A1A"/>
-              <w:right w:val="single" w:sz="6" w:color="1A1A1A"/>
-            </w:tcBorders>
-            <w:shd w:val="clear" w:color="auto" w:fill="D9D9D9"/>
-          </w:tcPr>
-          <w:p>
-            <w:pPr>
-              <w:spacing w:after="0"/>
-              <w:jc w:val="center"/>
-            </w:pPr>
-            <w:r>
-              <w:rPr>
-                <w:b/>
-                <w:i w:val="0"/>
-                <w:color w:val="1A1A1A"/>
-                <w:sz w:val="19"/>
-              </w:rPr>
-              <w:t>Question</w:t>
-            </w:r>
-          </w:p>
-        </w:tc>
-        <w:tc>
-          <w:tcPr>
-            <w:tcW w:type="dxa" w:w="1900"/>
-            <w:tcMar>
-              <w:top w:w="60" w:type="dxa"/>
-              <w:left w:w="100" w:type="dxa"/>
-              <w:bottom w:w="60" w:type="dxa"/>
-              <w:right w:w="100" w:type="dxa"/>
-            </w:tcMar>
-            <w:tcBorders>
-              <w:top w:val="single" w:sz="6" w:color="1A1A1A"/>
-              <w:left w:val="single" w:sz="6" w:color="1A1A1A"/>
-              <w:bottom w:val="single" w:sz="6" w:color="1A1A1A"/>
-              <w:right w:val="single" w:sz="6" w:color="1A1A1A"/>
-            </w:tcBorders>
-            <w:shd w:val="clear" w:color="auto" w:fill="D9D9D9"/>
-          </w:tcPr>
-          <w:p>
-            <w:pPr>
-              <w:spacing w:after="0"/>
-              <w:jc w:val="center"/>
-            </w:pPr>
-            <w:r>
-              <w:rPr>
-                <w:b/>
-                <w:i w:val="0"/>
-                <w:color w:val="1A1A1A"/>
-                <w:sz w:val="19"/>
-              </w:rPr>
-              <w:t>Answer</w:t>
-            </w:r>
-          </w:p>
-        </w:tc>
-        <w:tc>
-          <w:tcPr>
-            <w:tcW w:type="dxa" w:w="3760"/>
-            <w:tcMar>
-              <w:top w:w="60" w:type="dxa"/>
-              <w:left w:w="100" w:type="dxa"/>
-              <w:bottom w:w="60" w:type="dxa"/>
-              <w:right w:w="100" w:type="dxa"/>
-            </w:tcMar>
-            <w:tcBorders>
-              <w:top w:val="single" w:sz="6" w:color="1A1A1A"/>
-              <w:left w:val="single" w:sz="6" w:color="1A1A1A"/>
-              <w:bottom w:val="single" w:sz="6" w:color="1A1A1A"/>
-              <w:right w:val="single" w:sz="6" w:color="1A1A1A"/>
-            </w:tcBorders>
-            <w:shd w:val="clear" w:color="auto" w:fill="D9D9D9"/>
-          </w:tcPr>
-          <w:p>
-            <w:pPr>
-              <w:spacing w:after="0"/>
-              <w:jc w:val="center"/>
-            </w:pPr>
-            <w:r>
-              <w:rPr>
-                <w:b/>
-                <w:i w:val="0"/>
-                <w:color w:val="1A1A1A"/>
-                <w:sz w:val="19"/>
-              </w:rPr>
-              <w:t>What a wrong board says</w:t>
-            </w:r>
-          </w:p>
-        </w:tc>
-      </w:tr>
-      <w:tr>
-        <w:trPr>
-          <w:cantSplit/>
-        </w:trPr>
-        <w:tc>
-          <w:tcPr>
-            <w:tcW w:type="dxa" w:w="400"/>
-            <w:tcMar>
-              <w:top w:w="60" w:type="dxa"/>
-              <w:left w:w="100" w:type="dxa"/>
-              <w:bottom w:w="60" w:type="dxa"/>
-              <w:right w:w="100" w:type="dxa"/>
-            </w:tcMar>
-            <w:tcBorders>
-              <w:top w:val="single" w:sz="6" w:color="1A1A1A"/>
-              <w:left w:val="single" w:sz="6" w:color="1A1A1A"/>
-              <w:bottom w:val="single" w:sz="6" w:color="1A1A1A"/>
-              <w:right w:val="single" w:sz="6" w:color="1A1A1A"/>
-            </w:tcBorders>
-          </w:tcPr>
-          <w:p>
-            <w:pPr>
-              <w:spacing w:after="0"/>
-            </w:pPr>
-            <w:r>
-              <w:rPr>
-                <w:b w:val="0"/>
-                <w:i w:val="0"/>
-                <w:color w:val="1A1A1A"/>
-                <w:sz w:val="19"/>
-              </w:rPr>
-              <w:t>1</w:t>
-            </w:r>
-          </w:p>
-        </w:tc>
-        <w:tc>
-          <w:tcPr>
-            <w:tcW w:type="dxa" w:w="3300"/>
-            <w:tcMar>
-              <w:top w:w="60" w:type="dxa"/>
-              <w:left w:w="100" w:type="dxa"/>
-              <w:bottom w:w="60" w:type="dxa"/>
-              <w:right w:w="100" w:type="dxa"/>
-            </w:tcMar>
-            <w:tcBorders>
-              <w:top w:val="single" w:sz="6" w:color="1A1A1A"/>
-              <w:left w:val="single" w:sz="6" w:color="1A1A1A"/>
-              <w:bottom w:val="single" w:sz="6" w:color="1A1A1A"/>
-              <w:right w:val="single" w:sz="6" w:color="1A1A1A"/>
-            </w:tcBorders>
-          </w:tcPr>
-          <w:p>
-            <w:pPr>
-              <w:spacing w:after="0"/>
-            </w:pPr>
-            <w:r>
-              <w:drawing>
-                <wp:inline xmlns:a="http://schemas.openxmlformats.org/drawingml/2006/main" xmlns:pic="http://schemas.openxmlformats.org/drawingml/2006/picture">
-                  <wp:extent cx="222504" cy="143256"/>
-                  <wp:docPr id="9" name="Picture 9"/>
-                  <wp:cNvGraphicFramePr>
-                    <a:graphicFrameLocks noChangeAspect="1"/>
-                  </wp:cNvGraphicFramePr>
-                  <a:graphic>
-                    <a:graphicData uri="http://schemas.openxmlformats.org/drawingml/2006/picture">
-                      <pic:pic>
-                        <pic:nvPicPr>
-                          <pic:cNvPr id="0" name="5cab12d11e35c0ca.png"/>
-                          <pic:cNvPicPr/>
-                        </pic:nvPicPr>
-                        <pic:blipFill>
-                          <a:blip r:embed="rId17"/>
-                          <a:stretch>
-                            <a:fillRect/>
-                          </a:stretch>
-                        </pic:blipFill>
-                        <pic:spPr>
-                          <a:xfrm>
-                            <a:off x="0" y="0"/>
-                            <a:ext cx="222504" cy="143256"/>
-                          </a:xfrm>
-                          <a:prstGeom prst="rect"/>
-                        </pic:spPr>
-                      </pic:pic>
-                    </a:graphicData>
-                  </a:graphic>
-                </wp:inline>
-              </w:drawing>
-            </w:r>
-          </w:p>
-        </w:tc>
-        <w:tc>
-          <w:tcPr>
-            <w:tcW w:type="dxa" w:w="1900"/>
-            <w:tcMar>
-              <w:top w:w="60" w:type="dxa"/>
-              <w:left w:w="100" w:type="dxa"/>
-              <w:bottom w:w="60" w:type="dxa"/>
-              <w:right w:w="100" w:type="dxa"/>
-            </w:tcMar>
-            <w:tcBorders>
-              <w:top w:val="single" w:sz="6" w:color="1A1A1A"/>
-              <w:left w:val="single" w:sz="6" w:color="1A1A1A"/>
-              <w:bottom w:val="single" w:sz="6" w:color="1A1A1A"/>
-              <w:right w:val="single" w:sz="6" w:color="1A1A1A"/>
-            </w:tcBorders>
-          </w:tcPr>
-          <w:p>
-            <w:pPr>
-              <w:spacing w:after="0"/>
-            </w:pPr>
-            <w:r>
-              <w:drawing>
-                <wp:inline xmlns:a="http://schemas.openxmlformats.org/drawingml/2006/main" xmlns:pic="http://schemas.openxmlformats.org/drawingml/2006/picture">
-                  <wp:extent cx="115824" cy="228600"/>
-                  <wp:docPr id="10" name="Picture 10"/>
-                  <wp:cNvGraphicFramePr>
-                    <a:graphicFrameLocks noChangeAspect="1"/>
-                  </wp:cNvGraphicFramePr>
-                  <a:graphic>
-                    <a:graphicData uri="http://schemas.openxmlformats.org/drawingml/2006/picture">
-                      <pic:pic>
-                        <pic:nvPicPr>
-                          <pic:cNvPr id="0" name="e0cf990bbff151f0.png"/>
-                          <pic:cNvPicPr/>
-                        </pic:nvPicPr>
-                        <pic:blipFill>
-                          <a:blip r:embed="rId18"/>
-                          <a:stretch>
-                            <a:fillRect/>
-                          </a:stretch>
-                        </pic:blipFill>
-                        <pic:spPr>
-                          <a:xfrm>
-                            <a:off x="0" y="0"/>
-                            <a:ext cx="115824" cy="228600"/>
-                          </a:xfrm>
-                          <a:prstGeom prst="rect"/>
-                        </pic:spPr>
-                      </pic:pic>
-                    </a:graphicData>
-                  </a:graphic>
-                </wp:inline>
-              </w:drawing>
-            </w:r>
-          </w:p>
-        </w:tc>
-        <w:tc>
-          <w:tcPr>
-            <w:tcW w:type="dxa" w:w="3760"/>
-            <w:tcMar>
-              <w:top w:w="60" w:type="dxa"/>
-              <w:left w:w="100" w:type="dxa"/>
-              <w:bottom w:w="60" w:type="dxa"/>
-              <w:right w:w="100" w:type="dxa"/>
-            </w:tcMar>
-            <w:tcBorders>
-              <w:top w:val="single" w:sz="6" w:color="1A1A1A"/>
-              <w:left w:val="single" w:sz="6" w:color="1A1A1A"/>
-              <w:bottom w:val="single" w:sz="6" w:color="1A1A1A"/>
-              <w:right w:val="single" w:sz="6" w:color="1A1A1A"/>
-            </w:tcBorders>
-          </w:tcPr>
-          <w:p>
-            <w:pPr>
-              <w:spacing w:after="0"/>
-            </w:pPr>
-            <w:r>
-              <w:rPr>
-                <w:b w:val="0"/>
-                <w:i w:val="0"/>
-                <w:color w:val="1A1A1A"/>
-                <w:sz w:val="19"/>
-              </w:rPr>
-              <w:t>−x</w:t>
-            </w:r>
-            <w:r>
-              <w:rPr>
-                <w:b w:val="0"/>
-                <w:i w:val="0"/>
-                <w:color w:val="1A1A1A"/>
-                <w:sz w:val="19"/>
-                <w:vertAlign w:val="superscript"/>
-              </w:rPr>
-              <w:t>4</w:t>
-            </w:r>
-            <w:r>
-              <w:rPr>
-                <w:b w:val="0"/>
-                <w:i w:val="0"/>
-                <w:color w:val="1A1A1A"/>
-                <w:sz w:val="19"/>
-              </w:rPr>
-              <w:t xml:space="preserve"> — negative exponent read as a negative expression [B1G-M 8.AR.1.1 misconception: negative exponents]; −4x — exponent multiplied into the base</w:t>
-            </w:r>
-          </w:p>
-        </w:tc>
-      </w:tr>
-      <w:tr>
-        <w:trPr>
-          <w:cantSplit/>
-        </w:trPr>
-        <w:tc>
-          <w:tcPr>
-            <w:tcW w:type="dxa" w:w="400"/>
-            <w:tcMar>
-              <w:top w:w="60" w:type="dxa"/>
-              <w:left w:w="100" w:type="dxa"/>
-              <w:bottom w:w="60" w:type="dxa"/>
-              <w:right w:w="100" w:type="dxa"/>
-            </w:tcMar>
-            <w:tcBorders>
-              <w:top w:val="single" w:sz="6" w:color="1A1A1A"/>
-              <w:left w:val="single" w:sz="6" w:color="1A1A1A"/>
-              <w:bottom w:val="single" w:sz="6" w:color="1A1A1A"/>
-              <w:right w:val="single" w:sz="6" w:color="1A1A1A"/>
-            </w:tcBorders>
-          </w:tcPr>
-          <w:p>
-            <w:pPr>
-              <w:spacing w:after="0"/>
-            </w:pPr>
-            <w:r>
-              <w:rPr>
-                <w:b w:val="0"/>
-                <w:i w:val="0"/>
-                <w:color w:val="1A1A1A"/>
-                <w:sz w:val="19"/>
-              </w:rPr>
-              <w:t>2</w:t>
-            </w:r>
-          </w:p>
-        </w:tc>
-        <w:tc>
-          <w:tcPr>
-            <w:tcW w:type="dxa" w:w="3300"/>
-            <w:tcMar>
-              <w:top w:w="60" w:type="dxa"/>
-              <w:left w:w="100" w:type="dxa"/>
-              <w:bottom w:w="60" w:type="dxa"/>
-              <w:right w:w="100" w:type="dxa"/>
-            </w:tcMar>
-            <w:tcBorders>
-              <w:top w:val="single" w:sz="6" w:color="1A1A1A"/>
-              <w:left w:val="single" w:sz="6" w:color="1A1A1A"/>
-              <w:bottom w:val="single" w:sz="6" w:color="1A1A1A"/>
-              <w:right w:val="single" w:sz="6" w:color="1A1A1A"/>
-            </w:tcBorders>
-          </w:tcPr>
-          <w:p>
-            <w:pPr>
-              <w:spacing w:after="0"/>
-            </w:pPr>
-            <w:r>
-              <w:drawing>
-                <wp:inline xmlns:a="http://schemas.openxmlformats.org/drawingml/2006/main" xmlns:pic="http://schemas.openxmlformats.org/drawingml/2006/picture">
-                  <wp:extent cx="170688" cy="256032"/>
-                  <wp:docPr id="11" name="Picture 11"/>
-                  <wp:cNvGraphicFramePr>
-                    <a:graphicFrameLocks noChangeAspect="1"/>
-                  </wp:cNvGraphicFramePr>
-                  <a:graphic>
-                    <a:graphicData uri="http://schemas.openxmlformats.org/drawingml/2006/picture">
-                      <pic:pic>
-                        <pic:nvPicPr>
-                          <pic:cNvPr id="0" name="e26268e6017be6d0.png"/>
-                          <pic:cNvPicPr/>
-                        </pic:nvPicPr>
-                        <pic:blipFill>
-                          <a:blip r:embed="rId19"/>
-                          <a:stretch>
-                            <a:fillRect/>
-                          </a:stretch>
-                        </pic:blipFill>
-                        <pic:spPr>
-                          <a:xfrm>
-                            <a:off x="0" y="0"/>
-                            <a:ext cx="170688" cy="256032"/>
-                          </a:xfrm>
-                          <a:prstGeom prst="rect"/>
-                        </pic:spPr>
-                      </pic:pic>
-                    </a:graphicData>
-                  </a:graphic>
-                </wp:inline>
-              </w:drawing>
-            </w:r>
-          </w:p>
-        </w:tc>
-        <w:tc>
-          <w:tcPr>
-            <w:tcW w:type="dxa" w:w="1900"/>
-            <w:tcMar>
-              <w:top w:w="60" w:type="dxa"/>
-              <w:left w:w="100" w:type="dxa"/>
-              <w:bottom w:w="60" w:type="dxa"/>
-              <w:right w:w="100" w:type="dxa"/>
-            </w:tcMar>
-            <w:tcBorders>
-              <w:top w:val="single" w:sz="6" w:color="1A1A1A"/>
-              <w:left w:val="single" w:sz="6" w:color="1A1A1A"/>
-              <w:bottom w:val="single" w:sz="6" w:color="1A1A1A"/>
-              <w:right w:val="single" w:sz="6" w:color="1A1A1A"/>
-            </w:tcBorders>
-          </w:tcPr>
-          <w:p>
-            <w:pPr>
-              <w:spacing w:after="0"/>
-            </w:pPr>
-            <w:r>
-              <w:drawing>
-                <wp:inline xmlns:a="http://schemas.openxmlformats.org/drawingml/2006/main" xmlns:pic="http://schemas.openxmlformats.org/drawingml/2006/picture">
-                  <wp:extent cx="140208" cy="173736"/>
-                  <wp:docPr id="12" name="Picture 12"/>
-                  <wp:cNvGraphicFramePr>
-                    <a:graphicFrameLocks noChangeAspect="1"/>
-                  </wp:cNvGraphicFramePr>
-                  <a:graphic>
-                    <a:graphicData uri="http://schemas.openxmlformats.org/drawingml/2006/picture">
-                      <pic:pic>
-                        <pic:nvPicPr>
-                          <pic:cNvPr id="0" name="739a6520aa8d38b7.png"/>
-                          <pic:cNvPicPr/>
-                        </pic:nvPicPr>
-                        <pic:blipFill>
-                          <a:blip r:embed="rId20"/>
-                          <a:stretch>
-                            <a:fillRect/>
-                          </a:stretch>
-                        </pic:blipFill>
-                        <pic:spPr>
-                          <a:xfrm>
-                            <a:off x="0" y="0"/>
-                            <a:ext cx="140208" cy="173736"/>
-                          </a:xfrm>
-                          <a:prstGeom prst="rect"/>
-                        </pic:spPr>
-                      </pic:pic>
-                    </a:graphicData>
-                  </a:graphic>
-                </wp:inline>
-              </w:drawing>
-            </w:r>
-          </w:p>
-        </w:tc>
-        <w:tc>
-          <w:tcPr>
-            <w:tcW w:type="dxa" w:w="3760"/>
-            <w:tcMar>
-              <w:top w:w="60" w:type="dxa"/>
-              <w:left w:w="100" w:type="dxa"/>
-              <w:bottom w:w="60" w:type="dxa"/>
-              <w:right w:w="100" w:type="dxa"/>
-            </w:tcMar>
-            <w:tcBorders>
-              <w:top w:val="single" w:sz="6" w:color="1A1A1A"/>
-              <w:left w:val="single" w:sz="6" w:color="1A1A1A"/>
-              <w:bottom w:val="single" w:sz="6" w:color="1A1A1A"/>
-              <w:right w:val="single" w:sz="6" w:color="1A1A1A"/>
-            </w:tcBorders>
-          </w:tcPr>
-          <w:p>
-            <w:pPr>
-              <w:spacing w:after="0"/>
-            </w:pPr>
-            <w:r>
-              <w:rPr>
-                <w:b w:val="0"/>
-                <w:i w:val="0"/>
-                <w:color w:val="1A1A1A"/>
-                <w:sz w:val="19"/>
-              </w:rPr>
-              <w:t>1/y</w:t>
-            </w:r>
-            <w:r>
-              <w:rPr>
-                <w:b w:val="0"/>
-                <w:i w:val="0"/>
-                <w:color w:val="1A1A1A"/>
-                <w:sz w:val="19"/>
-                <w:vertAlign w:val="superscript"/>
-              </w:rPr>
-              <w:t>5</w:t>
-            </w:r>
-            <w:r>
-              <w:rPr>
-                <w:b w:val="0"/>
-                <w:i w:val="0"/>
-                <w:color w:val="1A1A1A"/>
-                <w:sz w:val="19"/>
-              </w:rPr>
-              <w:t xml:space="preserve"> — the sign was changed but the power was not moved [8.AR.1.1: law applied in one direction only]</w:t>
-            </w:r>
-          </w:p>
-        </w:tc>
-      </w:tr>
-      <w:tr>
-        <w:trPr>
-          <w:cantSplit/>
-        </w:trPr>
-        <w:tc>
-          <w:tcPr>
-            <w:tcW w:type="dxa" w:w="400"/>
-            <w:tcMar>
-              <w:top w:w="60" w:type="dxa"/>
-              <w:left w:w="100" w:type="dxa"/>
-              <w:bottom w:w="60" w:type="dxa"/>
-              <w:right w:w="100" w:type="dxa"/>
-            </w:tcMar>
-            <w:tcBorders>
-              <w:top w:val="single" w:sz="6" w:color="1A1A1A"/>
-              <w:left w:val="single" w:sz="6" w:color="1A1A1A"/>
-              <w:bottom w:val="single" w:sz="6" w:color="1A1A1A"/>
-              <w:right w:val="single" w:sz="6" w:color="1A1A1A"/>
-            </w:tcBorders>
-          </w:tcPr>
-          <w:p>
-            <w:pPr>
-              <w:spacing w:after="0"/>
-            </w:pPr>
-            <w:r>
-              <w:rPr>
-                <w:b w:val="0"/>
-                <w:i w:val="0"/>
-                <w:color w:val="1A1A1A"/>
-                <w:sz w:val="19"/>
-              </w:rPr>
-              <w:t>3</w:t>
-            </w:r>
-          </w:p>
-        </w:tc>
-        <w:tc>
-          <w:tcPr>
-            <w:tcW w:type="dxa" w:w="3300"/>
-            <w:tcMar>
-              <w:top w:w="60" w:type="dxa"/>
-              <w:left w:w="100" w:type="dxa"/>
-              <w:bottom w:w="60" w:type="dxa"/>
-              <w:right w:w="100" w:type="dxa"/>
-            </w:tcMar>
-            <w:tcBorders>
-              <w:top w:val="single" w:sz="6" w:color="1A1A1A"/>
-              <w:left w:val="single" w:sz="6" w:color="1A1A1A"/>
-              <w:bottom w:val="single" w:sz="6" w:color="1A1A1A"/>
-              <w:right w:val="single" w:sz="6" w:color="1A1A1A"/>
-            </w:tcBorders>
-          </w:tcPr>
-          <w:p>
-            <w:pPr>
-              <w:spacing w:after="0"/>
-            </w:pPr>
-            <w:r>
-              <w:drawing>
-                <wp:inline xmlns:a="http://schemas.openxmlformats.org/drawingml/2006/main" xmlns:pic="http://schemas.openxmlformats.org/drawingml/2006/picture">
-                  <wp:extent cx="292608" cy="143256"/>
-                  <wp:docPr id="13" name="Picture 13"/>
-                  <wp:cNvGraphicFramePr>
-                    <a:graphicFrameLocks noChangeAspect="1"/>
-                  </wp:cNvGraphicFramePr>
-                  <a:graphic>
-                    <a:graphicData uri="http://schemas.openxmlformats.org/drawingml/2006/picture">
-                      <pic:pic>
-                        <pic:nvPicPr>
-                          <pic:cNvPr id="0" name="7a2ab499d27b7f35.png"/>
-                          <pic:cNvPicPr/>
-                        </pic:nvPicPr>
-                        <pic:blipFill>
-                          <a:blip r:embed="rId21"/>
-                          <a:stretch>
-                            <a:fillRect/>
-                          </a:stretch>
-                        </pic:blipFill>
-                        <pic:spPr>
-                          <a:xfrm>
-                            <a:off x="0" y="0"/>
-                            <a:ext cx="292608" cy="143256"/>
-                          </a:xfrm>
-                          <a:prstGeom prst="rect"/>
-                        </pic:spPr>
-                      </pic:pic>
-                    </a:graphicData>
-                  </a:graphic>
-                </wp:inline>
-              </w:drawing>
-            </w:r>
-          </w:p>
-        </w:tc>
-        <w:tc>
-          <w:tcPr>
-            <w:tcW w:type="dxa" w:w="1900"/>
-            <w:tcMar>
-              <w:top w:w="60" w:type="dxa"/>
-              <w:left w:w="100" w:type="dxa"/>
-              <w:bottom w:w="60" w:type="dxa"/>
-              <w:right w:w="100" w:type="dxa"/>
-            </w:tcMar>
-            <w:tcBorders>
-              <w:top w:val="single" w:sz="6" w:color="1A1A1A"/>
-              <w:left w:val="single" w:sz="6" w:color="1A1A1A"/>
-              <w:bottom w:val="single" w:sz="6" w:color="1A1A1A"/>
-              <w:right w:val="single" w:sz="6" w:color="1A1A1A"/>
-            </w:tcBorders>
-          </w:tcPr>
-          <w:p>
-            <w:pPr>
-              <w:spacing w:after="0"/>
-            </w:pPr>
-            <w:r>
-              <w:drawing>
-                <wp:inline xmlns:a="http://schemas.openxmlformats.org/drawingml/2006/main" xmlns:pic="http://schemas.openxmlformats.org/drawingml/2006/picture">
-                  <wp:extent cx="115824" cy="231648"/>
-                  <wp:docPr id="14" name="Picture 14"/>
-                  <wp:cNvGraphicFramePr>
-                    <a:graphicFrameLocks noChangeAspect="1"/>
-                  </wp:cNvGraphicFramePr>
-                  <a:graphic>
-                    <a:graphicData uri="http://schemas.openxmlformats.org/drawingml/2006/picture">
-                      <pic:pic>
-                        <pic:nvPicPr>
-                          <pic:cNvPr id="0" name="8fbace4a17ac9eb5.png"/>
-                          <pic:cNvPicPr/>
-                        </pic:nvPicPr>
-                        <pic:blipFill>
-                          <a:blip r:embed="rId22"/>
-                          <a:stretch>
-                            <a:fillRect/>
-                          </a:stretch>
-                        </pic:blipFill>
-                        <pic:spPr>
-                          <a:xfrm>
-                            <a:off x="0" y="0"/>
-                            <a:ext cx="115824" cy="231648"/>
-                          </a:xfrm>
-                          <a:prstGeom prst="rect"/>
-                        </pic:spPr>
-                      </pic:pic>
-                    </a:graphicData>
-                  </a:graphic>
-                </wp:inline>
-              </w:drawing>
-            </w:r>
-          </w:p>
-        </w:tc>
-        <w:tc>
-          <w:tcPr>
-            <w:tcW w:type="dxa" w:w="3760"/>
-            <w:tcMar>
-              <w:top w:w="60" w:type="dxa"/>
-              <w:left w:w="100" w:type="dxa"/>
-              <w:bottom w:w="60" w:type="dxa"/>
-              <w:right w:w="100" w:type="dxa"/>
-            </w:tcMar>
-            <w:tcBorders>
-              <w:top w:val="single" w:sz="6" w:color="1A1A1A"/>
-              <w:left w:val="single" w:sz="6" w:color="1A1A1A"/>
-              <w:bottom w:val="single" w:sz="6" w:color="1A1A1A"/>
-              <w:right w:val="single" w:sz="6" w:color="1A1A1A"/>
-            </w:tcBorders>
-          </w:tcPr>
-          <w:p>
-            <w:pPr>
-              <w:spacing w:after="0"/>
-            </w:pPr>
-            <w:r>
-              <w:rPr>
-                <w:b w:val="0"/>
-                <w:i w:val="0"/>
-                <w:color w:val="1A1A1A"/>
-                <w:sz w:val="19"/>
-              </w:rPr>
-              <w:t>1/(3x</w:t>
-            </w:r>
-            <w:r>
-              <w:rPr>
-                <w:b w:val="0"/>
-                <w:i w:val="0"/>
-                <w:color w:val="1A1A1A"/>
-                <w:sz w:val="19"/>
-                <w:vertAlign w:val="superscript"/>
-              </w:rPr>
-              <w:t>2</w:t>
-            </w:r>
-            <w:r>
-              <w:rPr>
-                <w:b w:val="0"/>
-                <w:i w:val="0"/>
-                <w:color w:val="1A1A1A"/>
-                <w:sz w:val="19"/>
-              </w:rPr>
-              <w:t>) — the coefficient was moved with the variable [B1G-M 8.AR.1.1: negative exponent applies only to its own base]; −3x</w:t>
-            </w:r>
-            <w:r>
-              <w:rPr>
-                <w:b w:val="0"/>
-                <w:i w:val="0"/>
-                <w:color w:val="1A1A1A"/>
-                <w:sz w:val="19"/>
-                <w:vertAlign w:val="superscript"/>
-              </w:rPr>
-              <w:t>2</w:t>
-            </w:r>
-            <w:r>
-              <w:rPr>
-                <w:b w:val="0"/>
-                <w:i w:val="0"/>
-                <w:color w:val="1A1A1A"/>
-                <w:sz w:val="19"/>
-              </w:rPr>
-              <w:t xml:space="preserve"> — read as a negative</w:t>
-            </w:r>
-          </w:p>
-        </w:tc>
-      </w:tr>
-      <w:tr>
-        <w:trPr>
-          <w:cantSplit/>
-        </w:trPr>
-        <w:tc>
-          <w:tcPr>
-            <w:tcW w:type="dxa" w:w="400"/>
-            <w:tcMar>
-              <w:top w:w="60" w:type="dxa"/>
-              <w:left w:w="100" w:type="dxa"/>
-              <w:bottom w:w="60" w:type="dxa"/>
-              <w:right w:w="100" w:type="dxa"/>
-            </w:tcMar>
-            <w:tcBorders>
-              <w:top w:val="single" w:sz="6" w:color="1A1A1A"/>
-              <w:left w:val="single" w:sz="6" w:color="1A1A1A"/>
-              <w:bottom w:val="single" w:sz="6" w:color="1A1A1A"/>
-              <w:right w:val="single" w:sz="6" w:color="1A1A1A"/>
-            </w:tcBorders>
-          </w:tcPr>
-          <w:p>
-            <w:pPr>
-              <w:spacing w:after="0"/>
-            </w:pPr>
-            <w:r>
-              <w:rPr>
-                <w:b w:val="0"/>
-                <w:i w:val="0"/>
-                <w:color w:val="1A1A1A"/>
-                <w:sz w:val="19"/>
-              </w:rPr>
-              <w:t>4</w:t>
-            </w:r>
-          </w:p>
-        </w:tc>
-        <w:tc>
-          <w:tcPr>
-            <w:tcW w:type="dxa" w:w="3300"/>
-            <w:tcMar>
-              <w:top w:w="60" w:type="dxa"/>
-              <w:left w:w="100" w:type="dxa"/>
-              <w:bottom w:w="60" w:type="dxa"/>
-              <w:right w:w="100" w:type="dxa"/>
-            </w:tcMar>
-            <w:tcBorders>
-              <w:top w:val="single" w:sz="6" w:color="1A1A1A"/>
-              <w:left w:val="single" w:sz="6" w:color="1A1A1A"/>
-              <w:bottom w:val="single" w:sz="6" w:color="1A1A1A"/>
-              <w:right w:val="single" w:sz="6" w:color="1A1A1A"/>
-            </w:tcBorders>
-          </w:tcPr>
-          <w:p>
-            <w:pPr>
-              <w:spacing w:after="0"/>
-            </w:pPr>
-            <w:r>
-              <w:drawing>
-                <wp:inline xmlns:a="http://schemas.openxmlformats.org/drawingml/2006/main" xmlns:pic="http://schemas.openxmlformats.org/drawingml/2006/picture">
-                  <wp:extent cx="441960" cy="173736"/>
-                  <wp:docPr id="15" name="Picture 15"/>
-                  <wp:cNvGraphicFramePr>
-                    <a:graphicFrameLocks noChangeAspect="1"/>
-                  </wp:cNvGraphicFramePr>
-                  <a:graphic>
-                    <a:graphicData uri="http://schemas.openxmlformats.org/drawingml/2006/picture">
-                      <pic:pic>
-                        <pic:nvPicPr>
-                          <pic:cNvPr id="0" name="bedbc8b0a4469206.png"/>
-                          <pic:cNvPicPr/>
-                        </pic:nvPicPr>
-                        <pic:blipFill>
-                          <a:blip r:embed="rId23"/>
-                          <a:stretch>
-                            <a:fillRect/>
-                          </a:stretch>
-                        </pic:blipFill>
-                        <pic:spPr>
-                          <a:xfrm>
-                            <a:off x="0" y="0"/>
-                            <a:ext cx="441960" cy="173736"/>
-                          </a:xfrm>
-                          <a:prstGeom prst="rect"/>
-                        </pic:spPr>
-                      </pic:pic>
-                    </a:graphicData>
-                  </a:graphic>
-                </wp:inline>
-              </w:drawing>
-            </w:r>
-          </w:p>
-        </w:tc>
-        <w:tc>
-          <w:tcPr>
-            <w:tcW w:type="dxa" w:w="1900"/>
-            <w:tcMar>
-              <w:top w:w="60" w:type="dxa"/>
-              <w:left w:w="100" w:type="dxa"/>
-              <w:bottom w:w="60" w:type="dxa"/>
-              <w:right w:w="100" w:type="dxa"/>
-            </w:tcMar>
-            <w:tcBorders>
-              <w:top w:val="single" w:sz="6" w:color="1A1A1A"/>
-              <w:left w:val="single" w:sz="6" w:color="1A1A1A"/>
-              <w:bottom w:val="single" w:sz="6" w:color="1A1A1A"/>
-              <w:right w:val="single" w:sz="6" w:color="1A1A1A"/>
-            </w:tcBorders>
-          </w:tcPr>
-          <w:p>
-            <w:pPr>
-              <w:spacing w:after="0"/>
-            </w:pPr>
-            <w:r>
-              <w:drawing>
-                <wp:inline xmlns:a="http://schemas.openxmlformats.org/drawingml/2006/main" xmlns:pic="http://schemas.openxmlformats.org/drawingml/2006/picture">
-                  <wp:extent cx="210312" cy="252984"/>
-                  <wp:docPr id="16" name="Picture 16"/>
-                  <wp:cNvGraphicFramePr>
-                    <a:graphicFrameLocks noChangeAspect="1"/>
-                  </wp:cNvGraphicFramePr>
-                  <a:graphic>
-                    <a:graphicData uri="http://schemas.openxmlformats.org/drawingml/2006/picture">
-                      <pic:pic>
-                        <pic:nvPicPr>
-                          <pic:cNvPr id="0" name="9caf1de39768a791.png"/>
-                          <pic:cNvPicPr/>
-                        </pic:nvPicPr>
-                        <pic:blipFill>
-                          <a:blip r:embed="rId24"/>
-                          <a:stretch>
-                            <a:fillRect/>
-                          </a:stretch>
-                        </pic:blipFill>
-                        <pic:spPr>
-                          <a:xfrm>
-                            <a:off x="0" y="0"/>
-                            <a:ext cx="210312" cy="252984"/>
-                          </a:xfrm>
-                          <a:prstGeom prst="rect"/>
-                        </pic:spPr>
-                      </pic:pic>
-                    </a:graphicData>
-                  </a:graphic>
-                </wp:inline>
-              </w:drawing>
-            </w:r>
-          </w:p>
-        </w:tc>
-        <w:tc>
-          <w:tcPr>
-            <w:tcW w:type="dxa" w:w="3760"/>
-            <w:tcMar>
-              <w:top w:w="60" w:type="dxa"/>
-              <w:left w:w="100" w:type="dxa"/>
-              <w:bottom w:w="60" w:type="dxa"/>
-              <w:right w:w="100" w:type="dxa"/>
-            </w:tcMar>
-            <w:tcBorders>
-              <w:top w:val="single" w:sz="6" w:color="1A1A1A"/>
-              <w:left w:val="single" w:sz="6" w:color="1A1A1A"/>
-              <w:bottom w:val="single" w:sz="6" w:color="1A1A1A"/>
-              <w:right w:val="single" w:sz="6" w:color="1A1A1A"/>
-            </w:tcBorders>
-          </w:tcPr>
-          <w:p>
-            <w:pPr>
-              <w:spacing w:after="0"/>
-            </w:pPr>
-            <w:r>
-              <w:rPr>
-                <w:b w:val="0"/>
-                <w:i w:val="0"/>
-                <w:color w:val="1A1A1A"/>
-                <w:sz w:val="19"/>
-              </w:rPr>
-              <w:t>1/(yz)</w:t>
-            </w:r>
-            <w:r>
-              <w:rPr>
-                <w:b w:val="0"/>
-                <w:i w:val="0"/>
-                <w:color w:val="1A1A1A"/>
-                <w:sz w:val="19"/>
-                <w:vertAlign w:val="superscript"/>
-              </w:rPr>
-              <w:t>7</w:t>
-            </w:r>
-            <w:r>
-              <w:rPr>
-                <w:b w:val="0"/>
-                <w:i w:val="0"/>
-                <w:color w:val="1A1A1A"/>
-                <w:sz w:val="19"/>
-              </w:rPr>
-              <w:t xml:space="preserve"> — exponents on different bases were added [8.AR.1.1: like bases only]; −y</w:t>
-            </w:r>
-            <w:r>
-              <w:rPr>
-                <w:b w:val="0"/>
-                <w:i w:val="0"/>
-                <w:color w:val="1A1A1A"/>
-                <w:sz w:val="19"/>
-                <w:vertAlign w:val="superscript"/>
-              </w:rPr>
-              <w:t>3</w:t>
-            </w:r>
-            <w:r>
-              <w:rPr>
-                <w:b w:val="0"/>
-                <w:i w:val="0"/>
-                <w:color w:val="1A1A1A"/>
-                <w:sz w:val="19"/>
-              </w:rPr>
-              <w:t>z</w:t>
-            </w:r>
-            <w:r>
-              <w:rPr>
-                <w:b w:val="0"/>
-                <w:i w:val="0"/>
-                <w:color w:val="1A1A1A"/>
-                <w:sz w:val="19"/>
-                <w:vertAlign w:val="superscript"/>
-              </w:rPr>
-              <w:t>4</w:t>
-            </w:r>
-            <w:r>
-              <w:rPr>
-                <w:b w:val="0"/>
-                <w:i w:val="0"/>
-                <w:color w:val="1A1A1A"/>
-                <w:sz w:val="19"/>
-              </w:rPr>
-              <w:t xml:space="preserve"> — read as a negative</w:t>
-            </w:r>
-          </w:p>
-        </w:tc>
-      </w:tr>
-      <w:tr>
-        <w:trPr>
-          <w:cantSplit/>
-        </w:trPr>
-        <w:tc>
-          <w:tcPr>
-            <w:tcW w:type="dxa" w:w="400"/>
-            <w:tcMar>
-              <w:top w:w="60" w:type="dxa"/>
-              <w:left w:w="100" w:type="dxa"/>
-              <w:bottom w:w="60" w:type="dxa"/>
-              <w:right w:w="100" w:type="dxa"/>
-            </w:tcMar>
-            <w:tcBorders>
-              <w:top w:val="single" w:sz="6" w:color="1A1A1A"/>
-              <w:left w:val="single" w:sz="6" w:color="1A1A1A"/>
-              <w:bottom w:val="single" w:sz="6" w:color="1A1A1A"/>
-              <w:right w:val="single" w:sz="6" w:color="1A1A1A"/>
-            </w:tcBorders>
-          </w:tcPr>
-          <w:p>
-            <w:pPr>
-              <w:spacing w:after="0"/>
-            </w:pPr>
-            <w:r>
-              <w:rPr>
-                <w:b w:val="0"/>
-                <w:i w:val="0"/>
-                <w:color w:val="1A1A1A"/>
-                <w:sz w:val="19"/>
-              </w:rPr>
-              <w:t>5</w:t>
-            </w:r>
-          </w:p>
-        </w:tc>
-        <w:tc>
-          <w:tcPr>
-            <w:tcW w:type="dxa" w:w="3300"/>
-            <w:tcMar>
-              <w:top w:w="60" w:type="dxa"/>
-              <w:left w:w="100" w:type="dxa"/>
-              <w:bottom w:w="60" w:type="dxa"/>
-              <w:right w:w="100" w:type="dxa"/>
-            </w:tcMar>
-            <w:tcBorders>
-              <w:top w:val="single" w:sz="6" w:color="1A1A1A"/>
-              <w:left w:val="single" w:sz="6" w:color="1A1A1A"/>
-              <w:bottom w:val="single" w:sz="6" w:color="1A1A1A"/>
-              <w:right w:val="single" w:sz="6" w:color="1A1A1A"/>
-            </w:tcBorders>
-          </w:tcPr>
-          <w:p>
-            <w:pPr>
-              <w:spacing w:after="0"/>
-            </w:pPr>
-            <w:r>
-              <w:rPr>
-                <w:b w:val="0"/>
-                <w:i w:val="0"/>
-                <w:color w:val="1A1A1A"/>
-                <w:sz w:val="19"/>
-              </w:rPr>
-              <w:t>Which expression is equivalent?</w:t>
-            </w:r>
-          </w:p>
-        </w:tc>
-        <w:tc>
-          <w:tcPr>
-            <w:tcW w:type="dxa" w:w="1900"/>
-            <w:tcMar>
-              <w:top w:w="60" w:type="dxa"/>
-              <w:left w:w="100" w:type="dxa"/>
-              <w:bottom w:w="60" w:type="dxa"/>
-              <w:right w:w="100" w:type="dxa"/>
-            </w:tcMar>
-            <w:tcBorders>
-              <w:top w:val="single" w:sz="6" w:color="1A1A1A"/>
-              <w:left w:val="single" w:sz="6" w:color="1A1A1A"/>
-              <w:bottom w:val="single" w:sz="6" w:color="1A1A1A"/>
-              <w:right w:val="single" w:sz="6" w:color="1A1A1A"/>
-            </w:tcBorders>
-          </w:tcPr>
-          <w:p>
-            <w:pPr>
-              <w:spacing w:after="0"/>
-            </w:pPr>
-            <w:r>
-              <w:rPr>
-                <w:b/>
-                <w:i/>
-                <w:color w:val="9E1B32"/>
-                <w:sz w:val="19"/>
-              </w:rPr>
-              <w:t>A — 1/x</w:t>
-            </w:r>
-            <w:r>
-              <w:rPr>
-                <w:b/>
-                <w:i/>
-                <w:color w:val="9E1B32"/>
-                <w:sz w:val="19"/>
-                <w:vertAlign w:val="superscript"/>
-              </w:rPr>
-              <w:t>2</w:t>
-            </w:r>
-          </w:p>
-        </w:tc>
-        <w:tc>
-          <w:tcPr>
-            <w:tcW w:type="dxa" w:w="3760"/>
-            <w:tcMar>
-              <w:top w:w="60" w:type="dxa"/>
-              <w:left w:w="100" w:type="dxa"/>
-              <w:bottom w:w="60" w:type="dxa"/>
-              <w:right w:w="100" w:type="dxa"/>
-            </w:tcMar>
-            <w:tcBorders>
-              <w:top w:val="single" w:sz="6" w:color="1A1A1A"/>
-              <w:left w:val="single" w:sz="6" w:color="1A1A1A"/>
-              <w:bottom w:val="single" w:sz="6" w:color="1A1A1A"/>
-              <w:right w:val="single" w:sz="6" w:color="1A1A1A"/>
-            </w:tcBorders>
-          </w:tcPr>
-          <w:p>
-            <w:pPr>
-              <w:spacing w:after="0"/>
-            </w:pPr>
-            <w:r>
-              <w:rPr>
-                <w:b w:val="0"/>
-                <w:i w:val="0"/>
-                <w:color w:val="1A1A1A"/>
-                <w:sz w:val="19"/>
-              </w:rPr>
-              <w:t>(B) 4 − (−6) — subtracted instead of adding a negative [product law: add the exponents]; (C) 4 · (−6) — multiplied the exponents [power of a power confused with a product]; (D) x</w:t>
-            </w:r>
-            <w:r>
-              <w:rPr>
-                <w:b w:val="0"/>
-                <w:i w:val="0"/>
-                <w:color w:val="1A1A1A"/>
-                <w:sz w:val="19"/>
-                <w:vertAlign w:val="superscript"/>
-              </w:rPr>
-              <w:t>-2</w:t>
-            </w:r>
-            <w:r>
-              <w:rPr>
-                <w:b w:val="0"/>
-                <w:i w:val="0"/>
-                <w:color w:val="1A1A1A"/>
-                <w:sz w:val="19"/>
-              </w:rPr>
-              <w:t xml:space="preserve"> read as the opposite of x</w:t>
-            </w:r>
-            <w:r>
-              <w:rPr>
-                <w:b w:val="0"/>
-                <w:i w:val="0"/>
-                <w:color w:val="1A1A1A"/>
-                <w:sz w:val="19"/>
-                <w:vertAlign w:val="superscript"/>
-              </w:rPr>
-              <w:t>2</w:t>
-            </w:r>
-            <w:r>
-              <w:rPr>
-                <w:b w:val="0"/>
-                <w:i w:val="0"/>
-                <w:color w:val="1A1A1A"/>
-                <w:sz w:val="19"/>
-              </w:rPr>
-              <w:t xml:space="preserve"> [B1G-M 8.AR.1.1 misconception: negative exponents]</w:t>
-            </w:r>
-          </w:p>
-        </w:tc>
-      </w:tr>
-      <w:tr>
-        <w:trPr>
-          <w:cantSplit/>
-        </w:trPr>
-        <w:tc>
-          <w:tcPr>
-            <w:tcW w:type="dxa" w:w="400"/>
-            <w:tcMar>
-              <w:top w:w="60" w:type="dxa"/>
-              <w:left w:w="100" w:type="dxa"/>
-              <w:bottom w:w="60" w:type="dxa"/>
-              <w:right w:w="100" w:type="dxa"/>
-            </w:tcMar>
-            <w:tcBorders>
-              <w:top w:val="single" w:sz="6" w:color="1A1A1A"/>
-              <w:left w:val="single" w:sz="6" w:color="1A1A1A"/>
-              <w:bottom w:val="single" w:sz="6" w:color="1A1A1A"/>
-              <w:right w:val="single" w:sz="6" w:color="1A1A1A"/>
-            </w:tcBorders>
-          </w:tcPr>
-          <w:p>
-            <w:pPr>
-              <w:spacing w:after="0"/>
-            </w:pPr>
-            <w:r>
-              <w:rPr>
-                <w:b w:val="0"/>
-                <w:i w:val="0"/>
-                <w:color w:val="1A1A1A"/>
-                <w:sz w:val="19"/>
-              </w:rPr>
-              <w:t>6</w:t>
-            </w:r>
-          </w:p>
-        </w:tc>
-        <w:tc>
-          <w:tcPr>
-            <w:tcW w:type="dxa" w:w="3300"/>
-            <w:tcMar>
-              <w:top w:w="60" w:type="dxa"/>
-              <w:left w:w="100" w:type="dxa"/>
-              <w:bottom w:w="60" w:type="dxa"/>
-              <w:right w:w="100" w:type="dxa"/>
-            </w:tcMar>
-            <w:tcBorders>
-              <w:top w:val="single" w:sz="6" w:color="1A1A1A"/>
-              <w:left w:val="single" w:sz="6" w:color="1A1A1A"/>
-              <w:bottom w:val="single" w:sz="6" w:color="1A1A1A"/>
-              <w:right w:val="single" w:sz="6" w:color="1A1A1A"/>
-            </w:tcBorders>
-          </w:tcPr>
-          <w:p>
-            <w:pPr>
-              <w:spacing w:after="0"/>
-            </w:pPr>
-            <w:r>
-              <w:rPr>
-                <w:b w:val="0"/>
-                <w:i w:val="0"/>
-                <w:color w:val="1A1A1A"/>
-                <w:sz w:val="19"/>
-              </w:rPr>
-              <w:t>Which expression is equivalent?</w:t>
-            </w:r>
-          </w:p>
-        </w:tc>
-        <w:tc>
-          <w:tcPr>
-            <w:tcW w:type="dxa" w:w="1900"/>
-            <w:tcMar>
-              <w:top w:w="60" w:type="dxa"/>
-              <w:left w:w="100" w:type="dxa"/>
-              <w:bottom w:w="60" w:type="dxa"/>
-              <w:right w:w="100" w:type="dxa"/>
-            </w:tcMar>
-            <w:tcBorders>
-              <w:top w:val="single" w:sz="6" w:color="1A1A1A"/>
-              <w:left w:val="single" w:sz="6" w:color="1A1A1A"/>
-              <w:bottom w:val="single" w:sz="6" w:color="1A1A1A"/>
-              <w:right w:val="single" w:sz="6" w:color="1A1A1A"/>
-            </w:tcBorders>
-          </w:tcPr>
-          <w:p>
-            <w:pPr>
-              <w:spacing w:after="0"/>
-            </w:pPr>
-            <w:r>
-              <w:rPr>
-                <w:b/>
-                <w:i/>
-                <w:color w:val="9E1B32"/>
-                <w:sz w:val="19"/>
-              </w:rPr>
-              <w:t>A — 4/x</w:t>
-            </w:r>
-            <w:r>
-              <w:rPr>
-                <w:b/>
-                <w:i/>
-                <w:color w:val="9E1B32"/>
-                <w:sz w:val="19"/>
-                <w:vertAlign w:val="superscript"/>
-              </w:rPr>
-              <w:t>6</w:t>
-            </w:r>
-          </w:p>
-        </w:tc>
-        <w:tc>
-          <w:tcPr>
-            <w:tcW w:type="dxa" w:w="3760"/>
-            <w:tcMar>
-              <w:top w:w="60" w:type="dxa"/>
-              <w:left w:w="100" w:type="dxa"/>
-              <w:bottom w:w="60" w:type="dxa"/>
-              <w:right w:w="100" w:type="dxa"/>
-            </w:tcMar>
-            <w:tcBorders>
-              <w:top w:val="single" w:sz="6" w:color="1A1A1A"/>
-              <w:left w:val="single" w:sz="6" w:color="1A1A1A"/>
-              <w:bottom w:val="single" w:sz="6" w:color="1A1A1A"/>
-              <w:right w:val="single" w:sz="6" w:color="1A1A1A"/>
-            </w:tcBorders>
-          </w:tcPr>
-          <w:p>
-            <w:pPr>
-              <w:spacing w:after="0"/>
-            </w:pPr>
-            <w:r>
-              <w:rPr>
-                <w:b w:val="0"/>
-                <w:i w:val="0"/>
-                <w:color w:val="1A1A1A"/>
-                <w:sz w:val="19"/>
-              </w:rPr>
-              <w:t>(B) the coefficient was not squared [8.AR.1.1: power of a product]; (C) −3 + 2 instead of −3 · 2 [power of a power confused with a product of powers]; (D) the coefficient was moved below the bar with the x [B1G-M 8.AR.1.1: negative exponent applies only to its own base]</w:t>
-            </w:r>
-          </w:p>
-        </w:tc>
-      </w:tr>
-      <w:tr>
-        <w:trPr>
-          <w:cantSplit/>
-        </w:trPr>
-        <w:tc>
-          <w:tcPr>
-            <w:tcW w:type="dxa" w:w="400"/>
-            <w:tcMar>
-              <w:top w:w="60" w:type="dxa"/>
-              <w:left w:w="100" w:type="dxa"/>
-              <w:bottom w:w="60" w:type="dxa"/>
-              <w:right w:w="100" w:type="dxa"/>
-            </w:tcMar>
-            <w:tcBorders>
-              <w:top w:val="single" w:sz="6" w:color="1A1A1A"/>
-              <w:left w:val="single" w:sz="6" w:color="1A1A1A"/>
-              <w:bottom w:val="single" w:sz="6" w:color="1A1A1A"/>
-              <w:right w:val="single" w:sz="6" w:color="1A1A1A"/>
-            </w:tcBorders>
-          </w:tcPr>
-          <w:p>
-            <w:pPr>
-              <w:spacing w:after="0"/>
-            </w:pPr>
-            <w:r>
-              <w:rPr>
-                <w:b w:val="0"/>
-                <w:i w:val="0"/>
-                <w:color w:val="1A1A1A"/>
-                <w:sz w:val="19"/>
-              </w:rPr>
-              <w:t>7</w:t>
-            </w:r>
-          </w:p>
-        </w:tc>
-        <w:tc>
-          <w:tcPr>
-            <w:tcW w:type="dxa" w:w="3300"/>
-            <w:tcMar>
-              <w:top w:w="60" w:type="dxa"/>
-              <w:left w:w="100" w:type="dxa"/>
-              <w:bottom w:w="60" w:type="dxa"/>
-              <w:right w:w="100" w:type="dxa"/>
-            </w:tcMar>
-            <w:tcBorders>
-              <w:top w:val="single" w:sz="6" w:color="1A1A1A"/>
-              <w:left w:val="single" w:sz="6" w:color="1A1A1A"/>
-              <w:bottom w:val="single" w:sz="6" w:color="1A1A1A"/>
-              <w:right w:val="single" w:sz="6" w:color="1A1A1A"/>
-            </w:tcBorders>
-          </w:tcPr>
-          <w:p>
-            <w:pPr>
-              <w:spacing w:after="0"/>
-            </w:pPr>
-            <w:r>
-              <w:drawing>
-                <wp:inline xmlns:a="http://schemas.openxmlformats.org/drawingml/2006/main" xmlns:pic="http://schemas.openxmlformats.org/drawingml/2006/picture">
-                  <wp:extent cx="140208" cy="246888"/>
-                  <wp:docPr id="17" name="Picture 17"/>
-                  <wp:cNvGraphicFramePr>
-                    <a:graphicFrameLocks noChangeAspect="1"/>
-                  </wp:cNvGraphicFramePr>
-                  <a:graphic>
-                    <a:graphicData uri="http://schemas.openxmlformats.org/drawingml/2006/picture">
-                      <pic:pic>
-                        <pic:nvPicPr>
-                          <pic:cNvPr id="0" name="365f35e6a1ce33da.png"/>
-                          <pic:cNvPicPr/>
-                        </pic:nvPicPr>
-                        <pic:blipFill>
-                          <a:blip r:embed="rId25"/>
-                          <a:stretch>
-                            <a:fillRect/>
-                          </a:stretch>
-                        </pic:blipFill>
-                        <pic:spPr>
-                          <a:xfrm>
-                            <a:off x="0" y="0"/>
-                            <a:ext cx="140208" cy="246888"/>
-                          </a:xfrm>
-                          <a:prstGeom prst="rect"/>
-                        </pic:spPr>
-                      </pic:pic>
-                    </a:graphicData>
-                  </a:graphic>
-                </wp:inline>
-              </w:drawing>
-            </w:r>
-          </w:p>
-        </w:tc>
-        <w:tc>
-          <w:tcPr>
-            <w:tcW w:type="dxa" w:w="1900"/>
-            <w:tcMar>
-              <w:top w:w="60" w:type="dxa"/>
-              <w:left w:w="100" w:type="dxa"/>
-              <w:bottom w:w="60" w:type="dxa"/>
-              <w:right w:w="100" w:type="dxa"/>
-            </w:tcMar>
-            <w:tcBorders>
-              <w:top w:val="single" w:sz="6" w:color="1A1A1A"/>
-              <w:left w:val="single" w:sz="6" w:color="1A1A1A"/>
-              <w:bottom w:val="single" w:sz="6" w:color="1A1A1A"/>
-              <w:right w:val="single" w:sz="6" w:color="1A1A1A"/>
-            </w:tcBorders>
-          </w:tcPr>
-          <w:p>
-            <w:pPr>
-              <w:spacing w:after="0"/>
-            </w:pPr>
-            <w:r>
-              <w:drawing>
-                <wp:inline xmlns:a="http://schemas.openxmlformats.org/drawingml/2006/main" xmlns:pic="http://schemas.openxmlformats.org/drawingml/2006/picture">
-                  <wp:extent cx="140208" cy="228600"/>
-                  <wp:docPr id="18" name="Picture 18"/>
-                  <wp:cNvGraphicFramePr>
-                    <a:graphicFrameLocks noChangeAspect="1"/>
-                  </wp:cNvGraphicFramePr>
-                  <a:graphic>
-                    <a:graphicData uri="http://schemas.openxmlformats.org/drawingml/2006/picture">
-                      <pic:pic>
-                        <pic:nvPicPr>
-                          <pic:cNvPr id="0" name="78ab636b13a71a30.png"/>
-                          <pic:cNvPicPr/>
-                        </pic:nvPicPr>
-                        <pic:blipFill>
-                          <a:blip r:embed="rId26"/>
-                          <a:stretch>
-                            <a:fillRect/>
-                          </a:stretch>
-                        </pic:blipFill>
-                        <pic:spPr>
-                          <a:xfrm>
-                            <a:off x="0" y="0"/>
-                            <a:ext cx="140208" cy="228600"/>
-                          </a:xfrm>
-                          <a:prstGeom prst="rect"/>
-                        </pic:spPr>
-                      </pic:pic>
-                    </a:graphicData>
-                  </a:graphic>
-                </wp:inline>
-              </w:drawing>
-            </w:r>
-          </w:p>
-        </w:tc>
-        <w:tc>
-          <w:tcPr>
-            <w:tcW w:type="dxa" w:w="3760"/>
-            <w:tcMar>
-              <w:top w:w="60" w:type="dxa"/>
-              <w:left w:w="100" w:type="dxa"/>
-              <w:bottom w:w="60" w:type="dxa"/>
-              <w:right w:w="100" w:type="dxa"/>
-            </w:tcMar>
-            <w:tcBorders>
-              <w:top w:val="single" w:sz="6" w:color="1A1A1A"/>
-              <w:left w:val="single" w:sz="6" w:color="1A1A1A"/>
-              <w:bottom w:val="single" w:sz="6" w:color="1A1A1A"/>
-              <w:right w:val="single" w:sz="6" w:color="1A1A1A"/>
-            </w:tcBorders>
-          </w:tcPr>
-          <w:p>
-            <w:pPr>
-              <w:spacing w:after="0"/>
-            </w:pPr>
-            <w:r>
-              <w:rPr>
-                <w:b w:val="0"/>
-                <w:i w:val="0"/>
-                <w:color w:val="1A1A1A"/>
-                <w:sz w:val="19"/>
-              </w:rPr>
-              <w:t>m</w:t>
-            </w:r>
-            <w:r>
-              <w:rPr>
-                <w:b w:val="0"/>
-                <w:i w:val="0"/>
-                <w:color w:val="1A1A1A"/>
-                <w:sz w:val="19"/>
-                <w:vertAlign w:val="superscript"/>
-              </w:rPr>
-              <w:t>4</w:t>
-            </w:r>
-            <w:r>
-              <w:rPr>
-                <w:b w:val="0"/>
-                <w:i w:val="0"/>
-                <w:color w:val="1A1A1A"/>
-                <w:sz w:val="19"/>
-              </w:rPr>
-              <w:t xml:space="preserve"> — 7 − 3 instead of 3 − 7 [quotient law: top minus bottom]; m</w:t>
-            </w:r>
-            <w:r>
-              <w:rPr>
-                <w:b w:val="0"/>
-                <w:i w:val="0"/>
-                <w:color w:val="1A1A1A"/>
-                <w:sz w:val="19"/>
-                <w:vertAlign w:val="superscript"/>
-              </w:rPr>
-              <w:t>-4</w:t>
-            </w:r>
-            <w:r>
-              <w:rPr>
-                <w:b w:val="0"/>
-                <w:i w:val="0"/>
-                <w:color w:val="1A1A1A"/>
-                <w:sz w:val="19"/>
-              </w:rPr>
-              <w:t xml:space="preserve"> — correct but not in the positive-exponent form asked for</w:t>
-            </w:r>
-          </w:p>
-        </w:tc>
-      </w:tr>
-      <w:tr>
-        <w:trPr>
-          <w:cantSplit/>
-        </w:trPr>
-        <w:tc>
-          <w:tcPr>
-            <w:tcW w:type="dxa" w:w="400"/>
-            <w:tcMar>
-              <w:top w:w="60" w:type="dxa"/>
-              <w:left w:w="100" w:type="dxa"/>
-              <w:bottom w:w="60" w:type="dxa"/>
-              <w:right w:w="100" w:type="dxa"/>
-            </w:tcMar>
-            <w:tcBorders>
-              <w:top w:val="single" w:sz="6" w:color="1A1A1A"/>
-              <w:left w:val="single" w:sz="6" w:color="1A1A1A"/>
-              <w:bottom w:val="single" w:sz="6" w:color="1A1A1A"/>
-              <w:right w:val="single" w:sz="6" w:color="1A1A1A"/>
-            </w:tcBorders>
-          </w:tcPr>
-          <w:p>
-            <w:pPr>
-              <w:spacing w:after="0"/>
-            </w:pPr>
-            <w:r>
-              <w:rPr>
-                <w:b w:val="0"/>
-                <w:i w:val="0"/>
-                <w:color w:val="1A1A1A"/>
-                <w:sz w:val="19"/>
-              </w:rPr>
-              <w:t>8</w:t>
-            </w:r>
-          </w:p>
-        </w:tc>
-        <w:tc>
-          <w:tcPr>
-            <w:tcW w:type="dxa" w:w="3300"/>
-            <w:tcMar>
-              <w:top w:w="60" w:type="dxa"/>
-              <w:left w:w="100" w:type="dxa"/>
-              <w:bottom w:w="60" w:type="dxa"/>
-              <w:right w:w="100" w:type="dxa"/>
-            </w:tcMar>
-            <w:tcBorders>
-              <w:top w:val="single" w:sz="6" w:color="1A1A1A"/>
-              <w:left w:val="single" w:sz="6" w:color="1A1A1A"/>
-              <w:bottom w:val="single" w:sz="6" w:color="1A1A1A"/>
-              <w:right w:val="single" w:sz="6" w:color="1A1A1A"/>
-            </w:tcBorders>
-          </w:tcPr>
-          <w:p>
-            <w:pPr>
-              <w:spacing w:after="0"/>
-            </w:pPr>
-            <w:r>
-              <w:rPr>
-                <w:b w:val="0"/>
-                <w:i w:val="0"/>
-                <w:color w:val="1A1A1A"/>
-                <w:sz w:val="19"/>
-              </w:rPr>
-              <w:t xml:space="preserve">Find the value of </w:t>
-            </w:r>
-            <w:r>
-              <w:drawing>
-                <wp:inline xmlns:a="http://schemas.openxmlformats.org/drawingml/2006/main" xmlns:pic="http://schemas.openxmlformats.org/drawingml/2006/picture">
-                  <wp:extent cx="79248" cy="76200"/>
-                  <wp:docPr id="19" name="Picture 19"/>
-                  <wp:cNvGraphicFramePr>
-                    <a:graphicFrameLocks noChangeAspect="1"/>
-                  </wp:cNvGraphicFramePr>
-                  <a:graphic>
-                    <a:graphicData uri="http://schemas.openxmlformats.org/drawingml/2006/picture">
-                      <pic:pic>
-                        <pic:nvPicPr>
-                          <pic:cNvPr id="0" name="a89321e3798efa02.png"/>
-                          <pic:cNvPicPr/>
-                        </pic:nvPicPr>
-                        <pic:blipFill>
-                          <a:blip r:embed="rId27"/>
-                          <a:stretch>
-                            <a:fillRect/>
-                          </a:stretch>
-                        </pic:blipFill>
-                        <pic:spPr>
-                          <a:xfrm>
-                            <a:off x="0" y="0"/>
-                            <a:ext cx="79248" cy="76200"/>
-                          </a:xfrm>
-                          <a:prstGeom prst="rect"/>
-                        </pic:spPr>
-                      </pic:pic>
-                    </a:graphicData>
-                  </a:graphic>
-                </wp:inline>
-              </w:drawing>
-            </w:r>
-            <w:r>
-              <w:rPr>
-                <w:b w:val="0"/>
-                <w:i w:val="0"/>
-                <w:color w:val="1A1A1A"/>
-                <w:sz w:val="19"/>
-              </w:rPr>
-              <w:t xml:space="preserve">: </w:t>
-            </w:r>
-            <w:r>
-              <w:drawing>
-                <wp:inline xmlns:a="http://schemas.openxmlformats.org/drawingml/2006/main" xmlns:pic="http://schemas.openxmlformats.org/drawingml/2006/picture">
-                  <wp:extent cx="777240" cy="143256"/>
-                  <wp:docPr id="20" name="Picture 20"/>
-                  <wp:cNvGraphicFramePr>
-                    <a:graphicFrameLocks noChangeAspect="1"/>
-                  </wp:cNvGraphicFramePr>
-                  <a:graphic>
-                    <a:graphicData uri="http://schemas.openxmlformats.org/drawingml/2006/picture">
-                      <pic:pic>
-                        <pic:nvPicPr>
-                          <pic:cNvPr id="0" name="c9e12d4a1a269dd4.png"/>
-                          <pic:cNvPicPr/>
-                        </pic:nvPicPr>
-                        <pic:blipFill>
-                          <a:blip r:embed="rId28"/>
-                          <a:stretch>
-                            <a:fillRect/>
-                          </a:stretch>
-                        </pic:blipFill>
-                        <pic:spPr>
-                          <a:xfrm>
-                            <a:off x="0" y="0"/>
-                            <a:ext cx="777240" cy="143256"/>
-                          </a:xfrm>
-                          <a:prstGeom prst="rect"/>
-                        </pic:spPr>
-                      </pic:pic>
-                    </a:graphicData>
-                  </a:graphic>
-                </wp:inline>
-              </w:drawing>
-            </w:r>
-          </w:p>
-        </w:tc>
-        <w:tc>
-          <w:tcPr>
-            <w:tcW w:type="dxa" w:w="1900"/>
-            <w:tcMar>
-              <w:top w:w="60" w:type="dxa"/>
-              <w:left w:w="100" w:type="dxa"/>
-              <w:bottom w:w="60" w:type="dxa"/>
-              <w:right w:w="100" w:type="dxa"/>
-            </w:tcMar>
-            <w:tcBorders>
-              <w:top w:val="single" w:sz="6" w:color="1A1A1A"/>
-              <w:left w:val="single" w:sz="6" w:color="1A1A1A"/>
-              <w:bottom w:val="single" w:sz="6" w:color="1A1A1A"/>
-              <w:right w:val="single" w:sz="6" w:color="1A1A1A"/>
-            </w:tcBorders>
-          </w:tcPr>
-          <w:p>
-            <w:pPr>
-              <w:spacing w:after="0"/>
-            </w:pPr>
-            <w:r>
-              <w:rPr>
-                <w:b/>
-                <w:i/>
-                <w:color w:val="9E1B32"/>
-                <w:sz w:val="19"/>
-              </w:rPr>
-              <w:t>n = 7</w:t>
-            </w:r>
-          </w:p>
-        </w:tc>
-        <w:tc>
-          <w:tcPr>
-            <w:tcW w:type="dxa" w:w="3760"/>
-            <w:tcMar>
-              <w:top w:w="60" w:type="dxa"/>
-              <w:left w:w="100" w:type="dxa"/>
-              <w:bottom w:w="60" w:type="dxa"/>
-              <w:right w:w="100" w:type="dxa"/>
-            </w:tcMar>
-            <w:tcBorders>
-              <w:top w:val="single" w:sz="6" w:color="1A1A1A"/>
-              <w:left w:val="single" w:sz="6" w:color="1A1A1A"/>
-              <w:bottom w:val="single" w:sz="6" w:color="1A1A1A"/>
-              <w:right w:val="single" w:sz="6" w:color="1A1A1A"/>
-            </w:tcBorders>
-          </w:tcPr>
-          <w:p>
-            <w:pPr>
-              <w:spacing w:after="0"/>
-            </w:pPr>
-            <w:r>
-              <w:rPr>
-                <w:b w:val="0"/>
-                <w:i w:val="0"/>
-                <w:color w:val="1A1A1A"/>
-                <w:sz w:val="19"/>
-              </w:rPr>
-              <w:t>−3 — added the given exponents [8.AR.1.1: product law, solve −5 + n = 2]; −7 — sign error in the integer subtraction</w:t>
-            </w:r>
-          </w:p>
-        </w:tc>
-      </w:tr>
-      <w:tr>
-        <w:trPr>
-          <w:cantSplit/>
-        </w:trPr>
-        <w:tc>
-          <w:tcPr>
-            <w:tcW w:type="dxa" w:w="400"/>
-            <w:tcMar>
-              <w:top w:w="60" w:type="dxa"/>
-              <w:left w:w="100" w:type="dxa"/>
-              <w:bottom w:w="60" w:type="dxa"/>
-              <w:right w:w="100" w:type="dxa"/>
-            </w:tcMar>
-            <w:tcBorders>
-              <w:top w:val="single" w:sz="6" w:color="1A1A1A"/>
-              <w:left w:val="single" w:sz="6" w:color="1A1A1A"/>
-              <w:bottom w:val="single" w:sz="6" w:color="1A1A1A"/>
-              <w:right w:val="single" w:sz="6" w:color="1A1A1A"/>
-            </w:tcBorders>
-          </w:tcPr>
-          <w:p>
-            <w:pPr>
-              <w:spacing w:after="0"/>
-            </w:pPr>
-            <w:r>
-              <w:rPr>
-                <w:b w:val="0"/>
-                <w:i w:val="0"/>
-                <w:color w:val="1A1A1A"/>
-                <w:sz w:val="19"/>
-              </w:rPr>
-              <w:t>9</w:t>
-            </w:r>
-          </w:p>
-        </w:tc>
-        <w:tc>
-          <w:tcPr>
-            <w:tcW w:type="dxa" w:w="3300"/>
-            <w:tcMar>
-              <w:top w:w="60" w:type="dxa"/>
-              <w:left w:w="100" w:type="dxa"/>
-              <w:bottom w:w="60" w:type="dxa"/>
-              <w:right w:w="100" w:type="dxa"/>
-            </w:tcMar>
-            <w:tcBorders>
-              <w:top w:val="single" w:sz="6" w:color="1A1A1A"/>
-              <w:left w:val="single" w:sz="6" w:color="1A1A1A"/>
-              <w:bottom w:val="single" w:sz="6" w:color="1A1A1A"/>
-              <w:right w:val="single" w:sz="6" w:color="1A1A1A"/>
-            </w:tcBorders>
-          </w:tcPr>
-          <w:p>
-            <w:pPr>
-              <w:spacing w:after="0"/>
-            </w:pPr>
-            <w:r>
-              <w:rPr>
-                <w:b w:val="0"/>
-                <w:i w:val="0"/>
-                <w:color w:val="1A1A1A"/>
-                <w:sz w:val="19"/>
-              </w:rPr>
-              <w:t>How are x</w:t>
-            </w:r>
-            <w:r>
-              <w:rPr>
-                <w:b w:val="0"/>
-                <w:i w:val="0"/>
-                <w:color w:val="1A1A1A"/>
-                <w:sz w:val="19"/>
-                <w:vertAlign w:val="superscript"/>
-              </w:rPr>
-              <w:t>3</w:t>
-            </w:r>
-            <w:r>
-              <w:rPr>
-                <w:b w:val="0"/>
-                <w:i w:val="0"/>
-                <w:color w:val="1A1A1A"/>
-                <w:sz w:val="19"/>
-              </w:rPr>
-              <w:t xml:space="preserve"> and x</w:t>
-            </w:r>
-            <w:r>
-              <w:rPr>
-                <w:b w:val="0"/>
-                <w:i w:val="0"/>
-                <w:color w:val="1A1A1A"/>
-                <w:sz w:val="19"/>
-                <w:vertAlign w:val="superscript"/>
-              </w:rPr>
-              <w:t>-3</w:t>
-            </w:r>
-            <w:r>
-              <w:rPr>
-                <w:b w:val="0"/>
-                <w:i w:val="0"/>
-                <w:color w:val="1A1A1A"/>
-                <w:sz w:val="19"/>
-              </w:rPr>
-              <w:t xml:space="preserve"> related? Explain, and give the value of each when x = 2.</w:t>
-            </w:r>
-          </w:p>
-        </w:tc>
-        <w:tc>
-          <w:tcPr>
-            <w:tcW w:type="dxa" w:w="1900"/>
-            <w:tcMar>
-              <w:top w:w="60" w:type="dxa"/>
-              <w:left w:w="100" w:type="dxa"/>
-              <w:bottom w:w="60" w:type="dxa"/>
-              <w:right w:w="100" w:type="dxa"/>
-            </w:tcMar>
-            <w:tcBorders>
-              <w:top w:val="single" w:sz="6" w:color="1A1A1A"/>
-              <w:left w:val="single" w:sz="6" w:color="1A1A1A"/>
-              <w:bottom w:val="single" w:sz="6" w:color="1A1A1A"/>
-              <w:right w:val="single" w:sz="6" w:color="1A1A1A"/>
-            </w:tcBorders>
-          </w:tcPr>
-          <w:p>
-            <w:pPr>
-              <w:spacing w:after="0"/>
-            </w:pPr>
-            <w:r>
-              <w:rPr>
-                <w:b/>
-                <w:i/>
-                <w:color w:val="9E1B32"/>
-                <w:sz w:val="19"/>
-              </w:rPr>
-              <w:t>x</w:t>
-            </w:r>
-            <w:r>
-              <w:rPr>
-                <w:b/>
-                <w:i/>
-                <w:color w:val="9E1B32"/>
-                <w:sz w:val="19"/>
-                <w:vertAlign w:val="superscript"/>
-              </w:rPr>
-              <w:t>-3</w:t>
-            </w:r>
-            <w:r>
-              <w:rPr>
-                <w:b/>
-                <w:i/>
-                <w:color w:val="9E1B32"/>
-                <w:sz w:val="19"/>
-              </w:rPr>
-              <w:t xml:space="preserve"> is the reciprocal of x</w:t>
-            </w:r>
-            <w:r>
-              <w:rPr>
-                <w:b/>
-                <w:i/>
-                <w:color w:val="9E1B32"/>
-                <w:sz w:val="19"/>
-                <w:vertAlign w:val="superscript"/>
-              </w:rPr>
-              <w:t>3</w:t>
-            </w:r>
-            <w:r>
-              <w:rPr>
-                <w:b/>
-                <w:i/>
-                <w:color w:val="9E1B32"/>
-                <w:sz w:val="19"/>
-              </w:rPr>
-              <w:t>. When x = 2: x</w:t>
-            </w:r>
-            <w:r>
-              <w:rPr>
-                <w:b/>
-                <w:i/>
-                <w:color w:val="9E1B32"/>
-                <w:sz w:val="19"/>
-                <w:vertAlign w:val="superscript"/>
-              </w:rPr>
-              <w:t>3</w:t>
-            </w:r>
-            <w:r>
-              <w:rPr>
-                <w:b/>
-                <w:i/>
-                <w:color w:val="9E1B32"/>
-                <w:sz w:val="19"/>
-              </w:rPr>
-              <w:t xml:space="preserve"> = 8 and x</w:t>
-            </w:r>
-            <w:r>
-              <w:rPr>
-                <w:b/>
-                <w:i/>
-                <w:color w:val="9E1B32"/>
-                <w:sz w:val="19"/>
-                <w:vertAlign w:val="superscript"/>
-              </w:rPr>
-              <w:t>-3</w:t>
-            </w:r>
-            <w:r>
-              <w:rPr>
-                <w:b/>
-                <w:i/>
-                <w:color w:val="9E1B32"/>
-                <w:sz w:val="19"/>
-              </w:rPr>
-              <w:t xml:space="preserve"> = 1/8.</w:t>
-            </w:r>
-          </w:p>
-        </w:tc>
-        <w:tc>
-          <w:tcPr>
-            <w:tcW w:type="dxa" w:w="3760"/>
-            <w:tcMar>
-              <w:top w:w="60" w:type="dxa"/>
-              <w:left w:w="100" w:type="dxa"/>
-              <w:bottom w:w="60" w:type="dxa"/>
-              <w:right w:w="100" w:type="dxa"/>
-            </w:tcMar>
-            <w:tcBorders>
-              <w:top w:val="single" w:sz="6" w:color="1A1A1A"/>
-              <w:left w:val="single" w:sz="6" w:color="1A1A1A"/>
-              <w:bottom w:val="single" w:sz="6" w:color="1A1A1A"/>
-              <w:right w:val="single" w:sz="6" w:color="1A1A1A"/>
-            </w:tcBorders>
-          </w:tcPr>
-          <w:p>
-            <w:pPr>
-              <w:spacing w:after="0"/>
-            </w:pPr>
-            <w:r>
-              <w:rPr>
-                <w:b w:val="0"/>
-                <w:i w:val="0"/>
-                <w:color w:val="1A1A1A"/>
-                <w:sz w:val="19"/>
-              </w:rPr>
-              <w:t>'x</w:t>
-            </w:r>
-            <w:r>
-              <w:rPr>
-                <w:b w:val="0"/>
-                <w:i w:val="0"/>
-                <w:color w:val="1A1A1A"/>
-                <w:sz w:val="19"/>
-                <w:vertAlign w:val="superscript"/>
-              </w:rPr>
-              <w:t>-3</w:t>
-            </w:r>
-            <w:r>
-              <w:rPr>
-                <w:b w:val="0"/>
-                <w:i w:val="0"/>
-                <w:color w:val="1A1A1A"/>
-                <w:sz w:val="19"/>
-              </w:rPr>
-              <w:t xml:space="preserve"> = −8' or 'they are opposites' — negative exponent read as a negative [B1G-M 8.AR.1.1 misconception: negative exponents]; '−6' — exponent multiplied into the base</w:t>
-            </w:r>
-          </w:p>
-        </w:tc>
-      </w:tr>
-    </w:tbl>
-    <w:p>
-      <w:pPr>
-        <w:spacing w:after="0" w:before="0" w:line="20" w:lineRule="exact"/>
-      </w:pPr>
-      <w:r>
-        <w:rPr>
-          <w:sz w:val="2"/>
-        </w:rPr>
-      </w:r>
-    </w:p>
-    <w:p>
-      <w:pPr>
-        <w:keepNext/>
-        <w:spacing w:before="280" w:after="120"/>
-        <w:pBdr>
-          <w:bottom w:val="single" w:sz="8" w:space="2" w:color="1A1A1A"/>
-        </w:pBdr>
-      </w:pPr>
-      <w:r>
-        <w:rPr>
-          <w:b/>
-          <w:i w:val="0"/>
-          <w:color w:val="1A1A1A"/>
-          <w:sz w:val="30"/>
-        </w:rPr>
-        <w:t>Question Bank — variation and answers</w:t>
-      </w:r>
-    </w:p>
-    <w:p>
-      <w:pPr>
-        <w:spacing w:before="0" w:after="100"/>
+        <w:spacing w:before="20" w:after="60"/>
+        <w:ind w:left="470" w:hanging="470"/>
       </w:pPr>
       <w:r>
         <w:rPr>
@@ -7593,142 +2431,22 @@
           <w:color w:val="1A1A1A"/>
           <w:sz w:val="21"/>
         </w:rPr>
-        <w:t xml:space="preserve">Variation.  </w:t>
+        <w:t xml:space="preserve">15–16.  </w:t>
       </w:r>
-      <w:r>
-        <w:rPr>
-          <w:b w:val="0"/>
-          <w:i w:val="0"/>
-          <w:color w:val="1A1A1A"/>
-          <w:sz w:val="21"/>
-        </w:rPr>
-        <w:t>Questions 1–6 are one move each: a plain negative exponent, one in a denominator, a coefficient that stays, two variables with one negative, a variable in the denominator moving up, three factors moving in two directions. 7–8 add a law before the rewrite (product, power of a product, product with two variables; quotient below zero, quotient with a coefficient, the guide's three-law item). 9 works backwards through zero in each law; 10 evaluates x</w:t>
-      </w:r>
-      <w:r>
-        <w:rPr>
-          <w:b w:val="0"/>
-          <w:i w:val="0"/>
-          <w:color w:val="1A1A1A"/>
-          <w:sz w:val="21"/>
-          <w:vertAlign w:val="superscript"/>
-        </w:rPr>
-        <w:t>2</w:t>
-      </w:r>
-      <w:r>
-        <w:rPr>
-          <w:b w:val="0"/>
-          <w:i w:val="0"/>
-          <w:color w:val="1A1A1A"/>
-          <w:sz w:val="21"/>
-        </w:rPr>
-        <w:t>, x</w:t>
-      </w:r>
-      <w:r>
-        <w:rPr>
-          <w:b w:val="0"/>
-          <w:i w:val="0"/>
-          <w:color w:val="1A1A1A"/>
-          <w:sz w:val="21"/>
-          <w:vertAlign w:val="superscript"/>
-        </w:rPr>
-        <w:t>-2</w:t>
-      </w:r>
-      <w:r>
-        <w:rPr>
-          <w:b w:val="0"/>
-          <w:i w:val="0"/>
-          <w:color w:val="1A1A1A"/>
-          <w:sz w:val="21"/>
-        </w:rPr>
-        <w:t xml:space="preserve"> and −x</w:t>
-      </w:r>
-      <w:r>
-        <w:rPr>
-          <w:b w:val="0"/>
-          <w:i w:val="0"/>
-          <w:color w:val="1A1A1A"/>
-          <w:sz w:val="21"/>
-          <w:vertAlign w:val="superscript"/>
-        </w:rPr>
-        <w:t>2</w:t>
-      </w:r>
-      <w:r>
-        <w:rPr>
-          <w:b w:val="0"/>
-          <w:i w:val="0"/>
-          <w:color w:val="1A1A1A"/>
-          <w:sz w:val="21"/>
-        </w:rPr>
-        <w:t xml:space="preserve"> at a number so that reciprocal and opposite are seen as values. 11 is the diagnostic multiple choice on the coefficient; 12 asks equivalence to 1/x</w:t>
-      </w:r>
-      <w:r>
-        <w:rPr>
-          <w:b w:val="0"/>
-          <w:i w:val="0"/>
-          <w:color w:val="1A1A1A"/>
-          <w:sz w:val="21"/>
-          <w:vertAlign w:val="superscript"/>
-        </w:rPr>
-        <w:t>6</w:t>
-      </w:r>
-      <w:r>
-        <w:rPr>
-          <w:b w:val="0"/>
-          <w:i w:val="0"/>
-          <w:color w:val="1A1A1A"/>
-          <w:sz w:val="21"/>
-        </w:rPr>
-        <w:t xml:space="preserve"> six ways, with the two wrong options wrong for different reasons. The Additional sheet mirrors each position.</w:t>
-      </w:r>
-    </w:p>
-    <w:p>
-      <w:pPr>
-        <w:spacing w:before="0" w:after="120"/>
-      </w:pPr>
-      <w:r>
-        <w:rPr>
-          <w:b w:val="0"/>
-          <w:i w:val="0"/>
-          <w:color w:val="1A1A1A"/>
-          <w:sz w:val="21"/>
-        </w:rPr>
-        <w:t>The bank and its Additional sheet are posted, never assigned; they feed the quizzes. Answers below are the same values the keys print — both come from one source.</w:t>
-      </w:r>
-    </w:p>
-    <w:p>
-      <w:pPr>
-        <w:keepNext/>
-        <w:spacing w:before="200" w:after="60"/>
-      </w:pPr>
       <w:r>
         <w:rPr>
           <w:b/>
           <w:i w:val="0"/>
           <w:color w:val="1A1A1A"/>
-          <w:sz w:val="23"/>
+          <w:sz w:val="21"/>
         </w:rPr>
-        <w:t>Question Bank</w:t>
-      </w:r>
-    </w:p>
-    <w:p>
-      <w:pPr>
-        <w:spacing w:before="0" w:after="60"/>
-        <w:ind w:left="360" w:hanging="360"/>
-      </w:pPr>
-      <w:r>
-        <w:rPr>
-          <w:b/>
-          <w:i w:val="0"/>
-          <w:color w:val="1A1A1A"/>
-          <w:sz w:val="20"/>
-        </w:rPr>
-        <w:t xml:space="preserve">1.  </w:t>
+        <w:t xml:space="preserve">Board 1.  </w:t>
       </w:r>
       <w:r>
         <w:drawing>
           <wp:inline xmlns:a="http://schemas.openxmlformats.org/drawingml/2006/main" xmlns:pic="http://schemas.openxmlformats.org/drawingml/2006/picture">
-            <wp:extent cx="115824" cy="231648"/>
-            <wp:docPr id="21" name="Picture 21"/>
+            <wp:extent cx="222504" cy="143256"/>
+            <wp:docPr id="2" name="Picture 2"/>
             <wp:cNvGraphicFramePr>
               <a:graphicFrameLocks noChangeAspect="1"/>
             </wp:cNvGraphicFramePr>
@@ -7736,626 +2454,11 @@
               <a:graphicData uri="http://schemas.openxmlformats.org/drawingml/2006/picture">
                 <pic:pic>
                   <pic:nvPicPr>
-                    <pic:cNvPr id="0" name="cb0089789e3ac9c4.png"/>
+                    <pic:cNvPr id="0" name="5cab12d11e35c0ca.png"/>
                     <pic:cNvPicPr/>
                   </pic:nvPicPr>
                   <pic:blipFill>
-                    <a:blip r:embed="rId29"/>
-                    <a:stretch>
-                      <a:fillRect/>
-                    </a:stretch>
-                  </pic:blipFill>
-                  <pic:spPr>
-                    <a:xfrm>
-                      <a:off x="0" y="0"/>
-                      <a:ext cx="115824" cy="231648"/>
-                    </a:xfrm>
-                    <a:prstGeom prst="rect"/>
-                  </pic:spPr>
-                </pic:pic>
-              </a:graphicData>
-            </a:graphic>
-          </wp:inline>
-        </w:drawing>
-      </w:r>
-    </w:p>
-    <w:p>
-      <w:pPr>
-        <w:spacing w:before="0" w:after="60"/>
-        <w:ind w:left="360" w:hanging="360"/>
-      </w:pPr>
-      <w:r>
-        <w:rPr>
-          <w:b/>
-          <w:i w:val="0"/>
-          <w:color w:val="1A1A1A"/>
-          <w:sz w:val="20"/>
-        </w:rPr>
-        <w:t xml:space="preserve">2.  </w:t>
-      </w:r>
-      <w:r>
-        <w:drawing>
-          <wp:inline xmlns:a="http://schemas.openxmlformats.org/drawingml/2006/main" xmlns:pic="http://schemas.openxmlformats.org/drawingml/2006/picture">
-            <wp:extent cx="143256" cy="143256"/>
-            <wp:docPr id="22" name="Picture 22"/>
-            <wp:cNvGraphicFramePr>
-              <a:graphicFrameLocks noChangeAspect="1"/>
-            </wp:cNvGraphicFramePr>
-            <a:graphic>
-              <a:graphicData uri="http://schemas.openxmlformats.org/drawingml/2006/picture">
-                <pic:pic>
-                  <pic:nvPicPr>
-                    <pic:cNvPr id="0" name="e5614e3f88d87195.png"/>
-                    <pic:cNvPicPr/>
-                  </pic:nvPicPr>
-                  <pic:blipFill>
-                    <a:blip r:embed="rId30"/>
-                    <a:stretch>
-                      <a:fillRect/>
-                    </a:stretch>
-                  </pic:blipFill>
-                  <pic:spPr>
-                    <a:xfrm>
-                      <a:off x="0" y="0"/>
-                      <a:ext cx="143256" cy="143256"/>
-                    </a:xfrm>
-                    <a:prstGeom prst="rect"/>
-                  </pic:spPr>
-                </pic:pic>
-              </a:graphicData>
-            </a:graphic>
-          </wp:inline>
-        </w:drawing>
-      </w:r>
-    </w:p>
-    <w:p>
-      <w:pPr>
-        <w:spacing w:before="0" w:after="60"/>
-        <w:ind w:left="360" w:hanging="360"/>
-      </w:pPr>
-      <w:r>
-        <w:rPr>
-          <w:b/>
-          <w:i w:val="0"/>
-          <w:color w:val="1A1A1A"/>
-          <w:sz w:val="20"/>
-        </w:rPr>
-        <w:t xml:space="preserve">3.  </w:t>
-      </w:r>
-      <w:r>
-        <w:drawing>
-          <wp:inline xmlns:a="http://schemas.openxmlformats.org/drawingml/2006/main" xmlns:pic="http://schemas.openxmlformats.org/drawingml/2006/picture">
-            <wp:extent cx="115824" cy="249935"/>
-            <wp:docPr id="23" name="Picture 23"/>
-            <wp:cNvGraphicFramePr>
-              <a:graphicFrameLocks noChangeAspect="1"/>
-            </wp:cNvGraphicFramePr>
-            <a:graphic>
-              <a:graphicData uri="http://schemas.openxmlformats.org/drawingml/2006/picture">
-                <pic:pic>
-                  <pic:nvPicPr>
-                    <pic:cNvPr id="0" name="ae58375ba5f47d9e.png"/>
-                    <pic:cNvPicPr/>
-                  </pic:nvPicPr>
-                  <pic:blipFill>
-                    <a:blip r:embed="rId31"/>
-                    <a:stretch>
-                      <a:fillRect/>
-                    </a:stretch>
-                  </pic:blipFill>
-                  <pic:spPr>
-                    <a:xfrm>
-                      <a:off x="0" y="0"/>
-                      <a:ext cx="115824" cy="249935"/>
-                    </a:xfrm>
-                    <a:prstGeom prst="rect"/>
-                  </pic:spPr>
-                </pic:pic>
-              </a:graphicData>
-            </a:graphic>
-          </wp:inline>
-        </w:drawing>
-      </w:r>
-    </w:p>
-    <w:p>
-      <w:pPr>
-        <w:spacing w:before="0" w:after="60"/>
-        <w:ind w:left="360" w:hanging="360"/>
-      </w:pPr>
-      <w:r>
-        <w:rPr>
-          <w:b/>
-          <w:i w:val="0"/>
-          <w:color w:val="1A1A1A"/>
-          <w:sz w:val="20"/>
-        </w:rPr>
-        <w:t xml:space="preserve">4.  </w:t>
-      </w:r>
-      <w:r>
-        <w:drawing>
-          <wp:inline xmlns:a="http://schemas.openxmlformats.org/drawingml/2006/main" xmlns:pic="http://schemas.openxmlformats.org/drawingml/2006/picture">
-            <wp:extent cx="115824" cy="274320"/>
-            <wp:docPr id="24" name="Picture 24"/>
-            <wp:cNvGraphicFramePr>
-              <a:graphicFrameLocks noChangeAspect="1"/>
-            </wp:cNvGraphicFramePr>
-            <a:graphic>
-              <a:graphicData uri="http://schemas.openxmlformats.org/drawingml/2006/picture">
-                <pic:pic>
-                  <pic:nvPicPr>
-                    <pic:cNvPr id="0" name="7b5d9e6f4f045a1b.png"/>
-                    <pic:cNvPicPr/>
-                  </pic:nvPicPr>
-                  <pic:blipFill>
-                    <a:blip r:embed="rId32"/>
-                    <a:stretch>
-                      <a:fillRect/>
-                    </a:stretch>
-                  </pic:blipFill>
-                  <pic:spPr>
-                    <a:xfrm>
-                      <a:off x="0" y="0"/>
-                      <a:ext cx="115824" cy="274320"/>
-                    </a:xfrm>
-                    <a:prstGeom prst="rect"/>
-                  </pic:spPr>
-                </pic:pic>
-              </a:graphicData>
-            </a:graphic>
-          </wp:inline>
-        </w:drawing>
-      </w:r>
-    </w:p>
-    <w:p>
-      <w:pPr>
-        <w:spacing w:before="0" w:after="60"/>
-        <w:ind w:left="360" w:hanging="360"/>
-      </w:pPr>
-      <w:r>
-        <w:rPr>
-          <w:b/>
-          <w:i w:val="0"/>
-          <w:color w:val="1A1A1A"/>
-          <w:sz w:val="20"/>
-        </w:rPr>
-        <w:t xml:space="preserve">5.  </w:t>
-      </w:r>
-      <w:r>
-        <w:drawing>
-          <wp:inline xmlns:a="http://schemas.openxmlformats.org/drawingml/2006/main" xmlns:pic="http://schemas.openxmlformats.org/drawingml/2006/picture">
-            <wp:extent cx="338328" cy="143256"/>
-            <wp:docPr id="25" name="Picture 25"/>
-            <wp:cNvGraphicFramePr>
-              <a:graphicFrameLocks noChangeAspect="1"/>
-            </wp:cNvGraphicFramePr>
-            <a:graphic>
-              <a:graphicData uri="http://schemas.openxmlformats.org/drawingml/2006/picture">
-                <pic:pic>
-                  <pic:nvPicPr>
-                    <pic:cNvPr id="0" name="039929fca2d9d746.png"/>
-                    <pic:cNvPicPr/>
-                  </pic:nvPicPr>
-                  <pic:blipFill>
-                    <a:blip r:embed="rId33"/>
-                    <a:stretch>
-                      <a:fillRect/>
-                    </a:stretch>
-                  </pic:blipFill>
-                  <pic:spPr>
-                    <a:xfrm>
-                      <a:off x="0" y="0"/>
-                      <a:ext cx="338328" cy="143256"/>
-                    </a:xfrm>
-                    <a:prstGeom prst="rect"/>
-                  </pic:spPr>
-                </pic:pic>
-              </a:graphicData>
-            </a:graphic>
-          </wp:inline>
-        </w:drawing>
-      </w:r>
-    </w:p>
-    <w:p>
-      <w:pPr>
-        <w:spacing w:before="0" w:after="60"/>
-        <w:ind w:left="360" w:hanging="360"/>
-      </w:pPr>
-      <w:r>
-        <w:rPr>
-          <w:b/>
-          <w:i w:val="0"/>
-          <w:color w:val="1A1A1A"/>
-          <w:sz w:val="20"/>
-        </w:rPr>
-        <w:t xml:space="preserve">6.  </w:t>
-      </w:r>
-      <w:r>
-        <w:drawing>
-          <wp:inline xmlns:a="http://schemas.openxmlformats.org/drawingml/2006/main" xmlns:pic="http://schemas.openxmlformats.org/drawingml/2006/picture">
-            <wp:extent cx="216408" cy="295656"/>
-            <wp:docPr id="26" name="Picture 26"/>
-            <wp:cNvGraphicFramePr>
-              <a:graphicFrameLocks noChangeAspect="1"/>
-            </wp:cNvGraphicFramePr>
-            <a:graphic>
-              <a:graphicData uri="http://schemas.openxmlformats.org/drawingml/2006/picture">
-                <pic:pic>
-                  <pic:nvPicPr>
-                    <pic:cNvPr id="0" name="373888bec8260e90.png"/>
-                    <pic:cNvPicPr/>
-                  </pic:nvPicPr>
-                  <pic:blipFill>
-                    <a:blip r:embed="rId34"/>
-                    <a:stretch>
-                      <a:fillRect/>
-                    </a:stretch>
-                  </pic:blipFill>
-                  <pic:spPr>
-                    <a:xfrm>
-                      <a:off x="0" y="0"/>
-                      <a:ext cx="216408" cy="295656"/>
-                    </a:xfrm>
-                    <a:prstGeom prst="rect"/>
-                  </pic:spPr>
-                </pic:pic>
-              </a:graphicData>
-            </a:graphic>
-          </wp:inline>
-        </w:drawing>
-      </w:r>
-    </w:p>
-    <w:p>
-      <w:pPr>
-        <w:spacing w:before="0" w:after="60"/>
-        <w:ind w:left="360" w:hanging="360"/>
-      </w:pPr>
-      <w:r>
-        <w:rPr>
-          <w:b/>
-          <w:i w:val="0"/>
-          <w:color w:val="1A1A1A"/>
-          <w:sz w:val="20"/>
-        </w:rPr>
-        <w:t xml:space="preserve">7.  </w:t>
-      </w:r>
-      <w:r>
-        <w:rPr>
-          <w:b/>
-          <w:i/>
-          <w:color w:val="9E1B32"/>
-          <w:sz w:val="20"/>
-        </w:rPr>
-        <w:t xml:space="preserve">(a) </w:t>
-      </w:r>
-      <w:r>
-        <w:drawing>
-          <wp:inline xmlns:a="http://schemas.openxmlformats.org/drawingml/2006/main" xmlns:pic="http://schemas.openxmlformats.org/drawingml/2006/picture">
-            <wp:extent cx="502920" cy="231648"/>
-            <wp:docPr id="27" name="Picture 27"/>
-            <wp:cNvGraphicFramePr>
-              <a:graphicFrameLocks noChangeAspect="1"/>
-            </wp:cNvGraphicFramePr>
-            <a:graphic>
-              <a:graphicData uri="http://schemas.openxmlformats.org/drawingml/2006/picture">
-                <pic:pic>
-                  <pic:nvPicPr>
-                    <pic:cNvPr id="0" name="3b33596343d74046.png"/>
-                    <pic:cNvPicPr/>
-                  </pic:nvPicPr>
-                  <pic:blipFill>
-                    <a:blip r:embed="rId35"/>
-                    <a:stretch>
-                      <a:fillRect/>
-                    </a:stretch>
-                  </pic:blipFill>
-                  <pic:spPr>
-                    <a:xfrm>
-                      <a:off x="0" y="0"/>
-                      <a:ext cx="502920" cy="231648"/>
-                    </a:xfrm>
-                    <a:prstGeom prst="rect"/>
-                  </pic:spPr>
-                </pic:pic>
-              </a:graphicData>
-            </a:graphic>
-          </wp:inline>
-        </w:drawing>
-      </w:r>
-      <w:r>
-        <w:rPr>
-          <w:b/>
-          <w:i/>
-          <w:color w:val="9E1B32"/>
-          <w:sz w:val="20"/>
-        </w:rPr>
-        <w:t xml:space="preserve">  (b) </w:t>
-      </w:r>
-      <w:r>
-        <w:drawing>
-          <wp:inline xmlns:a="http://schemas.openxmlformats.org/drawingml/2006/main" xmlns:pic="http://schemas.openxmlformats.org/drawingml/2006/picture">
-            <wp:extent cx="670560" cy="256032"/>
-            <wp:docPr id="28" name="Picture 28"/>
-            <wp:cNvGraphicFramePr>
-              <a:graphicFrameLocks noChangeAspect="1"/>
-            </wp:cNvGraphicFramePr>
-            <a:graphic>
-              <a:graphicData uri="http://schemas.openxmlformats.org/drawingml/2006/picture">
-                <pic:pic>
-                  <pic:nvPicPr>
-                    <pic:cNvPr id="0" name="9a0b2574486d7dde.png"/>
-                    <pic:cNvPicPr/>
-                  </pic:nvPicPr>
-                  <pic:blipFill>
-                    <a:blip r:embed="rId36"/>
-                    <a:stretch>
-                      <a:fillRect/>
-                    </a:stretch>
-                  </pic:blipFill>
-                  <pic:spPr>
-                    <a:xfrm>
-                      <a:off x="0" y="0"/>
-                      <a:ext cx="670560" cy="256032"/>
-                    </a:xfrm>
-                    <a:prstGeom prst="rect"/>
-                  </pic:spPr>
-                </pic:pic>
-              </a:graphicData>
-            </a:graphic>
-          </wp:inline>
-        </w:drawing>
-      </w:r>
-      <w:r>
-        <w:rPr>
-          <w:b/>
-          <w:i/>
-          <w:color w:val="9E1B32"/>
-          <w:sz w:val="20"/>
-        </w:rPr>
-        <w:t xml:space="preserve">  (c) </w:t>
-      </w:r>
-      <w:r>
-        <w:drawing>
-          <wp:inline xmlns:a="http://schemas.openxmlformats.org/drawingml/2006/main" xmlns:pic="http://schemas.openxmlformats.org/drawingml/2006/picture">
-            <wp:extent cx="941832" cy="246888"/>
-            <wp:docPr id="29" name="Picture 29"/>
-            <wp:cNvGraphicFramePr>
-              <a:graphicFrameLocks noChangeAspect="1"/>
-            </wp:cNvGraphicFramePr>
-            <a:graphic>
-              <a:graphicData uri="http://schemas.openxmlformats.org/drawingml/2006/picture">
-                <pic:pic>
-                  <pic:nvPicPr>
-                    <pic:cNvPr id="0" name="a03c92e969575f84.png"/>
-                    <pic:cNvPicPr/>
-                  </pic:nvPicPr>
-                  <pic:blipFill>
-                    <a:blip r:embed="rId37"/>
-                    <a:stretch>
-                      <a:fillRect/>
-                    </a:stretch>
-                  </pic:blipFill>
-                  <pic:spPr>
-                    <a:xfrm>
-                      <a:off x="0" y="0"/>
-                      <a:ext cx="941832" cy="246888"/>
-                    </a:xfrm>
-                    <a:prstGeom prst="rect"/>
-                  </pic:spPr>
-                </pic:pic>
-              </a:graphicData>
-            </a:graphic>
-          </wp:inline>
-        </w:drawing>
-      </w:r>
-    </w:p>
-    <w:p>
-      <w:pPr>
-        <w:spacing w:before="0" w:after="60"/>
-        <w:ind w:left="360" w:hanging="360"/>
-      </w:pPr>
-      <w:r>
-        <w:rPr>
-          <w:b/>
-          <w:i w:val="0"/>
-          <w:color w:val="1A1A1A"/>
-          <w:sz w:val="20"/>
-        </w:rPr>
-        <w:t xml:space="preserve">8.  </w:t>
-      </w:r>
-      <w:r>
-        <w:rPr>
-          <w:b/>
-          <w:i/>
-          <w:color w:val="9E1B32"/>
-          <w:sz w:val="20"/>
-        </w:rPr>
-        <w:t xml:space="preserve">(a) </w:t>
-      </w:r>
-      <w:r>
-        <w:drawing>
-          <wp:inline xmlns:a="http://schemas.openxmlformats.org/drawingml/2006/main" xmlns:pic="http://schemas.openxmlformats.org/drawingml/2006/picture">
-            <wp:extent cx="576072" cy="228600"/>
-            <wp:docPr id="30" name="Picture 30"/>
-            <wp:cNvGraphicFramePr>
-              <a:graphicFrameLocks noChangeAspect="1"/>
-            </wp:cNvGraphicFramePr>
-            <a:graphic>
-              <a:graphicData uri="http://schemas.openxmlformats.org/drawingml/2006/picture">
-                <pic:pic>
-                  <pic:nvPicPr>
-                    <pic:cNvPr id="0" name="d0d16843f32b3f87.png"/>
-                    <pic:cNvPicPr/>
-                  </pic:nvPicPr>
-                  <pic:blipFill>
-                    <a:blip r:embed="rId38"/>
-                    <a:stretch>
-                      <a:fillRect/>
-                    </a:stretch>
-                  </pic:blipFill>
-                  <pic:spPr>
-                    <a:xfrm>
-                      <a:off x="0" y="0"/>
-                      <a:ext cx="576072" cy="228600"/>
-                    </a:xfrm>
-                    <a:prstGeom prst="rect"/>
-                  </pic:spPr>
-                </pic:pic>
-              </a:graphicData>
-            </a:graphic>
-          </wp:inline>
-        </w:drawing>
-      </w:r>
-      <w:r>
-        <w:rPr>
-          <w:b/>
-          <w:i/>
-          <w:color w:val="9E1B32"/>
-          <w:sz w:val="20"/>
-        </w:rPr>
-        <w:t xml:space="preserve">  (b) </w:t>
-      </w:r>
-      <w:r>
-        <w:drawing>
-          <wp:inline xmlns:a="http://schemas.openxmlformats.org/drawingml/2006/main" xmlns:pic="http://schemas.openxmlformats.org/drawingml/2006/picture">
-            <wp:extent cx="905256" cy="256032"/>
-            <wp:docPr id="31" name="Picture 31"/>
-            <wp:cNvGraphicFramePr>
-              <a:graphicFrameLocks noChangeAspect="1"/>
-            </wp:cNvGraphicFramePr>
-            <a:graphic>
-              <a:graphicData uri="http://schemas.openxmlformats.org/drawingml/2006/picture">
-                <pic:pic>
-                  <pic:nvPicPr>
-                    <pic:cNvPr id="0" name="249f45c3f2290d64.png"/>
-                    <pic:cNvPicPr/>
-                  </pic:nvPicPr>
-                  <pic:blipFill>
-                    <a:blip r:embed="rId39"/>
-                    <a:stretch>
-                      <a:fillRect/>
-                    </a:stretch>
-                  </pic:blipFill>
-                  <pic:spPr>
-                    <a:xfrm>
-                      <a:off x="0" y="0"/>
-                      <a:ext cx="905256" cy="256032"/>
-                    </a:xfrm>
-                    <a:prstGeom prst="rect"/>
-                  </pic:spPr>
-                </pic:pic>
-              </a:graphicData>
-            </a:graphic>
-          </wp:inline>
-        </w:drawing>
-      </w:r>
-      <w:r>
-        <w:rPr>
-          <w:b/>
-          <w:i/>
-          <w:color w:val="9E1B32"/>
-          <w:sz w:val="20"/>
-        </w:rPr>
-        <w:t xml:space="preserve">  (c) </w:t>
-      </w:r>
-      <w:r>
-        <w:drawing>
-          <wp:inline xmlns:a="http://schemas.openxmlformats.org/drawingml/2006/main" xmlns:pic="http://schemas.openxmlformats.org/drawingml/2006/picture">
-            <wp:extent cx="810768" cy="252984"/>
-            <wp:docPr id="32" name="Picture 32"/>
-            <wp:cNvGraphicFramePr>
-              <a:graphicFrameLocks noChangeAspect="1"/>
-            </wp:cNvGraphicFramePr>
-            <a:graphic>
-              <a:graphicData uri="http://schemas.openxmlformats.org/drawingml/2006/picture">
-                <pic:pic>
-                  <pic:nvPicPr>
-                    <pic:cNvPr id="0" name="ffac0250b62a4fe1.png"/>
-                    <pic:cNvPicPr/>
-                  </pic:nvPicPr>
-                  <pic:blipFill>
-                    <a:blip r:embed="rId40"/>
-                    <a:stretch>
-                      <a:fillRect/>
-                    </a:stretch>
-                  </pic:blipFill>
-                  <pic:spPr>
-                    <a:xfrm>
-                      <a:off x="0" y="0"/>
-                      <a:ext cx="810768" cy="252984"/>
-                    </a:xfrm>
-                    <a:prstGeom prst="rect"/>
-                  </pic:spPr>
-                </pic:pic>
-              </a:graphicData>
-            </a:graphic>
-          </wp:inline>
-        </w:drawing>
-      </w:r>
-    </w:p>
-    <w:p>
-      <w:pPr>
-        <w:spacing w:before="0" w:after="60"/>
-        <w:ind w:left="360" w:hanging="360"/>
-      </w:pPr>
-      <w:r>
-        <w:rPr>
-          <w:b/>
-          <w:i w:val="0"/>
-          <w:color w:val="1A1A1A"/>
-          <w:sz w:val="20"/>
-        </w:rPr>
-        <w:t xml:space="preserve">9.  </w:t>
-      </w:r>
-      <w:r>
-        <w:rPr>
-          <w:b/>
-          <w:i/>
-          <w:color w:val="9E1B32"/>
-          <w:sz w:val="20"/>
-        </w:rPr>
-        <w:t>(a) n = 7  (b) n = −2  (c) n = −4</w:t>
-      </w:r>
-    </w:p>
-    <w:p>
-      <w:pPr>
-        <w:spacing w:before="0" w:after="60"/>
-        <w:ind w:left="360" w:hanging="360"/>
-      </w:pPr>
-      <w:r>
-        <w:rPr>
-          <w:b/>
-          <w:i w:val="0"/>
-          <w:color w:val="1A1A1A"/>
-          <w:sz w:val="20"/>
-        </w:rPr>
-        <w:t xml:space="preserve">10.  </w:t>
-      </w:r>
-      <w:r>
-        <w:rPr>
-          <w:b/>
-          <w:i/>
-          <w:color w:val="9E1B32"/>
-          <w:sz w:val="20"/>
-        </w:rPr>
-        <w:t xml:space="preserve">(a) 9  and  1/9  (b) −9.  No — </w:t>
-      </w:r>
-      <w:r>
-        <w:drawing>
-          <wp:inline xmlns:a="http://schemas.openxmlformats.org/drawingml/2006/main" xmlns:pic="http://schemas.openxmlformats.org/drawingml/2006/picture">
-            <wp:extent cx="222504" cy="143256"/>
-            <wp:docPr id="33" name="Picture 33"/>
-            <wp:cNvGraphicFramePr>
-              <a:graphicFrameLocks noChangeAspect="1"/>
-            </wp:cNvGraphicFramePr>
-            <a:graphic>
-              <a:graphicData uri="http://schemas.openxmlformats.org/drawingml/2006/picture">
-                <pic:pic>
-                  <pic:nvPicPr>
-                    <pic:cNvPr id="0" name="72985810e17e98e5.png"/>
-                    <pic:cNvPicPr/>
-                  </pic:nvPicPr>
-                  <pic:blipFill>
-                    <a:blip r:embed="rId41"/>
+                    <a:blip r:embed="rId10"/>
                     <a:stretch>
                       <a:fillRect/>
                     </a:stretch>
@@ -8375,18 +2478,18 @@
       </w:r>
       <w:r>
         <w:rPr>
-          <w:b/>
-          <w:i/>
-          <w:color w:val="9E1B32"/>
-          <w:sz w:val="20"/>
+          <w:b w:val="0"/>
+          <w:i w:val="0"/>
+          <w:color w:val="1A1A1A"/>
+          <w:sz w:val="21"/>
         </w:rPr>
-        <w:t xml:space="preserve"> is the reciprocal of </w:t>
+        <w:t xml:space="preserve">  →  </w:t>
       </w:r>
       <w:r>
         <w:drawing>
           <wp:inline xmlns:a="http://schemas.openxmlformats.org/drawingml/2006/main" xmlns:pic="http://schemas.openxmlformats.org/drawingml/2006/picture">
-            <wp:extent cx="143256" cy="143256"/>
-            <wp:docPr id="34" name="Picture 34"/>
+            <wp:extent cx="115824" cy="228600"/>
+            <wp:docPr id="3" name="Picture 3"/>
             <wp:cNvGraphicFramePr>
               <a:graphicFrameLocks noChangeAspect="1"/>
             </wp:cNvGraphicFramePr>
@@ -8394,11 +2497,11 @@
               <a:graphicData uri="http://schemas.openxmlformats.org/drawingml/2006/picture">
                 <pic:pic>
                   <pic:nvPicPr>
-                    <pic:cNvPr id="0" name="1dbc92fd71c6cad9.png"/>
+                    <pic:cNvPr id="0" name="e0cf990bbff151f0.png"/>
                     <pic:cNvPicPr/>
                   </pic:nvPicPr>
                   <pic:blipFill>
-                    <a:blip r:embed="rId42"/>
+                    <a:blip r:embed="rId11"/>
                     <a:stretch>
                       <a:fillRect/>
                     </a:stretch>
@@ -8406,7 +2509,7 @@
                   <pic:spPr>
                     <a:xfrm>
                       <a:off x="0" y="0"/>
-                      <a:ext cx="143256" cy="143256"/>
+                      <a:ext cx="115824" cy="228600"/>
                     </a:xfrm>
                     <a:prstGeom prst="rect"/>
                   </pic:spPr>
@@ -8418,18 +2521,61 @@
       </w:r>
       <w:r>
         <w:rPr>
+          <w:b w:val="0"/>
+          <w:i/>
+          <w:color w:val="6B6B6B"/>
+          <w:sz w:val="19"/>
+        </w:rPr>
+        <w:t xml:space="preserve">   −x</w:t>
+      </w:r>
+      <w:r>
+        <w:rPr>
+          <w:b w:val="0"/>
+          <w:i/>
+          <w:color w:val="6B6B6B"/>
+          <w:sz w:val="19"/>
+          <w:vertAlign w:val="superscript"/>
+        </w:rPr>
+        <w:t>4</w:t>
+      </w:r>
+      <w:r>
+        <w:rPr>
+          <w:b w:val="0"/>
+          <w:i/>
+          <w:color w:val="6B6B6B"/>
+          <w:sz w:val="19"/>
+        </w:rPr>
+        <w:t xml:space="preserve"> — negative exponent read as a negative expression [B1G-M 8.AR.1.1 misconception: negative exponents]; −4x — exponent multiplied into the base</w:t>
+      </w:r>
+    </w:p>
+    <w:p>
+      <w:pPr>
+        <w:spacing w:before="20" w:after="60"/>
+        <w:ind w:left="470" w:hanging="470"/>
+      </w:pPr>
+      <w:r>
+        <w:rPr>
           <w:b/>
-          <w:i/>
-          <w:color w:val="9E1B32"/>
-          <w:sz w:val="20"/>
+          <w:i w:val="0"/>
+          <w:color w:val="1A1A1A"/>
+          <w:sz w:val="21"/>
         </w:rPr>
-        <w:t xml:space="preserve">, which is 1/9; </w:t>
+        <w:t xml:space="preserve">17–18.  </w:t>
+      </w:r>
+      <w:r>
+        <w:rPr>
+          <w:b/>
+          <w:i w:val="0"/>
+          <w:color w:val="1A1A1A"/>
+          <w:sz w:val="21"/>
+        </w:rPr>
+        <w:t xml:space="preserve">Board 2.  </w:t>
       </w:r>
       <w:r>
         <w:drawing>
           <wp:inline xmlns:a="http://schemas.openxmlformats.org/drawingml/2006/main" xmlns:pic="http://schemas.openxmlformats.org/drawingml/2006/picture">
-            <wp:extent cx="240791" cy="143256"/>
-            <wp:docPr id="35" name="Picture 35"/>
+            <wp:extent cx="170688" cy="256032"/>
+            <wp:docPr id="4" name="Picture 4"/>
             <wp:cNvGraphicFramePr>
               <a:graphicFrameLocks noChangeAspect="1"/>
             </wp:cNvGraphicFramePr>
@@ -8437,11 +2583,11 @@
               <a:graphicData uri="http://schemas.openxmlformats.org/drawingml/2006/picture">
                 <pic:pic>
                   <pic:nvPicPr>
-                    <pic:cNvPr id="0" name="ee407d9b40863925.png"/>
+                    <pic:cNvPr id="0" name="e26268e6017be6d0.png"/>
                     <pic:cNvPicPr/>
                   </pic:nvPicPr>
                   <pic:blipFill>
-                    <a:blip r:embed="rId43"/>
+                    <a:blip r:embed="rId12"/>
                     <a:stretch>
                       <a:fillRect/>
                     </a:stretch>
@@ -8449,7 +2595,7 @@
                   <pic:spPr>
                     <a:xfrm>
                       <a:off x="0" y="0"/>
-                      <a:ext cx="240791" cy="143256"/>
+                      <a:ext cx="170688" cy="256032"/>
                     </a:xfrm>
                     <a:prstGeom prst="rect"/>
                   </pic:spPr>
@@ -8461,18 +2607,18 @@
       </w:r>
       <w:r>
         <w:rPr>
-          <w:b/>
-          <w:i/>
-          <w:color w:val="9E1B32"/>
-          <w:sz w:val="20"/>
+          <w:b w:val="0"/>
+          <w:i w:val="0"/>
+          <w:color w:val="1A1A1A"/>
+          <w:sz w:val="21"/>
         </w:rPr>
-        <w:t xml:space="preserve"> is the opposite of </w:t>
+        <w:t xml:space="preserve">  →  </w:t>
       </w:r>
       <w:r>
         <w:drawing>
           <wp:inline xmlns:a="http://schemas.openxmlformats.org/drawingml/2006/main" xmlns:pic="http://schemas.openxmlformats.org/drawingml/2006/picture">
-            <wp:extent cx="143256" cy="143256"/>
-            <wp:docPr id="36" name="Picture 36"/>
+            <wp:extent cx="140208" cy="173736"/>
+            <wp:docPr id="5" name="Picture 5"/>
             <wp:cNvGraphicFramePr>
               <a:graphicFrameLocks noChangeAspect="1"/>
             </wp:cNvGraphicFramePr>
@@ -8480,11 +2626,11 @@
               <a:graphicData uri="http://schemas.openxmlformats.org/drawingml/2006/picture">
                 <pic:pic>
                   <pic:nvPicPr>
-                    <pic:cNvPr id="0" name="1dbc92fd71c6cad9.png"/>
+                    <pic:cNvPr id="0" name="739a6520aa8d38b7.png"/>
                     <pic:cNvPicPr/>
                   </pic:nvPicPr>
                   <pic:blipFill>
-                    <a:blip r:embed="rId42"/>
+                    <a:blip r:embed="rId13"/>
                     <a:stretch>
                       <a:fillRect/>
                     </a:stretch>
@@ -8492,7 +2638,7 @@
                   <pic:spPr>
                     <a:xfrm>
                       <a:off x="0" y="0"/>
-                      <a:ext cx="143256" cy="143256"/>
+                      <a:ext cx="140208" cy="173736"/>
                     </a:xfrm>
                     <a:prstGeom prst="rect"/>
                   </pic:spPr>
@@ -8504,96 +2650,89 @@
       </w:r>
       <w:r>
         <w:rPr>
-          <w:b/>
+          <w:b w:val="0"/>
           <w:i/>
-          <w:color w:val="9E1B32"/>
-          <w:sz w:val="20"/>
+          <w:color w:val="6B6B6B"/>
+          <w:sz w:val="19"/>
         </w:rPr>
-        <w:t>.</w:t>
+        <w:t xml:space="preserve">   1/y</w:t>
+      </w:r>
+      <w:r>
+        <w:rPr>
+          <w:b w:val="0"/>
+          <w:i/>
+          <w:color w:val="6B6B6B"/>
+          <w:sz w:val="19"/>
+          <w:vertAlign w:val="superscript"/>
+        </w:rPr>
+        <w:t>5</w:t>
+      </w:r>
+      <w:r>
+        <w:rPr>
+          <w:b w:val="0"/>
+          <w:i/>
+          <w:color w:val="6B6B6B"/>
+          <w:sz w:val="19"/>
+        </w:rPr>
+        <w:t xml:space="preserve"> — the sign was changed but the power was not moved [8.AR.1.1: law applied in one direction only]</w:t>
       </w:r>
     </w:p>
     <w:p>
       <w:pPr>
-        <w:spacing w:before="0" w:after="60"/>
-        <w:ind w:left="360" w:hanging="360"/>
+        <w:spacing w:before="20" w:after="60"/>
+        <w:ind w:left="470" w:hanging="470"/>
       </w:pPr>
       <w:r>
         <w:rPr>
           <w:b/>
           <w:i w:val="0"/>
           <w:color w:val="1A1A1A"/>
-          <w:sz w:val="20"/>
+          <w:sz w:val="21"/>
         </w:rPr>
-        <w:t xml:space="preserve">11.  </w:t>
+        <w:t xml:space="preserve">19–20.  </w:t>
       </w:r>
-      <w:r>
-        <w:rPr>
-          <w:b/>
-          <w:i/>
-          <w:color w:val="9E1B32"/>
-          <w:sz w:val="20"/>
-        </w:rPr>
-        <w:t>A  A</w:t>
-      </w:r>
-    </w:p>
-    <w:p>
-      <w:pPr>
-        <w:spacing w:before="0" w:after="60"/>
-        <w:ind w:left="360" w:hanging="360"/>
-      </w:pPr>
       <w:r>
         <w:rPr>
           <w:b/>
           <w:i w:val="0"/>
           <w:color w:val="1A1A1A"/>
-          <w:sz w:val="20"/>
+          <w:sz w:val="21"/>
         </w:rPr>
-        <w:t xml:space="preserve">12.  </w:t>
+        <w:t xml:space="preserve">Board 3.  </w:t>
       </w:r>
       <w:r>
         <w:rPr>
-          <w:b/>
-          <w:i/>
-          <w:color w:val="9E1B32"/>
-          <w:sz w:val="20"/>
+          <w:b w:val="0"/>
+          <w:i w:val="0"/>
+          <w:color w:val="1A1A1A"/>
+          <w:sz w:val="21"/>
         </w:rPr>
-        <w:t>A, B, C, D  A, B, C and D</w:t>
+        <w:t>A model's scale factor is 3x</w:t>
       </w:r>
-    </w:p>
-    <w:p>
-      <w:pPr>
-        <w:keepNext/>
-        <w:spacing w:before="200" w:after="60"/>
-      </w:pPr>
       <w:r>
         <w:rPr>
-          <w:b/>
+          <w:b w:val="0"/>
           <w:i w:val="0"/>
           <w:color w:val="1A1A1A"/>
-          <w:sz w:val="23"/>
+          <w:sz w:val="21"/>
+          <w:vertAlign w:val="superscript"/>
         </w:rPr>
-        <w:t>Question Bank — Additional</w:t>
+        <w:t>-2</w:t>
       </w:r>
-    </w:p>
-    <w:p>
-      <w:pPr>
-        <w:spacing w:before="0" w:after="60"/>
-        <w:ind w:left="360" w:hanging="360"/>
-      </w:pPr>
       <w:r>
         <w:rPr>
-          <w:b/>
+          <w:b w:val="0"/>
           <w:i w:val="0"/>
           <w:color w:val="1A1A1A"/>
-          <w:sz w:val="20"/>
+          <w:sz w:val="21"/>
         </w:rPr>
-        <w:t xml:space="preserve">1.  </w:t>
+        <w:t xml:space="preserve">. The model is 12 centimeters long. Rewrite the factor using only positive exponents.  →  </w:t>
       </w:r>
       <w:r>
         <w:drawing>
           <wp:inline xmlns:a="http://schemas.openxmlformats.org/drawingml/2006/main" xmlns:pic="http://schemas.openxmlformats.org/drawingml/2006/picture">
-            <wp:extent cx="121920" cy="228600"/>
-            <wp:docPr id="37" name="Picture 37"/>
+            <wp:extent cx="115824" cy="231648"/>
+            <wp:docPr id="6" name="Picture 6"/>
             <wp:cNvGraphicFramePr>
               <a:graphicFrameLocks noChangeAspect="1"/>
             </wp:cNvGraphicFramePr>
@@ -8601,11 +2740,11 @@
               <a:graphicData uri="http://schemas.openxmlformats.org/drawingml/2006/picture">
                 <pic:pic>
                   <pic:nvPicPr>
-                    <pic:cNvPr id="0" name="a7e4776f3f551621.png"/>
+                    <pic:cNvPr id="0" name="8fbace4a17ac9eb5.png"/>
                     <pic:cNvPicPr/>
                   </pic:nvPicPr>
                   <pic:blipFill>
-                    <a:blip r:embed="rId44"/>
+                    <a:blip r:embed="rId14"/>
                     <a:stretch>
                       <a:fillRect/>
                     </a:stretch>
@@ -8613,310 +2752,7 @@
                   <pic:spPr>
                     <a:xfrm>
                       <a:off x="0" y="0"/>
-                      <a:ext cx="121920" cy="228600"/>
-                    </a:xfrm>
-                    <a:prstGeom prst="rect"/>
-                  </pic:spPr>
-                </pic:pic>
-              </a:graphicData>
-            </a:graphic>
-          </wp:inline>
-        </w:drawing>
-      </w:r>
-    </w:p>
-    <w:p>
-      <w:pPr>
-        <w:spacing w:before="0" w:after="60"/>
-        <w:ind w:left="360" w:hanging="360"/>
-      </w:pPr>
-      <w:r>
-        <w:rPr>
-          <w:b/>
-          <w:i w:val="0"/>
-          <w:color w:val="1A1A1A"/>
-          <w:sz w:val="20"/>
-        </w:rPr>
-        <w:t xml:space="preserve">2.  </w:t>
-      </w:r>
-      <w:r>
-        <w:drawing>
-          <wp:inline xmlns:a="http://schemas.openxmlformats.org/drawingml/2006/main" xmlns:pic="http://schemas.openxmlformats.org/drawingml/2006/picture">
-            <wp:extent cx="182880" cy="143256"/>
-            <wp:docPr id="38" name="Picture 38"/>
-            <wp:cNvGraphicFramePr>
-              <a:graphicFrameLocks noChangeAspect="1"/>
-            </wp:cNvGraphicFramePr>
-            <a:graphic>
-              <a:graphicData uri="http://schemas.openxmlformats.org/drawingml/2006/picture">
-                <pic:pic>
-                  <pic:nvPicPr>
-                    <pic:cNvPr id="0" name="e210c69bb97cb8cc.png"/>
-                    <pic:cNvPicPr/>
-                  </pic:nvPicPr>
-                  <pic:blipFill>
-                    <a:blip r:embed="rId45"/>
-                    <a:stretch>
-                      <a:fillRect/>
-                    </a:stretch>
-                  </pic:blipFill>
-                  <pic:spPr>
-                    <a:xfrm>
-                      <a:off x="0" y="0"/>
-                      <a:ext cx="182880" cy="143256"/>
-                    </a:xfrm>
-                    <a:prstGeom prst="rect"/>
-                  </pic:spPr>
-                </pic:pic>
-              </a:graphicData>
-            </a:graphic>
-          </wp:inline>
-        </w:drawing>
-      </w:r>
-    </w:p>
-    <w:p>
-      <w:pPr>
-        <w:spacing w:before="0" w:after="60"/>
-        <w:ind w:left="360" w:hanging="360"/>
-      </w:pPr>
-      <w:r>
-        <w:rPr>
-          <w:b/>
-          <w:i w:val="0"/>
-          <w:color w:val="1A1A1A"/>
-          <w:sz w:val="20"/>
-        </w:rPr>
-        <w:t xml:space="preserve">3.  </w:t>
-      </w:r>
-      <w:r>
-        <w:drawing>
-          <wp:inline xmlns:a="http://schemas.openxmlformats.org/drawingml/2006/main" xmlns:pic="http://schemas.openxmlformats.org/drawingml/2006/picture">
-            <wp:extent cx="115824" cy="234696"/>
-            <wp:docPr id="39" name="Picture 39"/>
-            <wp:cNvGraphicFramePr>
-              <a:graphicFrameLocks noChangeAspect="1"/>
-            </wp:cNvGraphicFramePr>
-            <a:graphic>
-              <a:graphicData uri="http://schemas.openxmlformats.org/drawingml/2006/picture">
-                <pic:pic>
-                  <pic:nvPicPr>
-                    <pic:cNvPr id="0" name="f018d69e50d2a9bc.png"/>
-                    <pic:cNvPicPr/>
-                  </pic:nvPicPr>
-                  <pic:blipFill>
-                    <a:blip r:embed="rId46"/>
-                    <a:stretch>
-                      <a:fillRect/>
-                    </a:stretch>
-                  </pic:blipFill>
-                  <pic:spPr>
-                    <a:xfrm>
-                      <a:off x="0" y="0"/>
-                      <a:ext cx="115824" cy="234696"/>
-                    </a:xfrm>
-                    <a:prstGeom prst="rect"/>
-                  </pic:spPr>
-                </pic:pic>
-              </a:graphicData>
-            </a:graphic>
-          </wp:inline>
-        </w:drawing>
-      </w:r>
-    </w:p>
-    <w:p>
-      <w:pPr>
-        <w:spacing w:before="0" w:after="60"/>
-        <w:ind w:left="360" w:hanging="360"/>
-      </w:pPr>
-      <w:r>
-        <w:rPr>
-          <w:b/>
-          <w:i w:val="0"/>
-          <w:color w:val="1A1A1A"/>
-          <w:sz w:val="20"/>
-        </w:rPr>
-        <w:t xml:space="preserve">4.  </w:t>
-      </w:r>
-      <w:r>
-        <w:drawing>
-          <wp:inline xmlns:a="http://schemas.openxmlformats.org/drawingml/2006/main" xmlns:pic="http://schemas.openxmlformats.org/drawingml/2006/picture">
-            <wp:extent cx="115824" cy="246888"/>
-            <wp:docPr id="40" name="Picture 40"/>
-            <wp:cNvGraphicFramePr>
-              <a:graphicFrameLocks noChangeAspect="1"/>
-            </wp:cNvGraphicFramePr>
-            <a:graphic>
-              <a:graphicData uri="http://schemas.openxmlformats.org/drawingml/2006/picture">
-                <pic:pic>
-                  <pic:nvPicPr>
-                    <pic:cNvPr id="0" name="b8adf6ce8e5812af.png"/>
-                    <pic:cNvPicPr/>
-                  </pic:nvPicPr>
-                  <pic:blipFill>
-                    <a:blip r:embed="rId47"/>
-                    <a:stretch>
-                      <a:fillRect/>
-                    </a:stretch>
-                  </pic:blipFill>
-                  <pic:spPr>
-                    <a:xfrm>
-                      <a:off x="0" y="0"/>
-                      <a:ext cx="115824" cy="246888"/>
-                    </a:xfrm>
-                    <a:prstGeom prst="rect"/>
-                  </pic:spPr>
-                </pic:pic>
-              </a:graphicData>
-            </a:graphic>
-          </wp:inline>
-        </w:drawing>
-      </w:r>
-    </w:p>
-    <w:p>
-      <w:pPr>
-        <w:spacing w:before="0" w:after="60"/>
-        <w:ind w:left="360" w:hanging="360"/>
-      </w:pPr>
-      <w:r>
-        <w:rPr>
-          <w:b/>
-          <w:i w:val="0"/>
-          <w:color w:val="1A1A1A"/>
-          <w:sz w:val="20"/>
-        </w:rPr>
-        <w:t xml:space="preserve">5.  </w:t>
-      </w:r>
-      <w:r>
-        <w:drawing>
-          <wp:inline xmlns:a="http://schemas.openxmlformats.org/drawingml/2006/main" xmlns:pic="http://schemas.openxmlformats.org/drawingml/2006/picture">
-            <wp:extent cx="320040" cy="176784"/>
-            <wp:docPr id="41" name="Picture 41"/>
-            <wp:cNvGraphicFramePr>
-              <a:graphicFrameLocks noChangeAspect="1"/>
-            </wp:cNvGraphicFramePr>
-            <a:graphic>
-              <a:graphicData uri="http://schemas.openxmlformats.org/drawingml/2006/picture">
-                <pic:pic>
-                  <pic:nvPicPr>
-                    <pic:cNvPr id="0" name="5196f3f0b9c7fd29.png"/>
-                    <pic:cNvPicPr/>
-                  </pic:nvPicPr>
-                  <pic:blipFill>
-                    <a:blip r:embed="rId48"/>
-                    <a:stretch>
-                      <a:fillRect/>
-                    </a:stretch>
-                  </pic:blipFill>
-                  <pic:spPr>
-                    <a:xfrm>
-                      <a:off x="0" y="0"/>
-                      <a:ext cx="320040" cy="176784"/>
-                    </a:xfrm>
-                    <a:prstGeom prst="rect"/>
-                  </pic:spPr>
-                </pic:pic>
-              </a:graphicData>
-            </a:graphic>
-          </wp:inline>
-        </w:drawing>
-      </w:r>
-    </w:p>
-    <w:p>
-      <w:pPr>
-        <w:spacing w:before="0" w:after="60"/>
-        <w:ind w:left="360" w:hanging="360"/>
-      </w:pPr>
-      <w:r>
-        <w:rPr>
-          <w:b/>
-          <w:i w:val="0"/>
-          <w:color w:val="1A1A1A"/>
-          <w:sz w:val="20"/>
-        </w:rPr>
-        <w:t xml:space="preserve">6.  </w:t>
-      </w:r>
-      <w:r>
-        <w:drawing>
-          <wp:inline xmlns:a="http://schemas.openxmlformats.org/drawingml/2006/main" xmlns:pic="http://schemas.openxmlformats.org/drawingml/2006/picture">
-            <wp:extent cx="210312" cy="274320"/>
-            <wp:docPr id="42" name="Picture 42"/>
-            <wp:cNvGraphicFramePr>
-              <a:graphicFrameLocks noChangeAspect="1"/>
-            </wp:cNvGraphicFramePr>
-            <a:graphic>
-              <a:graphicData uri="http://schemas.openxmlformats.org/drawingml/2006/picture">
-                <pic:pic>
-                  <pic:nvPicPr>
-                    <pic:cNvPr id="0" name="0a5b5140458f3e06.png"/>
-                    <pic:cNvPicPr/>
-                  </pic:nvPicPr>
-                  <pic:blipFill>
-                    <a:blip r:embed="rId49"/>
-                    <a:stretch>
-                      <a:fillRect/>
-                    </a:stretch>
-                  </pic:blipFill>
-                  <pic:spPr>
-                    <a:xfrm>
-                      <a:off x="0" y="0"/>
-                      <a:ext cx="210312" cy="274320"/>
-                    </a:xfrm>
-                    <a:prstGeom prst="rect"/>
-                  </pic:spPr>
-                </pic:pic>
-              </a:graphicData>
-            </a:graphic>
-          </wp:inline>
-        </w:drawing>
-      </w:r>
-    </w:p>
-    <w:p>
-      <w:pPr>
-        <w:spacing w:before="0" w:after="60"/>
-        <w:ind w:left="360" w:hanging="360"/>
-      </w:pPr>
-      <w:r>
-        <w:rPr>
-          <w:b/>
-          <w:i w:val="0"/>
-          <w:color w:val="1A1A1A"/>
-          <w:sz w:val="20"/>
-        </w:rPr>
-        <w:t xml:space="preserve">7.  </w:t>
-      </w:r>
-      <w:r>
-        <w:rPr>
-          <w:b/>
-          <w:i/>
-          <w:color w:val="9E1B32"/>
-          <w:sz w:val="20"/>
-        </w:rPr>
-        <w:t xml:space="preserve">(a) </w:t>
-      </w:r>
-      <w:r>
-        <w:drawing>
-          <wp:inline xmlns:a="http://schemas.openxmlformats.org/drawingml/2006/main" xmlns:pic="http://schemas.openxmlformats.org/drawingml/2006/picture">
-            <wp:extent cx="502920" cy="252984"/>
-            <wp:docPr id="43" name="Picture 43"/>
-            <wp:cNvGraphicFramePr>
-              <a:graphicFrameLocks noChangeAspect="1"/>
-            </wp:cNvGraphicFramePr>
-            <a:graphic>
-              <a:graphicData uri="http://schemas.openxmlformats.org/drawingml/2006/picture">
-                <pic:pic>
-                  <pic:nvPicPr>
-                    <pic:cNvPr id="0" name="bdf94e2780235244.png"/>
-                    <pic:cNvPicPr/>
-                  </pic:nvPicPr>
-                  <pic:blipFill>
-                    <a:blip r:embed="rId50"/>
-                    <a:stretch>
-                      <a:fillRect/>
-                    </a:stretch>
-                  </pic:blipFill>
-                  <pic:spPr>
-                    <a:xfrm>
-                      <a:off x="0" y="0"/>
-                      <a:ext cx="502920" cy="252984"/>
+                      <a:ext cx="115824" cy="231648"/>
                     </a:xfrm>
                     <a:prstGeom prst="rect"/>
                   </pic:spPr>
@@ -8928,18 +2764,89 @@
       </w:r>
       <w:r>
         <w:rPr>
-          <w:b/>
+          <w:b w:val="0"/>
           <w:i/>
-          <w:color w:val="9E1B32"/>
+          <w:color w:val="6B6B6B"/>
           <w:sz w:val="20"/>
         </w:rPr>
-        <w:t xml:space="preserve">  (b) </w:t>
+        <w:t xml:space="preserve">   The length of 12 centimeters is not needed.</w:t>
+      </w:r>
+      <w:r>
+        <w:rPr>
+          <w:b w:val="0"/>
+          <w:i/>
+          <w:color w:val="6B6B6B"/>
+          <w:sz w:val="19"/>
+        </w:rPr>
+        <w:t xml:space="preserve">   1/(3x</w:t>
+      </w:r>
+      <w:r>
+        <w:rPr>
+          <w:b w:val="0"/>
+          <w:i/>
+          <w:color w:val="6B6B6B"/>
+          <w:sz w:val="19"/>
+          <w:vertAlign w:val="superscript"/>
+        </w:rPr>
+        <w:t>2</w:t>
+      </w:r>
+      <w:r>
+        <w:rPr>
+          <w:b w:val="0"/>
+          <w:i/>
+          <w:color w:val="6B6B6B"/>
+          <w:sz w:val="19"/>
+        </w:rPr>
+        <w:t>) — the coefficient was moved with the variable [B1G-M 8.AR.1.1: negative exponent applies only to its own base]; −3x</w:t>
+      </w:r>
+      <w:r>
+        <w:rPr>
+          <w:b w:val="0"/>
+          <w:i/>
+          <w:color w:val="6B6B6B"/>
+          <w:sz w:val="19"/>
+          <w:vertAlign w:val="superscript"/>
+        </w:rPr>
+        <w:t>2</w:t>
+      </w:r>
+      <w:r>
+        <w:rPr>
+          <w:b w:val="0"/>
+          <w:i/>
+          <w:color w:val="6B6B6B"/>
+          <w:sz w:val="19"/>
+        </w:rPr>
+        <w:t xml:space="preserve"> — read as a negative; anything built from 12 — the unneeded figure was used</w:t>
+      </w:r>
+    </w:p>
+    <w:p>
+      <w:pPr>
+        <w:spacing w:before="20" w:after="60"/>
+        <w:ind w:left="470" w:hanging="470"/>
+      </w:pPr>
+      <w:r>
+        <w:rPr>
+          <w:b/>
+          <w:i w:val="0"/>
+          <w:color w:val="1A1A1A"/>
+          <w:sz w:val="21"/>
+        </w:rPr>
+        <w:t xml:space="preserve">21–22.  </w:t>
+      </w:r>
+      <w:r>
+        <w:rPr>
+          <w:b/>
+          <w:i w:val="0"/>
+          <w:color w:val="1A1A1A"/>
+          <w:sz w:val="21"/>
+        </w:rPr>
+        <w:t xml:space="preserve">Board 4.  </w:t>
       </w:r>
       <w:r>
         <w:drawing>
           <wp:inline xmlns:a="http://schemas.openxmlformats.org/drawingml/2006/main" xmlns:pic="http://schemas.openxmlformats.org/drawingml/2006/picture">
-            <wp:extent cx="746760" cy="231648"/>
-            <wp:docPr id="44" name="Picture 44"/>
+            <wp:extent cx="441960" cy="173736"/>
+            <wp:docPr id="7" name="Picture 7"/>
             <wp:cNvGraphicFramePr>
               <a:graphicFrameLocks noChangeAspect="1"/>
             </wp:cNvGraphicFramePr>
@@ -8947,11 +2854,11 @@
               <a:graphicData uri="http://schemas.openxmlformats.org/drawingml/2006/picture">
                 <pic:pic>
                   <pic:nvPicPr>
-                    <pic:cNvPr id="0" name="980361672b929cf6.png"/>
+                    <pic:cNvPr id="0" name="bedbc8b0a4469206.png"/>
                     <pic:cNvPicPr/>
                   </pic:nvPicPr>
                   <pic:blipFill>
-                    <a:blip r:embed="rId51"/>
+                    <a:blip r:embed="rId15"/>
                     <a:stretch>
                       <a:fillRect/>
                     </a:stretch>
@@ -8959,7 +2866,7 @@
                   <pic:spPr>
                     <a:xfrm>
                       <a:off x="0" y="0"/>
-                      <a:ext cx="746760" cy="231648"/>
+                      <a:ext cx="441960" cy="173736"/>
                     </a:xfrm>
                     <a:prstGeom prst="rect"/>
                   </pic:spPr>
@@ -8971,18 +2878,18 @@
       </w:r>
       <w:r>
         <w:rPr>
-          <w:b/>
-          <w:i/>
-          <w:color w:val="9E1B32"/>
-          <w:sz w:val="20"/>
+          <w:b w:val="0"/>
+          <w:i w:val="0"/>
+          <w:color w:val="1A1A1A"/>
+          <w:sz w:val="21"/>
         </w:rPr>
-        <w:t xml:space="preserve">  (c) </w:t>
+        <w:t xml:space="preserve">  →  </w:t>
       </w:r>
       <w:r>
         <w:drawing>
           <wp:inline xmlns:a="http://schemas.openxmlformats.org/drawingml/2006/main" xmlns:pic="http://schemas.openxmlformats.org/drawingml/2006/picture">
-            <wp:extent cx="908304" cy="271272"/>
-            <wp:docPr id="45" name="Picture 45"/>
+            <wp:extent cx="210312" cy="252984"/>
+            <wp:docPr id="8" name="Picture 8"/>
             <wp:cNvGraphicFramePr>
               <a:graphicFrameLocks noChangeAspect="1"/>
             </wp:cNvGraphicFramePr>
@@ -8990,11 +2897,11 @@
               <a:graphicData uri="http://schemas.openxmlformats.org/drawingml/2006/picture">
                 <pic:pic>
                   <pic:nvPicPr>
-                    <pic:cNvPr id="0" name="26c88e1af25dd9a0.png"/>
+                    <pic:cNvPr id="0" name="9caf1de39768a791.png"/>
                     <pic:cNvPicPr/>
                   </pic:nvPicPr>
                   <pic:blipFill>
-                    <a:blip r:embed="rId52"/>
+                    <a:blip r:embed="rId16"/>
                     <a:stretch>
                       <a:fillRect/>
                     </a:stretch>
@@ -9002,65 +2909,7 @@
                   <pic:spPr>
                     <a:xfrm>
                       <a:off x="0" y="0"/>
-                      <a:ext cx="908304" cy="271272"/>
-                    </a:xfrm>
-                    <a:prstGeom prst="rect"/>
-                  </pic:spPr>
-                </pic:pic>
-              </a:graphicData>
-            </a:graphic>
-          </wp:inline>
-        </w:drawing>
-      </w:r>
-    </w:p>
-    <w:p>
-      <w:pPr>
-        <w:spacing w:before="0" w:after="60"/>
-        <w:ind w:left="360" w:hanging="360"/>
-      </w:pPr>
-      <w:r>
-        <w:rPr>
-          <w:b/>
-          <w:i w:val="0"/>
-          <w:color w:val="1A1A1A"/>
-          <w:sz w:val="20"/>
-        </w:rPr>
-        <w:t xml:space="preserve">8.  </w:t>
-      </w:r>
-      <w:r>
-        <w:rPr>
-          <w:b/>
-          <w:i/>
-          <w:color w:val="9E1B32"/>
-          <w:sz w:val="20"/>
-        </w:rPr>
-        <w:t xml:space="preserve">(a) </w:t>
-      </w:r>
-      <w:r>
-        <w:drawing>
-          <wp:inline xmlns:a="http://schemas.openxmlformats.org/drawingml/2006/main" xmlns:pic="http://schemas.openxmlformats.org/drawingml/2006/picture">
-            <wp:extent cx="512064" cy="228600"/>
-            <wp:docPr id="46" name="Picture 46"/>
-            <wp:cNvGraphicFramePr>
-              <a:graphicFrameLocks noChangeAspect="1"/>
-            </wp:cNvGraphicFramePr>
-            <a:graphic>
-              <a:graphicData uri="http://schemas.openxmlformats.org/drawingml/2006/picture">
-                <pic:pic>
-                  <pic:nvPicPr>
-                    <pic:cNvPr id="0" name="57b85cdd07c9d302.png"/>
-                    <pic:cNvPicPr/>
-                  </pic:nvPicPr>
-                  <pic:blipFill>
-                    <a:blip r:embed="rId53"/>
-                    <a:stretch>
-                      <a:fillRect/>
-                    </a:stretch>
-                  </pic:blipFill>
-                  <pic:spPr>
-                    <a:xfrm>
-                      <a:off x="0" y="0"/>
-                      <a:ext cx="512064" cy="228600"/>
+                      <a:ext cx="210312" cy="252984"/>
                     </a:xfrm>
                     <a:prstGeom prst="rect"/>
                   </pic:spPr>
@@ -9072,18 +2921,99 @@
       </w:r>
       <w:r>
         <w:rPr>
+          <w:b w:val="0"/>
+          <w:i/>
+          <w:color w:val="6B6B6B"/>
+          <w:sz w:val="19"/>
+        </w:rPr>
+        <w:t xml:space="preserve">   1/(yz)</w:t>
+      </w:r>
+      <w:r>
+        <w:rPr>
+          <w:b w:val="0"/>
+          <w:i/>
+          <w:color w:val="6B6B6B"/>
+          <w:sz w:val="19"/>
+          <w:vertAlign w:val="superscript"/>
+        </w:rPr>
+        <w:t>7</w:t>
+      </w:r>
+      <w:r>
+        <w:rPr>
+          <w:b w:val="0"/>
+          <w:i/>
+          <w:color w:val="6B6B6B"/>
+          <w:sz w:val="19"/>
+        </w:rPr>
+        <w:t xml:space="preserve"> — exponents on different bases were added [8.AR.1.1: like bases only]; −y</w:t>
+      </w:r>
+      <w:r>
+        <w:rPr>
+          <w:b w:val="0"/>
+          <w:i/>
+          <w:color w:val="6B6B6B"/>
+          <w:sz w:val="19"/>
+          <w:vertAlign w:val="superscript"/>
+        </w:rPr>
+        <w:t>3</w:t>
+      </w:r>
+      <w:r>
+        <w:rPr>
+          <w:b w:val="0"/>
+          <w:i/>
+          <w:color w:val="6B6B6B"/>
+          <w:sz w:val="19"/>
+        </w:rPr>
+        <w:t>z</w:t>
+      </w:r>
+      <w:r>
+        <w:rPr>
+          <w:b w:val="0"/>
+          <w:i/>
+          <w:color w:val="6B6B6B"/>
+          <w:sz w:val="19"/>
+          <w:vertAlign w:val="superscript"/>
+        </w:rPr>
+        <w:t>4</w:t>
+      </w:r>
+      <w:r>
+        <w:rPr>
+          <w:b w:val="0"/>
+          <w:i/>
+          <w:color w:val="6B6B6B"/>
+          <w:sz w:val="19"/>
+        </w:rPr>
+        <w:t xml:space="preserve"> — read as a negative</w:t>
+      </w:r>
+    </w:p>
+    <w:p>
+      <w:pPr>
+        <w:spacing w:before="20" w:after="60"/>
+        <w:ind w:left="470" w:hanging="470"/>
+      </w:pPr>
+      <w:r>
+        <w:rPr>
           <w:b/>
-          <w:i/>
-          <w:color w:val="9E1B32"/>
-          <w:sz w:val="20"/>
+          <w:i w:val="0"/>
+          <w:color w:val="1A1A1A"/>
+          <w:sz w:val="21"/>
         </w:rPr>
-        <w:t xml:space="preserve">  (b) </w:t>
+        <w:t xml:space="preserve">23–24.  </w:t>
+      </w:r>
+      <w:r>
+        <w:rPr>
+          <w:b/>
+          <w:i w:val="0"/>
+          <w:color w:val="1A1A1A"/>
+          <w:sz w:val="21"/>
+        </w:rPr>
+        <w:t xml:space="preserve">Board 5.  </w:t>
       </w:r>
       <w:r>
         <w:drawing>
           <wp:inline xmlns:a="http://schemas.openxmlformats.org/drawingml/2006/main" xmlns:pic="http://schemas.openxmlformats.org/drawingml/2006/picture">
-            <wp:extent cx="957072" cy="228600"/>
-            <wp:docPr id="47" name="Picture 47"/>
+            <wp:extent cx="466344" cy="143256"/>
+            <wp:docPr id="9" name="Picture 9"/>
             <wp:cNvGraphicFramePr>
               <a:graphicFrameLocks noChangeAspect="1"/>
             </wp:cNvGraphicFramePr>
@@ -9091,11 +3021,11 @@
               <a:graphicData uri="http://schemas.openxmlformats.org/drawingml/2006/picture">
                 <pic:pic>
                   <pic:nvPicPr>
-                    <pic:cNvPr id="0" name="f0a8be5ff5fdd30b.png"/>
+                    <pic:cNvPr id="0" name="b55a0bed06a738d7.png"/>
                     <pic:cNvPicPr/>
                   </pic:nvPicPr>
                   <pic:blipFill>
-                    <a:blip r:embed="rId54"/>
+                    <a:blip r:embed="rId17"/>
                     <a:stretch>
                       <a:fillRect/>
                     </a:stretch>
@@ -9103,7 +3033,7 @@
                   <pic:spPr>
                     <a:xfrm>
                       <a:off x="0" y="0"/>
-                      <a:ext cx="957072" cy="228600"/>
+                      <a:ext cx="466344" cy="143256"/>
                     </a:xfrm>
                     <a:prstGeom prst="rect"/>
                   </pic:spPr>
@@ -9115,18 +3045,117 @@
       </w:r>
       <w:r>
         <w:rPr>
+          <w:b w:val="0"/>
+          <w:i w:val="0"/>
+          <w:color w:val="1A1A1A"/>
+          <w:sz w:val="21"/>
+        </w:rPr>
+        <w:t xml:space="preserve">  Which expression is equivalent?  →  </w:t>
+      </w:r>
+      <w:r>
+        <w:rPr>
           <w:b/>
           <w:i/>
           <w:color w:val="9E1B32"/>
-          <w:sz w:val="20"/>
+          <w:sz w:val="21"/>
         </w:rPr>
-        <w:t xml:space="preserve">  (c) </w:t>
+        <w:t>A — 1/x</w:t>
+      </w:r>
+      <w:r>
+        <w:rPr>
+          <w:b/>
+          <w:i/>
+          <w:color w:val="9E1B32"/>
+          <w:sz w:val="21"/>
+          <w:vertAlign w:val="superscript"/>
+        </w:rPr>
+        <w:t>2</w:t>
+      </w:r>
+      <w:r>
+        <w:rPr>
+          <w:b w:val="0"/>
+          <w:i/>
+          <w:color w:val="6B6B6B"/>
+          <w:sz w:val="19"/>
+        </w:rPr>
+        <w:t xml:space="preserve">   (B) 4 − (−6) — subtracted instead of adding a negative [product law: add the exponents]; (C) 4 · (−6) — multiplied the exponents [power of a power confused with a product]; (D) x</w:t>
+      </w:r>
+      <w:r>
+        <w:rPr>
+          <w:b w:val="0"/>
+          <w:i/>
+          <w:color w:val="6B6B6B"/>
+          <w:sz w:val="19"/>
+          <w:vertAlign w:val="superscript"/>
+        </w:rPr>
+        <w:t>-2</w:t>
+      </w:r>
+      <w:r>
+        <w:rPr>
+          <w:b w:val="0"/>
+          <w:i/>
+          <w:color w:val="6B6B6B"/>
+          <w:sz w:val="19"/>
+        </w:rPr>
+        <w:t xml:space="preserve"> read as the opposite of x</w:t>
+      </w:r>
+      <w:r>
+        <w:rPr>
+          <w:b w:val="0"/>
+          <w:i/>
+          <w:color w:val="6B6B6B"/>
+          <w:sz w:val="19"/>
+          <w:vertAlign w:val="superscript"/>
+        </w:rPr>
+        <w:t>2</w:t>
+      </w:r>
+      <w:r>
+        <w:rPr>
+          <w:b w:val="0"/>
+          <w:i/>
+          <w:color w:val="6B6B6B"/>
+          <w:sz w:val="19"/>
+        </w:rPr>
+        <w:t xml:space="preserve"> [B1G-M 8.AR.1.1 misconception: negative exponents]</w:t>
+      </w:r>
+      <w:r>
+        <w:rPr>
+          <w:b w:val="0"/>
+          <w:i/>
+          <w:color w:val="6B6B6B"/>
+          <w:sz w:val="19"/>
+        </w:rPr>
+        <w:t xml:space="preserve">   Split (no option near two-thirds)? Sixty seconds, convince your neighbour, re-vote, then reveal.</w:t>
+      </w:r>
+    </w:p>
+    <w:p>
+      <w:pPr>
+        <w:spacing w:before="20" w:after="60"/>
+        <w:ind w:left="470" w:hanging="470"/>
+      </w:pPr>
+      <w:r>
+        <w:rPr>
+          <w:b/>
+          <w:i w:val="0"/>
+          <w:color w:val="1A1A1A"/>
+          <w:sz w:val="21"/>
+        </w:rPr>
+        <w:t xml:space="preserve">25–26.  </w:t>
+      </w:r>
+      <w:r>
+        <w:rPr>
+          <w:b/>
+          <w:i w:val="0"/>
+          <w:color w:val="1A1A1A"/>
+          <w:sz w:val="21"/>
+        </w:rPr>
+        <w:t xml:space="preserve">Board 6.  </w:t>
       </w:r>
       <w:r>
         <w:drawing>
           <wp:inline xmlns:a="http://schemas.openxmlformats.org/drawingml/2006/main" xmlns:pic="http://schemas.openxmlformats.org/drawingml/2006/picture">
-            <wp:extent cx="667512" cy="298704"/>
-            <wp:docPr id="48" name="Picture 48"/>
+            <wp:extent cx="469392" cy="170688"/>
+            <wp:docPr id="10" name="Picture 10"/>
             <wp:cNvGraphicFramePr>
               <a:graphicFrameLocks noChangeAspect="1"/>
             </wp:cNvGraphicFramePr>
@@ -9134,11 +3163,11 @@
               <a:graphicData uri="http://schemas.openxmlformats.org/drawingml/2006/picture">
                 <pic:pic>
                   <pic:nvPicPr>
-                    <pic:cNvPr id="0" name="7f74e047ff17e57f.png"/>
+                    <pic:cNvPr id="0" name="adbd9aaaa86dceb4.png"/>
                     <pic:cNvPicPr/>
                   </pic:nvPicPr>
                   <pic:blipFill>
-                    <a:blip r:embed="rId55"/>
+                    <a:blip r:embed="rId18"/>
                     <a:stretch>
                       <a:fillRect/>
                     </a:stretch>
@@ -9146,89 +3175,7 @@
                   <pic:spPr>
                     <a:xfrm>
                       <a:off x="0" y="0"/>
-                      <a:ext cx="667512" cy="298704"/>
-                    </a:xfrm>
-                    <a:prstGeom prst="rect"/>
-                  </pic:spPr>
-                </pic:pic>
-              </a:graphicData>
-            </a:graphic>
-          </wp:inline>
-        </w:drawing>
-      </w:r>
-    </w:p>
-    <w:p>
-      <w:pPr>
-        <w:spacing w:before="0" w:after="60"/>
-        <w:ind w:left="360" w:hanging="360"/>
-      </w:pPr>
-      <w:r>
-        <w:rPr>
-          <w:b/>
-          <w:i w:val="0"/>
-          <w:color w:val="1A1A1A"/>
-          <w:sz w:val="20"/>
-        </w:rPr>
-        <w:t xml:space="preserve">9.  </w:t>
-      </w:r>
-      <w:r>
-        <w:rPr>
-          <w:b/>
-          <w:i/>
-          <w:color w:val="9E1B32"/>
-          <w:sz w:val="20"/>
-        </w:rPr>
-        <w:t>(a) n = 7  (b) n = 3  (c) n = −5</w:t>
-      </w:r>
-    </w:p>
-    <w:p>
-      <w:pPr>
-        <w:spacing w:before="0" w:after="60"/>
-        <w:ind w:left="360" w:hanging="360"/>
-      </w:pPr>
-      <w:r>
-        <w:rPr>
-          <w:b/>
-          <w:i w:val="0"/>
-          <w:color w:val="1A1A1A"/>
-          <w:sz w:val="20"/>
-        </w:rPr>
-        <w:t xml:space="preserve">10.  </w:t>
-      </w:r>
-      <w:r>
-        <w:rPr>
-          <w:b/>
-          <w:i/>
-          <w:color w:val="9E1B32"/>
-          <w:sz w:val="20"/>
-        </w:rPr>
-        <w:t xml:space="preserve">(a) 64  and  1/64  (b) −64.  No — </w:t>
-      </w:r>
-      <w:r>
-        <w:drawing>
-          <wp:inline xmlns:a="http://schemas.openxmlformats.org/drawingml/2006/main" xmlns:pic="http://schemas.openxmlformats.org/drawingml/2006/picture">
-            <wp:extent cx="219456" cy="143256"/>
-            <wp:docPr id="49" name="Picture 49"/>
-            <wp:cNvGraphicFramePr>
-              <a:graphicFrameLocks noChangeAspect="1"/>
-            </wp:cNvGraphicFramePr>
-            <a:graphic>
-              <a:graphicData uri="http://schemas.openxmlformats.org/drawingml/2006/picture">
-                <pic:pic>
-                  <pic:nvPicPr>
-                    <pic:cNvPr id="0" name="ad0f53f5dd57cea0.png"/>
-                    <pic:cNvPicPr/>
-                  </pic:nvPicPr>
-                  <pic:blipFill>
-                    <a:blip r:embed="rId56"/>
-                    <a:stretch>
-                      <a:fillRect/>
-                    </a:stretch>
-                  </pic:blipFill>
-                  <pic:spPr>
-                    <a:xfrm>
-                      <a:off x="0" y="0"/>
-                      <a:ext cx="219456" cy="143256"/>
+                      <a:ext cx="469392" cy="170688"/>
                     </a:xfrm>
                     <a:prstGeom prst="rect"/>
                   </pic:spPr>
@@ -9240,18 +3187,79 @@
       </w:r>
       <w:r>
         <w:rPr>
+          <w:b w:val="0"/>
+          <w:i w:val="0"/>
+          <w:color w:val="1A1A1A"/>
+          <w:sz w:val="21"/>
+        </w:rPr>
+        <w:t xml:space="preserve">  Which expression is equivalent?  →  </w:t>
+      </w:r>
+      <w:r>
+        <w:rPr>
           <w:b/>
           <w:i/>
           <w:color w:val="9E1B32"/>
-          <w:sz w:val="20"/>
+          <w:sz w:val="21"/>
         </w:rPr>
-        <w:t xml:space="preserve"> is the reciprocal of </w:t>
+        <w:t>A — 4/x</w:t>
+      </w:r>
+      <w:r>
+        <w:rPr>
+          <w:b/>
+          <w:i/>
+          <w:color w:val="9E1B32"/>
+          <w:sz w:val="21"/>
+          <w:vertAlign w:val="superscript"/>
+        </w:rPr>
+        <w:t>6</w:t>
+      </w:r>
+      <w:r>
+        <w:rPr>
+          <w:b w:val="0"/>
+          <w:i/>
+          <w:color w:val="6B6B6B"/>
+          <w:sz w:val="19"/>
+        </w:rPr>
+        <w:t xml:space="preserve">   (B) the coefficient was not squared [8.AR.1.1: power of a product]; (C) −3 + 2 instead of −3 · 2 [power of a power confused with a product of powers]; (D) the coefficient was moved below the bar with the x [B1G-M 8.AR.1.1: negative exponent applies only to its own base]</w:t>
+      </w:r>
+      <w:r>
+        <w:rPr>
+          <w:b w:val="0"/>
+          <w:i/>
+          <w:color w:val="6B6B6B"/>
+          <w:sz w:val="19"/>
+        </w:rPr>
+        <w:t xml:space="preserve">   Split (no option near two-thirds)? Sixty seconds, convince your neighbour, re-vote, then reveal.</w:t>
+      </w:r>
+    </w:p>
+    <w:p>
+      <w:pPr>
+        <w:spacing w:before="20" w:after="60"/>
+        <w:ind w:left="470" w:hanging="470"/>
+      </w:pPr>
+      <w:r>
+        <w:rPr>
+          <w:b/>
+          <w:i w:val="0"/>
+          <w:color w:val="1A1A1A"/>
+          <w:sz w:val="21"/>
+        </w:rPr>
+        <w:t xml:space="preserve">27–28.  </w:t>
+      </w:r>
+      <w:r>
+        <w:rPr>
+          <w:b/>
+          <w:i w:val="0"/>
+          <w:color w:val="1A1A1A"/>
+          <w:sz w:val="21"/>
+        </w:rPr>
+        <w:t xml:space="preserve">Board 7.  </w:t>
       </w:r>
       <w:r>
         <w:drawing>
           <wp:inline xmlns:a="http://schemas.openxmlformats.org/drawingml/2006/main" xmlns:pic="http://schemas.openxmlformats.org/drawingml/2006/picture">
-            <wp:extent cx="140208" cy="143256"/>
-            <wp:docPr id="50" name="Picture 50"/>
+            <wp:extent cx="140208" cy="246888"/>
+            <wp:docPr id="11" name="Picture 11"/>
             <wp:cNvGraphicFramePr>
               <a:graphicFrameLocks noChangeAspect="1"/>
             </wp:cNvGraphicFramePr>
@@ -9259,11 +3267,11 @@
               <a:graphicData uri="http://schemas.openxmlformats.org/drawingml/2006/picture">
                 <pic:pic>
                   <pic:nvPicPr>
-                    <pic:cNvPr id="0" name="a09f67f1f17609b3.png"/>
+                    <pic:cNvPr id="0" name="365f35e6a1ce33da.png"/>
                     <pic:cNvPicPr/>
                   </pic:nvPicPr>
                   <pic:blipFill>
-                    <a:blip r:embed="rId57"/>
+                    <a:blip r:embed="rId19"/>
                     <a:stretch>
                       <a:fillRect/>
                     </a:stretch>
@@ -9271,7 +3279,7 @@
                   <pic:spPr>
                     <a:xfrm>
                       <a:off x="0" y="0"/>
-                      <a:ext cx="140208" cy="143256"/>
+                      <a:ext cx="140208" cy="246888"/>
                     </a:xfrm>
                     <a:prstGeom prst="rect"/>
                   </pic:spPr>
@@ -9283,18 +3291,18 @@
       </w:r>
       <w:r>
         <w:rPr>
-          <w:b/>
-          <w:i/>
-          <w:color w:val="9E1B32"/>
-          <w:sz w:val="20"/>
+          <w:b w:val="0"/>
+          <w:i w:val="0"/>
+          <w:color w:val="1A1A1A"/>
+          <w:sz w:val="21"/>
         </w:rPr>
-        <w:t xml:space="preserve">, which is 1/64; </w:t>
+        <w:t xml:space="preserve">  →  </w:t>
       </w:r>
       <w:r>
         <w:drawing>
           <wp:inline xmlns:a="http://schemas.openxmlformats.org/drawingml/2006/main" xmlns:pic="http://schemas.openxmlformats.org/drawingml/2006/picture">
-            <wp:extent cx="237744" cy="143256"/>
-            <wp:docPr id="51" name="Picture 51"/>
+            <wp:extent cx="140208" cy="228600"/>
+            <wp:docPr id="12" name="Picture 12"/>
             <wp:cNvGraphicFramePr>
               <a:graphicFrameLocks noChangeAspect="1"/>
             </wp:cNvGraphicFramePr>
@@ -9302,11 +3310,11 @@
               <a:graphicData uri="http://schemas.openxmlformats.org/drawingml/2006/picture">
                 <pic:pic>
                   <pic:nvPicPr>
-                    <pic:cNvPr id="0" name="0ecb82a70c28490d.png"/>
+                    <pic:cNvPr id="0" name="78ab636b13a71a30.png"/>
                     <pic:cNvPicPr/>
                   </pic:nvPicPr>
                   <pic:blipFill>
-                    <a:blip r:embed="rId58"/>
+                    <a:blip r:embed="rId20"/>
                     <a:stretch>
                       <a:fillRect/>
                     </a:stretch>
@@ -9314,7 +3322,7 @@
                   <pic:spPr>
                     <a:xfrm>
                       <a:off x="0" y="0"/>
-                      <a:ext cx="237744" cy="143256"/>
+                      <a:ext cx="140208" cy="228600"/>
                     </a:xfrm>
                     <a:prstGeom prst="rect"/>
                   </pic:spPr>
@@ -9326,18 +3334,89 @@
       </w:r>
       <w:r>
         <w:rPr>
+          <w:b w:val="0"/>
+          <w:i/>
+          <w:color w:val="6B6B6B"/>
+          <w:sz w:val="19"/>
+        </w:rPr>
+        <w:t xml:space="preserve">   m</w:t>
+      </w:r>
+      <w:r>
+        <w:rPr>
+          <w:b w:val="0"/>
+          <w:i/>
+          <w:color w:val="6B6B6B"/>
+          <w:sz w:val="19"/>
+          <w:vertAlign w:val="superscript"/>
+        </w:rPr>
+        <w:t>4</w:t>
+      </w:r>
+      <w:r>
+        <w:rPr>
+          <w:b w:val="0"/>
+          <w:i/>
+          <w:color w:val="6B6B6B"/>
+          <w:sz w:val="19"/>
+        </w:rPr>
+        <w:t xml:space="preserve"> — 7 − 3 instead of 3 − 7 [quotient law: top minus bottom]; m</w:t>
+      </w:r>
+      <w:r>
+        <w:rPr>
+          <w:b w:val="0"/>
+          <w:i/>
+          <w:color w:val="6B6B6B"/>
+          <w:sz w:val="19"/>
+          <w:vertAlign w:val="superscript"/>
+        </w:rPr>
+        <w:t>-4</w:t>
+      </w:r>
+      <w:r>
+        <w:rPr>
+          <w:b w:val="0"/>
+          <w:i/>
+          <w:color w:val="6B6B6B"/>
+          <w:sz w:val="19"/>
+        </w:rPr>
+        <w:t xml:space="preserve"> — correct but not in the positive-exponent form asked for</w:t>
+      </w:r>
+    </w:p>
+    <w:p>
+      <w:pPr>
+        <w:spacing w:before="20" w:after="60"/>
+        <w:ind w:left="470" w:hanging="470"/>
+      </w:pPr>
+      <w:r>
+        <w:rPr>
           <w:b/>
-          <w:i/>
-          <w:color w:val="9E1B32"/>
-          <w:sz w:val="20"/>
+          <w:i w:val="0"/>
+          <w:color w:val="1A1A1A"/>
+          <w:sz w:val="21"/>
         </w:rPr>
-        <w:t xml:space="preserve"> is the opposite of </w:t>
+        <w:t xml:space="preserve">29–30.  </w:t>
+      </w:r>
+      <w:r>
+        <w:rPr>
+          <w:b/>
+          <w:i w:val="0"/>
+          <w:color w:val="1A1A1A"/>
+          <w:sz w:val="21"/>
+        </w:rPr>
+        <w:t xml:space="preserve">Board 8.  </w:t>
+      </w:r>
+      <w:r>
+        <w:rPr>
+          <w:b w:val="0"/>
+          <w:i w:val="0"/>
+          <w:color w:val="1A1A1A"/>
+          <w:sz w:val="21"/>
+        </w:rPr>
+        <w:t xml:space="preserve">Find the value of </w:t>
       </w:r>
       <w:r>
         <w:drawing>
           <wp:inline xmlns:a="http://schemas.openxmlformats.org/drawingml/2006/main" xmlns:pic="http://schemas.openxmlformats.org/drawingml/2006/picture">
-            <wp:extent cx="140208" cy="143256"/>
-            <wp:docPr id="52" name="Picture 52"/>
+            <wp:extent cx="79248" cy="76200"/>
+            <wp:docPr id="13" name="Picture 13"/>
             <wp:cNvGraphicFramePr>
               <a:graphicFrameLocks noChangeAspect="1"/>
             </wp:cNvGraphicFramePr>
@@ -9345,11 +3424,11 @@
               <a:graphicData uri="http://schemas.openxmlformats.org/drawingml/2006/picture">
                 <pic:pic>
                   <pic:nvPicPr>
-                    <pic:cNvPr id="0" name="a09f67f1f17609b3.png"/>
+                    <pic:cNvPr id="0" name="a89321e3798efa02.png"/>
                     <pic:cNvPicPr/>
                   </pic:nvPicPr>
                   <pic:blipFill>
-                    <a:blip r:embed="rId57"/>
+                    <a:blip r:embed="rId21"/>
                     <a:stretch>
                       <a:fillRect/>
                     </a:stretch>
@@ -9357,7 +3436,7 @@
                   <pic:spPr>
                     <a:xfrm>
                       <a:off x="0" y="0"/>
-                      <a:ext cx="140208" cy="143256"/>
+                      <a:ext cx="79248" cy="76200"/>
                     </a:xfrm>
                     <a:prstGeom prst="rect"/>
                   </pic:spPr>
@@ -9369,94 +3448,46 @@
       </w:r>
       <w:r>
         <w:rPr>
-          <w:b/>
-          <w:i/>
-          <w:color w:val="9E1B32"/>
-          <w:sz w:val="20"/>
-        </w:rPr>
-        <w:t>.</w:t>
-      </w:r>
-    </w:p>
-    <w:p>
-      <w:pPr>
-        <w:spacing w:before="0" w:after="60"/>
-        <w:ind w:left="360" w:hanging="360"/>
-      </w:pPr>
-      <w:r>
-        <w:rPr>
-          <w:b/>
-          <w:i w:val="0"/>
-          <w:color w:val="1A1A1A"/>
-          <w:sz w:val="20"/>
-        </w:rPr>
-        <w:t xml:space="preserve">11.  </w:t>
-      </w:r>
-      <w:r>
-        <w:rPr>
-          <w:b/>
-          <w:i/>
-          <w:color w:val="9E1B32"/>
-          <w:sz w:val="20"/>
-        </w:rPr>
-        <w:t>A  A</w:t>
-      </w:r>
-    </w:p>
-    <w:p>
-      <w:pPr>
-        <w:spacing w:before="0" w:after="60"/>
-        <w:ind w:left="360" w:hanging="360"/>
-      </w:pPr>
-      <w:r>
-        <w:rPr>
-          <w:b/>
-          <w:i w:val="0"/>
-          <w:color w:val="1A1A1A"/>
-          <w:sz w:val="20"/>
-        </w:rPr>
-        <w:t xml:space="preserve">12.  </w:t>
-      </w:r>
-      <w:r>
-        <w:rPr>
-          <w:b/>
-          <w:i/>
-          <w:color w:val="9E1B32"/>
-          <w:sz w:val="20"/>
-        </w:rPr>
-        <w:t>A, B, C, D  A, B, C and D</w:t>
-      </w:r>
-    </w:p>
-    <w:p>
-      <w:pPr>
-        <w:keepNext/>
-        <w:spacing w:before="280" w:after="120"/>
-        <w:pBdr>
-          <w:bottom w:val="single" w:sz="8" w:space="2" w:color="1A1A1A"/>
-        </w:pBdr>
-      </w:pPr>
-      <w:r>
-        <w:rPr>
-          <w:b/>
-          <w:i w:val="0"/>
-          <w:color w:val="1A1A1A"/>
-          <w:sz w:val="30"/>
-        </w:rPr>
-        <w:t>What the audit against Math Nation found</w:t>
-      </w:r>
-    </w:p>
-    <w:p>
-      <w:pPr>
-        <w:spacing w:before="0" w:after="60"/>
-        <w:ind w:left="360" w:hanging="220"/>
-      </w:pPr>
-      <w:r>
-        <w:rPr>
-          <w:rFonts w:ascii="FreeSerif" w:hAnsi="FreeSerif" w:eastAsia="FreeSerif"/>
           <w:b w:val="0"/>
           <w:i w:val="0"/>
           <w:color w:val="1A1A1A"/>
-          <w:sz w:val="16"/>
+          <w:sz w:val="21"/>
         </w:rPr>
-        <w:t xml:space="preserve">●  </w:t>
+        <w:t xml:space="preserve">:  </w:t>
+      </w:r>
+      <w:r>
+        <w:drawing>
+          <wp:inline xmlns:a="http://schemas.openxmlformats.org/drawingml/2006/main" xmlns:pic="http://schemas.openxmlformats.org/drawingml/2006/picture">
+            <wp:extent cx="777240" cy="143256"/>
+            <wp:docPr id="14" name="Picture 14"/>
+            <wp:cNvGraphicFramePr>
+              <a:graphicFrameLocks noChangeAspect="1"/>
+            </wp:cNvGraphicFramePr>
+            <a:graphic>
+              <a:graphicData uri="http://schemas.openxmlformats.org/drawingml/2006/picture">
+                <pic:pic>
+                  <pic:nvPicPr>
+                    <pic:cNvPr id="0" name="c9e12d4a1a269dd4.png"/>
+                    <pic:cNvPicPr/>
+                  </pic:nvPicPr>
+                  <pic:blipFill>
+                    <a:blip r:embed="rId22"/>
+                    <a:stretch>
+                      <a:fillRect/>
+                    </a:stretch>
+                  </pic:blipFill>
+                  <pic:spPr>
+                    <a:xfrm>
+                      <a:off x="0" y="0"/>
+                      <a:ext cx="777240" cy="143256"/>
+                    </a:xfrm>
+                    <a:prstGeom prst="rect"/>
+                  </pic:spPr>
+                </pic:pic>
+              </a:graphicData>
+            </a:graphic>
+          </wp:inline>
+        </w:drawing>
       </w:r>
       <w:r>
         <w:rPr>
@@ -9465,23 +3496,49 @@
           <w:color w:val="1A1A1A"/>
           <w:sz w:val="21"/>
         </w:rPr>
-        <w:t>All 55 items on the bank, additional bank, warm-up, examples and round were re-derived by sympy at build time with the variables declared as positive symbols (mathcheck: 0 findings).</w:t>
+        <w:t xml:space="preserve">  →  </w:t>
+      </w:r>
+      <w:r>
+        <w:rPr>
+          <w:b/>
+          <w:i/>
+          <w:color w:val="9E1B32"/>
+          <w:sz w:val="21"/>
+        </w:rPr>
+        <w:t>n = 7</w:t>
+      </w:r>
+      <w:r>
+        <w:rPr>
+          <w:b w:val="0"/>
+          <w:i/>
+          <w:color w:val="6B6B6B"/>
+          <w:sz w:val="19"/>
+        </w:rPr>
+        <w:t xml:space="preserve">   −3 — added the given exponents [8.AR.1.1: product law, solve −5 + n = 2]; −7 — sign error in the integer subtraction</w:t>
       </w:r>
     </w:p>
     <w:p>
       <w:pPr>
-        <w:spacing w:before="0" w:after="60"/>
-        <w:ind w:left="360" w:hanging="220"/>
+        <w:spacing w:before="20" w:after="60"/>
+        <w:ind w:left="470" w:hanging="470"/>
       </w:pPr>
       <w:r>
         <w:rPr>
-          <w:rFonts w:ascii="FreeSerif" w:hAnsi="FreeSerif" w:eastAsia="FreeSerif"/>
-          <w:b w:val="0"/>
+          <w:b/>
           <w:i w:val="0"/>
           <w:color w:val="1A1A1A"/>
-          <w:sz w:val="16"/>
+          <w:sz w:val="21"/>
         </w:rPr>
-        <w:t xml:space="preserve">●  </w:t>
+        <w:t xml:space="preserve">31–32.  </w:t>
+      </w:r>
+      <w:r>
+        <w:rPr>
+          <w:b/>
+          <w:i w:val="0"/>
+          <w:color w:val="1A1A1A"/>
+          <w:sz w:val="21"/>
+        </w:rPr>
+        <w:t xml:space="preserve">Board 9.  </w:t>
       </w:r>
       <w:r>
         <w:rPr>
@@ -9490,7 +3547,26 @@
           <w:color w:val="1A1A1A"/>
           <w:sz w:val="21"/>
         </w:rPr>
-        <w:t>B1G-M items used as written: y</w:t>
+        <w:t>How are x</w:t>
+      </w:r>
+      <w:r>
+        <w:rPr>
+          <w:b w:val="0"/>
+          <w:i w:val="0"/>
+          <w:color w:val="1A1A1A"/>
+          <w:sz w:val="21"/>
+          <w:vertAlign w:val="superscript"/>
+        </w:rPr>
+        <w:t>3</w:t>
+      </w:r>
+      <w:r>
+        <w:rPr>
+          <w:b w:val="0"/>
+          <w:i w:val="0"/>
+          <w:color w:val="1A1A1A"/>
+          <w:sz w:val="21"/>
+        </w:rPr>
+        <w:t xml:space="preserve"> and x</w:t>
       </w:r>
       <w:r>
         <w:rPr>
@@ -9509,17 +3585,144 @@
           <w:color w:val="1A1A1A"/>
           <w:sz w:val="21"/>
         </w:rPr>
-        <w:t>z</w:t>
+        <w:t xml:space="preserve"> related? Explain, and give the value of each when x = 2.  →  </w:t>
+      </w:r>
+      <w:r>
+        <w:rPr>
+          <w:b/>
+          <w:i/>
+          <w:color w:val="9E1B32"/>
+          <w:sz w:val="21"/>
+        </w:rPr>
+        <w:t>x</w:t>
+      </w:r>
+      <w:r>
+        <w:rPr>
+          <w:b/>
+          <w:i/>
+          <w:color w:val="9E1B32"/>
+          <w:sz w:val="21"/>
+          <w:vertAlign w:val="superscript"/>
+        </w:rPr>
+        <w:t>-3</w:t>
+      </w:r>
+      <w:r>
+        <w:rPr>
+          <w:b/>
+          <w:i/>
+          <w:color w:val="9E1B32"/>
+          <w:sz w:val="21"/>
+        </w:rPr>
+        <w:t xml:space="preserve"> is the reciprocal of x</w:t>
+      </w:r>
+      <w:r>
+        <w:rPr>
+          <w:b/>
+          <w:i/>
+          <w:color w:val="9E1B32"/>
+          <w:sz w:val="21"/>
+          <w:vertAlign w:val="superscript"/>
+        </w:rPr>
+        <w:t>3</w:t>
+      </w:r>
+      <w:r>
+        <w:rPr>
+          <w:b/>
+          <w:i/>
+          <w:color w:val="9E1B32"/>
+          <w:sz w:val="21"/>
+        </w:rPr>
+        <w:t>. When x = 2: x</w:t>
+      </w:r>
+      <w:r>
+        <w:rPr>
+          <w:b/>
+          <w:i/>
+          <w:color w:val="9E1B32"/>
+          <w:sz w:val="21"/>
+          <w:vertAlign w:val="superscript"/>
+        </w:rPr>
+        <w:t>3</w:t>
+      </w:r>
+      <w:r>
+        <w:rPr>
+          <w:b/>
+          <w:i/>
+          <w:color w:val="9E1B32"/>
+          <w:sz w:val="21"/>
+        </w:rPr>
+        <w:t xml:space="preserve"> = 8 and x</w:t>
+      </w:r>
+      <w:r>
+        <w:rPr>
+          <w:b/>
+          <w:i/>
+          <w:color w:val="9E1B32"/>
+          <w:sz w:val="21"/>
+          <w:vertAlign w:val="superscript"/>
+        </w:rPr>
+        <w:t>-3</w:t>
+      </w:r>
+      <w:r>
+        <w:rPr>
+          <w:b/>
+          <w:i/>
+          <w:color w:val="9E1B32"/>
+          <w:sz w:val="21"/>
+        </w:rPr>
+        <w:t xml:space="preserve"> = 1/8.</w:t>
       </w:r>
       <w:r>
         <w:rPr>
           <w:b w:val="0"/>
+          <w:i/>
+          <w:color w:val="6B6B6B"/>
+          <w:sz w:val="19"/>
+        </w:rPr>
+        <w:t xml:space="preserve">   'x</w:t>
+      </w:r>
+      <w:r>
+        <w:rPr>
+          <w:b w:val="0"/>
+          <w:i/>
+          <w:color w:val="6B6B6B"/>
+          <w:sz w:val="19"/>
+          <w:vertAlign w:val="superscript"/>
+        </w:rPr>
+        <w:t>-3</w:t>
+      </w:r>
+      <w:r>
+        <w:rPr>
+          <w:b w:val="0"/>
+          <w:i/>
+          <w:color w:val="6B6B6B"/>
+          <w:sz w:val="19"/>
+        </w:rPr>
+        <w:t xml:space="preserve"> = −8' or 'they are opposites' — negative exponent read as a negative [B1G-M 8.AR.1.1 misconception: negative exponents]; '−6' — exponent multiplied into the base</w:t>
+      </w:r>
+    </w:p>
+    <w:p>
+      <w:pPr>
+        <w:spacing w:before="20" w:after="60"/>
+        <w:ind w:left="470" w:hanging="470"/>
+      </w:pPr>
+      <w:r>
+        <w:rPr>
+          <w:b/>
           <w:i w:val="0"/>
           <w:color w:val="1A1A1A"/>
           <w:sz w:val="21"/>
-          <w:vertAlign w:val="superscript"/>
         </w:rPr>
-        <w:t>-4</w:t>
+        <w:t xml:space="preserve">33.  </w:t>
+      </w:r>
+      <w:r>
+        <w:rPr>
+          <w:b/>
+          <w:i w:val="0"/>
+          <w:color w:val="1A1A1A"/>
+          <w:sz w:val="21"/>
+        </w:rPr>
+        <w:t xml:space="preserve">Independent Set — Six questions. On your own, in silence..  </w:t>
       </w:r>
       <w:r>
         <w:rPr>
@@ -9528,17 +3731,31 @@
           <w:color w:val="1A1A1A"/>
           <w:sz w:val="21"/>
         </w:rPr>
-        <w:t xml:space="preserve"> = 1/(y</w:t>
+        <w:t>Hand out the Independent Set.</w:t>
+      </w:r>
+    </w:p>
+    <w:p>
+      <w:pPr>
+        <w:spacing w:before="20" w:after="60"/>
+        <w:ind w:left="470" w:hanging="470"/>
+      </w:pPr>
+      <w:r>
+        <w:rPr>
+          <w:b/>
+          <w:i w:val="0"/>
+          <w:color w:val="1A1A1A"/>
+          <w:sz w:val="21"/>
+        </w:rPr>
+        <w:t xml:space="preserve">34.  </w:t>
       </w:r>
       <w:r>
         <w:rPr>
-          <w:b w:val="0"/>
+          <w:b/>
           <w:i w:val="0"/>
           <w:color w:val="1A1A1A"/>
           <w:sz w:val="21"/>
-          <w:vertAlign w:val="superscript"/>
         </w:rPr>
-        <w:t>3</w:t>
+        <w:t xml:space="preserve">IXL — Last five minutes..  </w:t>
       </w:r>
       <w:r>
         <w:rPr>
@@ -9547,14 +3764,56 @@
           <w:color w:val="1A1A1A"/>
           <w:sz w:val="21"/>
         </w:rPr>
-        <w:t>z</w:t>
+        <w:t>IXL: every listed skill is required, SmartScore 67, due at the start of the next class.</w:t>
+      </w:r>
+    </w:p>
+    <w:p>
+      <w:pPr>
+        <w:keepNext/>
+        <w:spacing w:before="280" w:after="120"/>
+        <w:pBdr>
+          <w:bottom w:val="single" w:sz="8" w:space="2" w:color="1A1A1A"/>
+        </w:pBdr>
+      </w:pPr>
+      <w:r>
+        <w:rPr>
+          <w:b/>
+          <w:i w:val="0"/>
+          <w:color w:val="1A1A1A"/>
+          <w:sz w:val="30"/>
+        </w:rPr>
+        <w:t>Misconceptions to Watch</w:t>
+      </w:r>
+    </w:p>
+    <w:p>
+      <w:pPr>
+        <w:spacing w:before="0" w:after="40"/>
+        <w:ind w:left="360" w:hanging="360"/>
+      </w:pPr>
+      <w:r>
+        <w:rPr>
+          <w:b/>
+          <w:i w:val="0"/>
+          <w:color w:val="1A1A1A"/>
+          <w:sz w:val="20"/>
+        </w:rPr>
+        <w:t xml:space="preserve">Board 1.  </w:t>
       </w:r>
       <w:r>
         <w:rPr>
           <w:b w:val="0"/>
           <w:i w:val="0"/>
           <w:color w:val="1A1A1A"/>
-          <w:sz w:val="21"/>
+          <w:sz w:val="20"/>
+        </w:rPr>
+        <w:t>−x</w:t>
+      </w:r>
+      <w:r>
+        <w:rPr>
+          <w:b w:val="0"/>
+          <w:i w:val="0"/>
+          <w:color w:val="1A1A1A"/>
+          <w:sz w:val="20"/>
           <w:vertAlign w:val="superscript"/>
         </w:rPr>
         <w:t>4</w:t>
@@ -9564,19 +3823,310 @@
           <w:b w:val="0"/>
           <w:i w:val="0"/>
           <w:color w:val="1A1A1A"/>
-          <w:sz w:val="21"/>
+          <w:sz w:val="20"/>
         </w:rPr>
-        <w:t>) (whiteboard 4); (a</w:t>
+        <w:t xml:space="preserve"> — negative exponent read as a negative expression [B1G-M 8.AR.1.1 misconception: negative exponents]</w:t>
+      </w:r>
+    </w:p>
+    <w:p>
+      <w:pPr>
+        <w:spacing w:before="0" w:after="40"/>
+        <w:ind w:left="360" w:hanging="360"/>
+      </w:pPr>
+      <w:r>
+        <w:rPr>
+          <w:b/>
+          <w:i w:val="0"/>
+          <w:color w:val="1A1A1A"/>
+          <w:sz w:val="20"/>
+        </w:rPr>
+        <w:t xml:space="preserve">Board 2.  </w:t>
       </w:r>
       <w:r>
         <w:rPr>
           <w:b w:val="0"/>
           <w:i w:val="0"/>
           <w:color w:val="1A1A1A"/>
-          <w:sz w:val="21"/>
+          <w:sz w:val="20"/>
+        </w:rPr>
+        <w:t>1/y</w:t>
+      </w:r>
+      <w:r>
+        <w:rPr>
+          <w:b w:val="0"/>
+          <w:i w:val="0"/>
+          <w:color w:val="1A1A1A"/>
+          <w:sz w:val="20"/>
           <w:vertAlign w:val="superscript"/>
         </w:rPr>
-        <w:t>3</w:t>
+        <w:t>5</w:t>
+      </w:r>
+      <w:r>
+        <w:rPr>
+          <w:b w:val="0"/>
+          <w:i w:val="0"/>
+          <w:color w:val="1A1A1A"/>
+          <w:sz w:val="20"/>
+        </w:rPr>
+        <w:t xml:space="preserve"> — the sign was changed but the power was not moved [8.AR.1.1: law applied in one direction only]</w:t>
+      </w:r>
+    </w:p>
+    <w:p>
+      <w:pPr>
+        <w:spacing w:before="0" w:after="40"/>
+        <w:ind w:left="360" w:hanging="360"/>
+      </w:pPr>
+      <w:r>
+        <w:rPr>
+          <w:b/>
+          <w:i w:val="0"/>
+          <w:color w:val="1A1A1A"/>
+          <w:sz w:val="20"/>
+        </w:rPr>
+        <w:t xml:space="preserve">Board 3.  </w:t>
+      </w:r>
+      <w:r>
+        <w:rPr>
+          <w:b w:val="0"/>
+          <w:i w:val="0"/>
+          <w:color w:val="1A1A1A"/>
+          <w:sz w:val="20"/>
+        </w:rPr>
+        <w:t>1/(3x</w:t>
+      </w:r>
+      <w:r>
+        <w:rPr>
+          <w:b w:val="0"/>
+          <w:i w:val="0"/>
+          <w:color w:val="1A1A1A"/>
+          <w:sz w:val="20"/>
+          <w:vertAlign w:val="superscript"/>
+        </w:rPr>
+        <w:t>2</w:t>
+      </w:r>
+      <w:r>
+        <w:rPr>
+          <w:b w:val="0"/>
+          <w:i w:val="0"/>
+          <w:color w:val="1A1A1A"/>
+          <w:sz w:val="20"/>
+        </w:rPr>
+        <w:t>) — the coefficient was moved with the variable [B1G-M 8.AR.1.1: negative exponent applies only to its own base]</w:t>
+      </w:r>
+    </w:p>
+    <w:p>
+      <w:pPr>
+        <w:spacing w:before="0" w:after="40"/>
+        <w:ind w:left="360" w:hanging="360"/>
+      </w:pPr>
+      <w:r>
+        <w:rPr>
+          <w:b/>
+          <w:i w:val="0"/>
+          <w:color w:val="1A1A1A"/>
+          <w:sz w:val="20"/>
+        </w:rPr>
+        <w:t xml:space="preserve">Board 4.  </w:t>
+      </w:r>
+      <w:r>
+        <w:rPr>
+          <w:b w:val="0"/>
+          <w:i w:val="0"/>
+          <w:color w:val="1A1A1A"/>
+          <w:sz w:val="20"/>
+        </w:rPr>
+        <w:t>1/(yz)</w:t>
+      </w:r>
+      <w:r>
+        <w:rPr>
+          <w:b w:val="0"/>
+          <w:i w:val="0"/>
+          <w:color w:val="1A1A1A"/>
+          <w:sz w:val="20"/>
+          <w:vertAlign w:val="superscript"/>
+        </w:rPr>
+        <w:t>7</w:t>
+      </w:r>
+      <w:r>
+        <w:rPr>
+          <w:b w:val="0"/>
+          <w:i w:val="0"/>
+          <w:color w:val="1A1A1A"/>
+          <w:sz w:val="20"/>
+        </w:rPr>
+        <w:t xml:space="preserve"> — exponents on different bases were added [8.AR.1.1: like bases only]</w:t>
+      </w:r>
+    </w:p>
+    <w:p>
+      <w:pPr>
+        <w:spacing w:before="0" w:after="40"/>
+        <w:ind w:left="360" w:hanging="360"/>
+      </w:pPr>
+      <w:r>
+        <w:rPr>
+          <w:b/>
+          <w:i w:val="0"/>
+          <w:color w:val="1A1A1A"/>
+          <w:sz w:val="20"/>
+        </w:rPr>
+        <w:t xml:space="preserve">Board 5.  </w:t>
+      </w:r>
+      <w:r>
+        <w:rPr>
+          <w:b w:val="0"/>
+          <w:i w:val="0"/>
+          <w:color w:val="1A1A1A"/>
+          <w:sz w:val="20"/>
+        </w:rPr>
+        <w:t>4 − (−6) — subtracted instead of adding a negative [product law: add the exponents]</w:t>
+      </w:r>
+    </w:p>
+    <w:p>
+      <w:pPr>
+        <w:spacing w:before="0" w:after="40"/>
+        <w:ind w:left="360" w:hanging="360"/>
+      </w:pPr>
+      <w:r>
+        <w:rPr>
+          <w:b/>
+          <w:i w:val="0"/>
+          <w:color w:val="1A1A1A"/>
+          <w:sz w:val="20"/>
+        </w:rPr>
+        <w:t xml:space="preserve">Board 6.  </w:t>
+      </w:r>
+      <w:r>
+        <w:rPr>
+          <w:b w:val="0"/>
+          <w:i w:val="0"/>
+          <w:color w:val="1A1A1A"/>
+          <w:sz w:val="20"/>
+        </w:rPr>
+        <w:t>the coefficient was not squared [8.AR.1.1: power of a product]</w:t>
+      </w:r>
+    </w:p>
+    <w:p>
+      <w:pPr>
+        <w:spacing w:before="0" w:after="40"/>
+        <w:ind w:left="360" w:hanging="360"/>
+      </w:pPr>
+      <w:r>
+        <w:rPr>
+          <w:b/>
+          <w:i w:val="0"/>
+          <w:color w:val="1A1A1A"/>
+          <w:sz w:val="20"/>
+        </w:rPr>
+        <w:t xml:space="preserve">Board 7.  </w:t>
+      </w:r>
+      <w:r>
+        <w:rPr>
+          <w:b w:val="0"/>
+          <w:i w:val="0"/>
+          <w:color w:val="1A1A1A"/>
+          <w:sz w:val="20"/>
+        </w:rPr>
+        <w:t>m</w:t>
+      </w:r>
+      <w:r>
+        <w:rPr>
+          <w:b w:val="0"/>
+          <w:i w:val="0"/>
+          <w:color w:val="1A1A1A"/>
+          <w:sz w:val="20"/>
+          <w:vertAlign w:val="superscript"/>
+        </w:rPr>
+        <w:t>4</w:t>
+      </w:r>
+      <w:r>
+        <w:rPr>
+          <w:b w:val="0"/>
+          <w:i w:val="0"/>
+          <w:color w:val="1A1A1A"/>
+          <w:sz w:val="20"/>
+        </w:rPr>
+        <w:t xml:space="preserve"> — 7 − 3 instead of 3 − 7 [quotient law: top minus bottom]</w:t>
+      </w:r>
+    </w:p>
+    <w:p>
+      <w:pPr>
+        <w:spacing w:before="0" w:after="40"/>
+        <w:ind w:left="360" w:hanging="360"/>
+      </w:pPr>
+      <w:r>
+        <w:rPr>
+          <w:b/>
+          <w:i w:val="0"/>
+          <w:color w:val="1A1A1A"/>
+          <w:sz w:val="20"/>
+        </w:rPr>
+        <w:t xml:space="preserve">Board 8.  </w:t>
+      </w:r>
+      <w:r>
+        <w:rPr>
+          <w:b w:val="0"/>
+          <w:i w:val="0"/>
+          <w:color w:val="1A1A1A"/>
+          <w:sz w:val="20"/>
+        </w:rPr>
+        <w:t>−3 — added the given exponents [8.AR.1.1: product law, solve −5 + n = 2]</w:t>
+      </w:r>
+    </w:p>
+    <w:p>
+      <w:pPr>
+        <w:spacing w:before="0" w:after="40"/>
+        <w:ind w:left="360" w:hanging="360"/>
+      </w:pPr>
+      <w:r>
+        <w:rPr>
+          <w:b/>
+          <w:i w:val="0"/>
+          <w:color w:val="1A1A1A"/>
+          <w:sz w:val="20"/>
+        </w:rPr>
+        <w:t xml:space="preserve">Board 9.  </w:t>
+      </w:r>
+      <w:r>
+        <w:rPr>
+          <w:b w:val="0"/>
+          <w:i w:val="0"/>
+          <w:color w:val="1A1A1A"/>
+          <w:sz w:val="20"/>
+        </w:rPr>
+        <w:t>'x</w:t>
+      </w:r>
+      <w:r>
+        <w:rPr>
+          <w:b w:val="0"/>
+          <w:i w:val="0"/>
+          <w:color w:val="1A1A1A"/>
+          <w:sz w:val="20"/>
+          <w:vertAlign w:val="superscript"/>
+        </w:rPr>
+        <w:t>-3</w:t>
+      </w:r>
+      <w:r>
+        <w:rPr>
+          <w:b w:val="0"/>
+          <w:i w:val="0"/>
+          <w:color w:val="1A1A1A"/>
+          <w:sz w:val="20"/>
+        </w:rPr>
+        <w:t xml:space="preserve"> = −8' or 'they are opposites' — negative exponent read as a negative [B1G-M 8.AR.1.1 misconception: negative exponents]</w:t>
+      </w:r>
+    </w:p>
+    <w:p>
+      <w:pPr>
+        <w:spacing w:before="0" w:after="40"/>
+      </w:pPr>
+      <w:r>
+        <w:rPr>
+          <w:b/>
+          <w:i w:val="0"/>
+          <w:color w:val="1A1A1A"/>
+          <w:sz w:val="21"/>
+        </w:rPr>
+        <w:t xml:space="preserve">Materials  </w:t>
       </w:r>
       <w:r>
         <w:rPr>
@@ -9585,26 +4135,7 @@
           <w:color w:val="1A1A1A"/>
           <w:sz w:val="21"/>
         </w:rPr>
-        <w:t>/(4b</w:t>
-      </w:r>
-      <w:r>
-        <w:rPr>
-          <w:b w:val="0"/>
-          <w:i w:val="0"/>
-          <w:color w:val="1A1A1A"/>
-          <w:sz w:val="21"/>
-          <w:vertAlign w:val="superscript"/>
-        </w:rPr>
-        <w:t>-7</w:t>
-      </w:r>
-      <w:r>
-        <w:rPr>
-          <w:b w:val="0"/>
-          <w:i w:val="0"/>
-          <w:color w:val="1A1A1A"/>
-          <w:sz w:val="21"/>
-        </w:rPr>
-        <w:t>))</w:t>
+        <w:t>Whiteboards and markers. Calculators are allowed on everything; 4</w:t>
       </w:r>
       <w:r>
         <w:rPr>
@@ -9623,337 +4154,7 @@
           <w:color w:val="1A1A1A"/>
           <w:sz w:val="21"/>
         </w:rPr>
-        <w:t xml:space="preserve"> = a</w:t>
-      </w:r>
-      <w:r>
-        <w:rPr>
-          <w:b w:val="0"/>
-          <w:i w:val="0"/>
-          <w:color w:val="1A1A1A"/>
-          <w:sz w:val="21"/>
-          <w:vertAlign w:val="superscript"/>
-        </w:rPr>
-        <w:t>15</w:t>
-      </w:r>
-      <w:r>
-        <w:rPr>
-          <w:b w:val="0"/>
-          <w:i w:val="0"/>
-          <w:color w:val="1A1A1A"/>
-          <w:sz w:val="21"/>
-        </w:rPr>
-        <w:t>b</w:t>
-      </w:r>
-      <w:r>
-        <w:rPr>
-          <w:b w:val="0"/>
-          <w:i w:val="0"/>
-          <w:color w:val="1A1A1A"/>
-          <w:sz w:val="21"/>
-          <w:vertAlign w:val="superscript"/>
-        </w:rPr>
-        <w:t>35</w:t>
-      </w:r>
-      <w:r>
-        <w:rPr>
-          <w:b w:val="0"/>
-          <w:i w:val="0"/>
-          <w:color w:val="1A1A1A"/>
-          <w:sz w:val="21"/>
-        </w:rPr>
-        <w:t>/1,024, checked 4</w:t>
-      </w:r>
-      <w:r>
-        <w:rPr>
-          <w:b w:val="0"/>
-          <w:i w:val="0"/>
-          <w:color w:val="1A1A1A"/>
-          <w:sz w:val="21"/>
-          <w:vertAlign w:val="superscript"/>
-        </w:rPr>
-        <w:t>5</w:t>
-      </w:r>
-      <w:r>
-        <w:rPr>
-          <w:b w:val="0"/>
-          <w:i w:val="0"/>
-          <w:color w:val="1A1A1A"/>
-          <w:sz w:val="21"/>
-        </w:rPr>
-        <w:t xml:space="preserve"> = 1,024 and (−7)(5) = −35 (Example 2, bank 8c).</w:t>
-      </w:r>
-    </w:p>
-    <w:p>
-      <w:pPr>
-        <w:spacing w:before="0" w:after="60"/>
-        <w:ind w:left="360" w:hanging="220"/>
-      </w:pPr>
-      <w:r>
-        <w:rPr>
-          <w:rFonts w:ascii="FreeSerif" w:hAnsi="FreeSerif" w:eastAsia="FreeSerif"/>
-          <w:b w:val="0"/>
-          <w:i w:val="0"/>
-          <w:color w:val="1A1A1A"/>
-          <w:sz w:val="16"/>
-        </w:rPr>
-        <w:t xml:space="preserve">●  </w:t>
-      </w:r>
-      <w:r>
-        <w:rPr>
-          <w:b w:val="0"/>
-          <w:i w:val="0"/>
-          <w:color w:val="1A1A1A"/>
-          <w:sz w:val="21"/>
-        </w:rPr>
-        <w:t>The B1G-M example (3x</w:t>
-      </w:r>
-      <w:r>
-        <w:rPr>
-          <w:b w:val="0"/>
-          <w:i w:val="0"/>
-          <w:color w:val="1A1A1A"/>
-          <w:sz w:val="21"/>
-          <w:vertAlign w:val="superscript"/>
-        </w:rPr>
-        <w:t>3</w:t>
-      </w:r>
-      <w:r>
-        <w:rPr>
-          <w:b w:val="0"/>
-          <w:i w:val="0"/>
-          <w:color w:val="1A1A1A"/>
-          <w:sz w:val="21"/>
-        </w:rPr>
-        <w:t>y</w:t>
-      </w:r>
-      <w:r>
-        <w:rPr>
-          <w:b w:val="0"/>
-          <w:i w:val="0"/>
-          <w:color w:val="1A1A1A"/>
-          <w:sz w:val="21"/>
-          <w:vertAlign w:val="superscript"/>
-        </w:rPr>
-        <w:t>-2</w:t>
-      </w:r>
-      <w:r>
-        <w:rPr>
-          <w:b w:val="0"/>
-          <w:i w:val="0"/>
-          <w:color w:val="1A1A1A"/>
-          <w:sz w:val="21"/>
-        </w:rPr>
-        <w:t>)</w:t>
-      </w:r>
-      <w:r>
-        <w:rPr>
-          <w:b w:val="0"/>
-          <w:i w:val="0"/>
-          <w:color w:val="1A1A1A"/>
-          <w:sz w:val="21"/>
-          <w:vertAlign w:val="superscript"/>
-        </w:rPr>
-        <w:t>3</w:t>
-      </w:r>
-      <w:r>
-        <w:rPr>
-          <w:b w:val="0"/>
-          <w:i w:val="0"/>
-          <w:color w:val="1A1A1A"/>
-          <w:sz w:val="21"/>
-        </w:rPr>
-        <w:t xml:space="preserve"> = 27x</w:t>
-      </w:r>
-      <w:r>
-        <w:rPr>
-          <w:b w:val="0"/>
-          <w:i w:val="0"/>
-          <w:color w:val="1A1A1A"/>
-          <w:sz w:val="21"/>
-          <w:vertAlign w:val="superscript"/>
-        </w:rPr>
-        <w:t>9</w:t>
-      </w:r>
-      <w:r>
-        <w:rPr>
-          <w:b w:val="0"/>
-          <w:i w:val="0"/>
-          <w:color w:val="1A1A1A"/>
-          <w:sz w:val="21"/>
-        </w:rPr>
-        <w:t>y</w:t>
-      </w:r>
-      <w:r>
-        <w:rPr>
-          <w:b w:val="0"/>
-          <w:i w:val="0"/>
-          <w:color w:val="1A1A1A"/>
-          <w:sz w:val="21"/>
-          <w:vertAlign w:val="superscript"/>
-        </w:rPr>
-        <w:t>-6</w:t>
-      </w:r>
-      <w:r>
-        <w:rPr>
-          <w:b w:val="0"/>
-          <w:i w:val="0"/>
-          <w:color w:val="1A1A1A"/>
-          <w:sz w:val="21"/>
-        </w:rPr>
-        <w:t xml:space="preserve"> is stated in the guide with a negative exponent left in the result; our items always finish with positive exponents, so the shape is used with the final step added.</w:t>
-      </w:r>
-    </w:p>
-    <w:p>
-      <w:pPr>
-        <w:spacing w:before="0" w:after="60"/>
-        <w:ind w:left="360" w:hanging="220"/>
-      </w:pPr>
-      <w:r>
-        <w:rPr>
-          <w:rFonts w:ascii="FreeSerif" w:hAnsi="FreeSerif" w:eastAsia="FreeSerif"/>
-          <w:b w:val="0"/>
-          <w:i w:val="0"/>
-          <w:color w:val="1A1A1A"/>
-          <w:sz w:val="16"/>
-        </w:rPr>
-        <w:t xml:space="preserve">●  </w:t>
-      </w:r>
-      <w:r>
-        <w:rPr>
-          <w:b w:val="0"/>
-          <w:i w:val="0"/>
-          <w:color w:val="1A1A1A"/>
-          <w:sz w:val="21"/>
-        </w:rPr>
-        <w:t>No Math Nation Unit 14 pages were available for audit; nothing here is copied from them.</w:t>
-      </w:r>
-    </w:p>
-    <w:p>
-      <w:pPr>
-        <w:keepNext/>
-        <w:spacing w:before="200" w:after="60"/>
-      </w:pPr>
-      <w:r>
-        <w:rPr>
-          <w:b/>
-          <w:i w:val="0"/>
-          <w:color w:val="1A1A1A"/>
-          <w:sz w:val="23"/>
-        </w:rPr>
-        <w:t>What changed from the book</w:t>
-      </w:r>
-    </w:p>
-    <w:p>
-      <w:pPr>
-        <w:spacing w:before="0" w:after="60"/>
-        <w:ind w:left="360" w:hanging="220"/>
-      </w:pPr>
-      <w:r>
-        <w:rPr>
-          <w:rFonts w:ascii="FreeSerif" w:hAnsi="FreeSerif" w:eastAsia="FreeSerif"/>
-          <w:b w:val="0"/>
-          <w:i w:val="0"/>
-          <w:color w:val="1A1A1A"/>
-          <w:sz w:val="16"/>
-        </w:rPr>
-        <w:t xml:space="preserve">●  </w:t>
-      </w:r>
-      <w:r>
-        <w:rPr>
-          <w:b w:val="0"/>
-          <w:i w:val="0"/>
-          <w:color w:val="1A1A1A"/>
-          <w:sz w:val="21"/>
-        </w:rPr>
-        <w:t>Math Nation 14.3 and 14.4 (two book lessons) → one period under ruling 14; the numerical negative-exponent law is a week old and needs restating, not reteaching.</w:t>
-      </w:r>
-    </w:p>
-    <w:p>
-      <w:pPr>
-        <w:spacing w:before="0" w:after="60"/>
-        <w:ind w:left="360" w:hanging="220"/>
-      </w:pPr>
-      <w:r>
-        <w:rPr>
-          <w:rFonts w:ascii="FreeSerif" w:hAnsi="FreeSerif" w:eastAsia="FreeSerif"/>
-          <w:b w:val="0"/>
-          <w:i w:val="0"/>
-          <w:color w:val="1A1A1A"/>
-          <w:sz w:val="16"/>
-        </w:rPr>
-        <w:t xml:space="preserve">●  </w:t>
-      </w:r>
-      <w:r>
-        <w:rPr>
-          <w:b w:val="0"/>
-          <w:i w:val="0"/>
-          <w:color w:val="1A1A1A"/>
-          <w:sz w:val="21"/>
-        </w:rPr>
-        <w:t>The guide's partner-discussion task (x</w:t>
-      </w:r>
-      <w:r>
-        <w:rPr>
-          <w:b w:val="0"/>
-          <w:i w:val="0"/>
-          <w:color w:val="1A1A1A"/>
-          <w:sz w:val="21"/>
-          <w:vertAlign w:val="superscript"/>
-        </w:rPr>
-        <w:t>3</w:t>
-      </w:r>
-      <w:r>
-        <w:rPr>
-          <w:b w:val="0"/>
-          <w:i w:val="0"/>
-          <w:color w:val="1A1A1A"/>
-          <w:sz w:val="21"/>
-        </w:rPr>
-        <w:t xml:space="preserve"> vs x</w:t>
-      </w:r>
-      <w:r>
-        <w:rPr>
-          <w:b w:val="0"/>
-          <w:i w:val="0"/>
-          <w:color w:val="1A1A1A"/>
-          <w:sz w:val="21"/>
-          <w:vertAlign w:val="superscript"/>
-        </w:rPr>
-        <w:t>-3</w:t>
-      </w:r>
-      <w:r>
-        <w:rPr>
-          <w:b w:val="0"/>
-          <w:i w:val="0"/>
-          <w:color w:val="1A1A1A"/>
-          <w:sz w:val="21"/>
-        </w:rPr>
-        <w:t>) → whiteboard 9, written, per the no-partner-work rule.</w:t>
-      </w:r>
-    </w:p>
-    <w:p>
-      <w:pPr>
-        <w:spacing w:before="0" w:after="60"/>
-        <w:ind w:left="360" w:hanging="220"/>
-      </w:pPr>
-      <w:r>
-        <w:rPr>
-          <w:rFonts w:ascii="FreeSerif" w:hAnsi="FreeSerif" w:eastAsia="FreeSerif"/>
-          <w:b w:val="0"/>
-          <w:i w:val="0"/>
-          <w:color w:val="1A1A1A"/>
-          <w:sz w:val="16"/>
-        </w:rPr>
-        <w:t xml:space="preserve">●  </w:t>
-      </w:r>
-      <w:r>
-        <w:rPr>
-          <w:b w:val="0"/>
-          <w:i w:val="0"/>
-          <w:color w:val="1A1A1A"/>
-          <w:sz w:val="21"/>
-        </w:rPr>
-        <w:t>Cool-downs → whiteboard round.</w:t>
+        <w:t xml:space="preserve"> = 1,024 in Example 2 is the one computation worth a calculator.</w:t>
       </w:r>
     </w:p>
     <w:sectPr>

--- a/a7/build/out/u3/A7 3.T2  Teacher Edition.docx
+++ b/a7/build/out/u3/A7 3.T2  Teacher Edition.docx
@@ -2042,7 +2042,7 @@
           <w:color w:val="1A1A1A"/>
           <w:sz w:val="21"/>
         </w:rPr>
-        <w:t>Catches the coefficient-mover (1/(4a</w:t>
+        <w:t>Catches the coefficient-mover (a</w:t>
       </w:r>
       <w:r>
         <w:rPr>
@@ -2061,7 +2061,7 @@
           <w:color w:val="1A1A1A"/>
           <w:sz w:val="21"/>
         </w:rPr>
-        <w:t>b</w:t>
+        <w:t>/(4b</w:t>
       </w:r>
       <w:r>
         <w:rPr>
@@ -2797,7 +2797,7 @@
           <w:color w:val="6B6B6B"/>
           <w:sz w:val="19"/>
         </w:rPr>
-        <w:t>) — the coefficient was moved with the variable [B1G-M 8.AR.1.1: negative exponent applies only to its own base]; −3x</w:t>
+        <w:t>) — the coefficient was moved with the variable [8.AR.1.1: a negative exponent applies only to its own base]; −3x</w:t>
       </w:r>
       <w:r>
         <w:rPr>
@@ -3220,7 +3220,7 @@
           <w:color w:val="6B6B6B"/>
           <w:sz w:val="19"/>
         </w:rPr>
-        <w:t xml:space="preserve">   (B) the coefficient was not squared [8.AR.1.1: power of a product]; (C) −3 + 2 instead of −3 · 2 [power of a power confused with a product of powers]; (D) the coefficient was moved below the bar with the x [B1G-M 8.AR.1.1: negative exponent applies only to its own base]</w:t>
+        <w:t xml:space="preserve">   (B) the coefficient was not squared [8.AR.1.1: power of a product]; (C) −3 + 2 = −1 instead of −3 · 2 [power of a power confused with a product of powers]; (D) the coefficient was moved below the bar with the x [8.AR.1.1: a negative exponent applies only to its own base]</w:t>
       </w:r>
       <w:r>
         <w:rPr>
@@ -3911,7 +3911,7 @@
           <w:color w:val="1A1A1A"/>
           <w:sz w:val="20"/>
         </w:rPr>
-        <w:t>) — the coefficient was moved with the variable [B1G-M 8.AR.1.1: negative exponent applies only to its own base]</w:t>
+        <w:t>) — the coefficient was moved with the variable [8.AR.1.1: a negative exponent applies only to its own base]</w:t>
       </w:r>
     </w:p>
     <w:p>

--- a/a7/build/out/u3/A7 3.T2  Teacher Edition.docx
+++ b/a7/build/out/u3/A7 3.T2  Teacher Edition.docx
@@ -3764,7 +3764,7 @@
           <w:color w:val="1A1A1A"/>
           <w:sz w:val="21"/>
         </w:rPr>
-        <w:t>IXL: every listed skill is required, SmartScore 67, due at the start of the next class.</w:t>
+        <w:t>IXL: every listed skill is required, SmartScore 67.</w:t>
       </w:r>
     </w:p>
     <w:p>

--- a/a7/build/out/u3/A7 3.T2  Teacher Edition.docx
+++ b/a7/build/out/u3/A7 3.T2  Teacher Edition.docx
@@ -348,6 +348,7 @@
           </w:tcPr>
           <w:p>
             <w:pPr>
+              <w:keepNext/>
               <w:spacing w:after="0"/>
               <w:jc w:val="center"/>
             </w:pPr>
@@ -381,6 +382,7 @@
           </w:tcPr>
           <w:p>
             <w:pPr>
+              <w:keepNext/>
               <w:spacing w:after="0"/>
               <w:jc w:val="center"/>
             </w:pPr>
@@ -414,6 +416,7 @@
           </w:tcPr>
           <w:p>
             <w:pPr>
+              <w:keepNext/>
               <w:spacing w:after="0"/>
               <w:jc w:val="center"/>
             </w:pPr>
@@ -1692,7 +1695,7 @@
           <w:color w:val="1A1A1A"/>
           <w:sz w:val="21"/>
         </w:rPr>
-        <w:t xml:space="preserve">Warm-Up — On your own. Four minutes. No notes..  </w:t>
+        <w:t xml:space="preserve">Warm-Up — On your own. Four minutes. No notes.  </w:t>
       </w:r>
       <w:r>
         <w:rPr>
@@ -1725,7 +1728,7 @@
           <w:color w:val="1A1A1A"/>
           <w:sz w:val="21"/>
         </w:rPr>
-        <w:t xml:space="preserve">Warm-Up — Answers..  </w:t>
+        <w:t xml:space="preserve">Warm-Up — Answers.  </w:t>
       </w:r>
       <w:r>
         <w:rPr>
@@ -1811,7 +1814,7 @@
           <w:color w:val="1A1A1A"/>
           <w:sz w:val="21"/>
         </w:rPr>
-        <w:t xml:space="preserve">Notes — Copy the table..  </w:t>
+        <w:t xml:space="preserve">Notes — Copy the table.  </w:t>
       </w:r>
       <w:r>
         <w:rPr>
@@ -1948,7 +1951,7 @@
           <w:color w:val="1A1A1A"/>
           <w:sz w:val="21"/>
         </w:rPr>
-        <w:t xml:space="preserve">Example 1 — Multiplying monomials with negative exponents..  </w:t>
+        <w:t xml:space="preserve">Example 1 — Multiplying monomials with negative exponents.  </w:t>
       </w:r>
       <w:r>
         <w:rPr>
@@ -1981,7 +1984,7 @@
           <w:color w:val="1A1A1A"/>
           <w:sz w:val="21"/>
         </w:rPr>
-        <w:t xml:space="preserve">Example 1 — Worked..  </w:t>
+        <w:t xml:space="preserve">Example 1 — Worked.  </w:t>
       </w:r>
       <w:r>
         <w:rPr>
@@ -2033,7 +2036,7 @@
           <w:color w:val="1A1A1A"/>
           <w:sz w:val="21"/>
         </w:rPr>
-        <w:t xml:space="preserve">Your Turn — Same steps, your numbers. Boards up when done..  </w:t>
+        <w:t xml:space="preserve">Your Turn — Same steps, your numbers. Boards up when done.  </w:t>
       </w:r>
       <w:r>
         <w:rPr>
@@ -2142,7 +2145,7 @@
           <w:color w:val="1A1A1A"/>
           <w:sz w:val="21"/>
         </w:rPr>
-        <w:t xml:space="preserve">Your Turn — Answer..  </w:t>
+        <w:t xml:space="preserve">Your Turn — Answer.  </w:t>
       </w:r>
       <w:r>
         <w:rPr>
@@ -2175,7 +2178,7 @@
           <w:color w:val="1A1A1A"/>
           <w:sz w:val="21"/>
         </w:rPr>
-        <w:t xml:space="preserve">Example 2 — Several laws in one expression — the state guide's item..  </w:t>
+        <w:t xml:space="preserve">Example 2 — Several laws in one expression — the state guide's item.  </w:t>
       </w:r>
       <w:r>
         <w:rPr>
@@ -2208,7 +2211,7 @@
           <w:color w:val="1A1A1A"/>
           <w:sz w:val="21"/>
         </w:rPr>
-        <w:t xml:space="preserve">Example 2 — Worked..  </w:t>
+        <w:t xml:space="preserve">Example 2 — Worked.  </w:t>
       </w:r>
       <w:r>
         <w:rPr>
@@ -2298,7 +2301,7 @@
           <w:color w:val="1A1A1A"/>
           <w:sz w:val="21"/>
         </w:rPr>
-        <w:t xml:space="preserve">Your Turn — Same steps, your numbers. Boards up when done..  </w:t>
+        <w:t xml:space="preserve">Your Turn — Same steps, your numbers. Boards up when done.  </w:t>
       </w:r>
       <w:r>
         <w:rPr>
@@ -2407,7 +2410,7 @@
           <w:color w:val="1A1A1A"/>
           <w:sz w:val="21"/>
         </w:rPr>
-        <w:t xml:space="preserve">Your Turn — Answer..  </w:t>
+        <w:t xml:space="preserve">Your Turn — Answer.  </w:t>
       </w:r>
       <w:r>
         <w:rPr>
@@ -3722,7 +3725,7 @@
           <w:color w:val="1A1A1A"/>
           <w:sz w:val="21"/>
         </w:rPr>
-        <w:t xml:space="preserve">Independent Set — Six questions. On your own, in silence..  </w:t>
+        <w:t xml:space="preserve">Independent Set — Six questions. On your own, in silence.  </w:t>
       </w:r>
       <w:r>
         <w:rPr>
@@ -3755,7 +3758,7 @@
           <w:color w:val="1A1A1A"/>
           <w:sz w:val="21"/>
         </w:rPr>
-        <w:t xml:space="preserve">IXL — Last five minutes..  </w:t>
+        <w:t xml:space="preserve">IXL — Last five minutes.  </w:t>
       </w:r>
       <w:r>
         <w:rPr>

--- a/a7/build/out/u3/A7 3.T2  Teacher Edition.docx
+++ b/a7/build/out/u3/A7 3.T2  Teacher Edition.docx
@@ -3062,7 +3062,7 @@
           <w:color w:val="9E1B32"/>
           <w:sz w:val="21"/>
         </w:rPr>
-        <w:t>A — 1/x</w:t>
+        <w:t>C — 1/x</w:t>
       </w:r>
       <w:r>
         <w:rPr>
@@ -3081,7 +3081,7 @@
           <w:color w:val="6B6B6B"/>
           <w:sz w:val="19"/>
         </w:rPr>
-        <w:t xml:space="preserve">   (B) 4 − (−6) — subtracted instead of adding a negative [product law: add the exponents]; (C) 4 · (−6) — multiplied the exponents [power of a power confused with a product]; (D) x</w:t>
+        <w:t xml:space="preserve">   (A) x</w:t>
       </w:r>
       <w:r>
         <w:rPr>
@@ -3119,7 +3119,7 @@
           <w:color w:val="6B6B6B"/>
           <w:sz w:val="19"/>
         </w:rPr>
-        <w:t xml:space="preserve"> [B1G-M 8.AR.1.1 misconception: negative exponents]</w:t>
+        <w:t xml:space="preserve"> [B1G-M 8.AR.1.1 misconception: negative exponents]; (B) 4 · (−6) — multiplied the exponents [power of a power confused with a product]; (D) 4 − (−6) — subtracted instead of adding a negative [product law: add the exponents]</w:t>
       </w:r>
       <w:r>
         <w:rPr>
@@ -3204,7 +3204,7 @@
           <w:color w:val="9E1B32"/>
           <w:sz w:val="21"/>
         </w:rPr>
-        <w:t>A — 4/x</w:t>
+        <w:t>D — 4/x</w:t>
       </w:r>
       <w:r>
         <w:rPr>
@@ -3223,7 +3223,7 @@
           <w:color w:val="6B6B6B"/>
           <w:sz w:val="19"/>
         </w:rPr>
-        <w:t xml:space="preserve">   (B) the coefficient was not squared [8.AR.1.1: power of a product]; (C) −3 + 2 = −1 instead of −3 · 2 [power of a power confused with a product of powers]; (D) the coefficient was moved below the bar with the x [8.AR.1.1: a negative exponent applies only to its own base]</w:t>
+        <w:t xml:space="preserve">   (A) −3 + 2 = −1 instead of −3 · 2 [power of a power confused with a product of powers]; (B) the coefficient was moved below the bar with the x [8.AR.1.1: a negative exponent applies only to its own base]; (C) the coefficient was not squared [8.AR.1.1: power of a product]</w:t>
       </w:r>
       <w:r>
         <w:rPr>
@@ -3981,7 +3981,45 @@
           <w:color w:val="1A1A1A"/>
           <w:sz w:val="20"/>
         </w:rPr>
-        <w:t>4 − (−6) — subtracted instead of adding a negative [product law: add the exponents]</w:t>
+        <w:t>x</w:t>
+      </w:r>
+      <w:r>
+        <w:rPr>
+          <w:b w:val="0"/>
+          <w:i w:val="0"/>
+          <w:color w:val="1A1A1A"/>
+          <w:sz w:val="20"/>
+          <w:vertAlign w:val="superscript"/>
+        </w:rPr>
+        <w:t>-2</w:t>
+      </w:r>
+      <w:r>
+        <w:rPr>
+          <w:b w:val="0"/>
+          <w:i w:val="0"/>
+          <w:color w:val="1A1A1A"/>
+          <w:sz w:val="20"/>
+        </w:rPr>
+        <w:t xml:space="preserve"> read as the opposite of x</w:t>
+      </w:r>
+      <w:r>
+        <w:rPr>
+          <w:b w:val="0"/>
+          <w:i w:val="0"/>
+          <w:color w:val="1A1A1A"/>
+          <w:sz w:val="20"/>
+          <w:vertAlign w:val="superscript"/>
+        </w:rPr>
+        <w:t>2</w:t>
+      </w:r>
+      <w:r>
+        <w:rPr>
+          <w:b w:val="0"/>
+          <w:i w:val="0"/>
+          <w:color w:val="1A1A1A"/>
+          <w:sz w:val="20"/>
+        </w:rPr>
+        <w:t xml:space="preserve"> [B1G-M 8.AR.1.1 misconception: negative exponents]</w:t>
       </w:r>
     </w:p>
     <w:p>
@@ -4005,7 +4043,7 @@
           <w:color w:val="1A1A1A"/>
           <w:sz w:val="20"/>
         </w:rPr>
-        <w:t>the coefficient was not squared [8.AR.1.1: power of a product]</w:t>
+        <w:t>−3 + 2 = −1 instead of −3 · 2 [power of a power confused with a product of powers]</w:t>
       </w:r>
     </w:p>
     <w:p>

--- a/a7/build/out/u3/A7 3.T2  Teacher Edition.docx
+++ b/a7/build/out/u3/A7 3.T2  Teacher Edition.docx
@@ -2710,7 +2710,7 @@
           <w:color w:val="1A1A1A"/>
           <w:sz w:val="21"/>
         </w:rPr>
-        <w:t>A model's scale factor is 3x</w:t>
+        <w:t>A lamp's brightness from x meters away is 3x</w:t>
       </w:r>
       <w:r>
         <w:rPr>
@@ -2729,7 +2729,26 @@
           <w:color w:val="1A1A1A"/>
           <w:sz w:val="21"/>
         </w:rPr>
-        <w:t xml:space="preserve">. The model is 12 centimeters long. Rewrite the factor using only positive exponents.  →  </w:t>
+        <w:t xml:space="preserve"> units. The lamp is 12 centimeters tall. Rewrite 3x</w:t>
+      </w:r>
+      <w:r>
+        <w:rPr>
+          <w:b w:val="0"/>
+          <w:i w:val="0"/>
+          <w:color w:val="1A1A1A"/>
+          <w:sz w:val="21"/>
+          <w:vertAlign w:val="superscript"/>
+        </w:rPr>
+        <w:t>-2</w:t>
+      </w:r>
+      <w:r>
+        <w:rPr>
+          <w:b w:val="0"/>
+          <w:i w:val="0"/>
+          <w:color w:val="1A1A1A"/>
+          <w:sz w:val="21"/>
+        </w:rPr>
+        <w:t xml:space="preserve"> using only positive exponents.  →  </w:t>
       </w:r>
       <w:r>
         <w:drawing>
@@ -2772,7 +2791,7 @@
           <w:color w:val="6B6B6B"/>
           <w:sz w:val="20"/>
         </w:rPr>
-        <w:t xml:space="preserve">   The length of 12 centimeters is not needed.</w:t>
+        <w:t xml:space="preserve">   The height of 12 centimeters is not needed.</w:t>
       </w:r>
       <w:r>
         <w:rPr>

--- a/a7/build/out/u3/A7 3.T2  Teacher Edition.docx
+++ b/a7/build/out/u3/A7 3.T2  Teacher Edition.docx
@@ -2710,7 +2710,7 @@
           <w:color w:val="1A1A1A"/>
           <w:sz w:val="21"/>
         </w:rPr>
-        <w:t>A lamp's brightness from x meters away is 3x</w:t>
+        <w:t>The brightness of a lamp from x meters away is 3x</w:t>
       </w:r>
       <w:r>
         <w:rPr>
@@ -2729,31 +2729,12 @@
           <w:color w:val="1A1A1A"/>
           <w:sz w:val="21"/>
         </w:rPr>
-        <w:t xml:space="preserve"> units. The lamp is 12 centimeters tall. Rewrite 3x</w:t>
-      </w:r>
-      <w:r>
-        <w:rPr>
-          <w:b w:val="0"/>
-          <w:i w:val="0"/>
-          <w:color w:val="1A1A1A"/>
-          <w:sz w:val="21"/>
-          <w:vertAlign w:val="superscript"/>
-        </w:rPr>
-        <w:t>-2</w:t>
-      </w:r>
-      <w:r>
-        <w:rPr>
-          <w:b w:val="0"/>
-          <w:i w:val="0"/>
-          <w:color w:val="1A1A1A"/>
-          <w:sz w:val="21"/>
-        </w:rPr>
-        <w:t xml:space="preserve"> using only positive exponents.  →  </w:t>
+        <w:t xml:space="preserve"> units. The lamp is 15 centimeters tall. How bright is the lamp from 2 meters away?  →  </w:t>
       </w:r>
       <w:r>
         <w:drawing>
           <wp:inline xmlns:a="http://schemas.openxmlformats.org/drawingml/2006/main" xmlns:pic="http://schemas.openxmlformats.org/drawingml/2006/picture">
-            <wp:extent cx="115824" cy="231648"/>
+            <wp:extent cx="60960" cy="216408"/>
             <wp:docPr id="6" name="Picture 6"/>
             <wp:cNvGraphicFramePr>
               <a:graphicFrameLocks noChangeAspect="1"/>
@@ -2762,7 +2743,7 @@
               <a:graphicData uri="http://schemas.openxmlformats.org/drawingml/2006/picture">
                 <pic:pic>
                   <pic:nvPicPr>
-                    <pic:cNvPr id="0" name="8fbace4a17ac9eb5.png"/>
+                    <pic:cNvPr id="0" name="aa890d4b04dd4f01.png"/>
                     <pic:cNvPicPr/>
                   </pic:nvPicPr>
                   <pic:blipFill>
@@ -2774,7 +2755,7 @@
                   <pic:spPr>
                     <a:xfrm>
                       <a:off x="0" y="0"/>
-                      <a:ext cx="115824" cy="231648"/>
+                      <a:ext cx="60960" cy="216408"/>
                     </a:xfrm>
                     <a:prstGeom prst="rect"/>
                   </pic:spPr>
@@ -2791,7 +2772,7 @@
           <w:color w:val="6B6B6B"/>
           <w:sz w:val="20"/>
         </w:rPr>
-        <w:t xml:space="preserve">   The height of 12 centimeters is not needed.</w:t>
+        <w:t xml:space="preserve">   The height of 15 centimeters is not needed.</w:t>
       </w:r>
       <w:r>
         <w:rPr>
@@ -2800,7 +2781,7 @@
           <w:color w:val="6B6B6B"/>
           <w:sz w:val="19"/>
         </w:rPr>
-        <w:t xml:space="preserve">   1/(3x</w:t>
+        <w:t xml:space="preserve">   1/12 — the coefficient was moved down with the variable [8.AR.1.1: a negative exponent applies only to its own base]; 12 — the minus on the exponent was dropped, 3 · 2</w:t>
       </w:r>
       <w:r>
         <w:rPr>
@@ -2819,7 +2800,7 @@
           <w:color w:val="6B6B6B"/>
           <w:sz w:val="19"/>
         </w:rPr>
-        <w:t>) — the coefficient was moved with the variable [8.AR.1.1: a negative exponent applies only to its own base]; −3x</w:t>
+        <w:t>; −12 — negative exponent read as a negative value [B1G-M 8.NSO.1.3: −b vs b</w:t>
       </w:r>
       <w:r>
         <w:rPr>
@@ -2829,7 +2810,7 @@
           <w:sz w:val="19"/>
           <w:vertAlign w:val="superscript"/>
         </w:rPr>
-        <w:t>2</w:t>
+        <w:t>-1</w:t>
       </w:r>
       <w:r>
         <w:rPr>
@@ -2838,7 +2819,7 @@
           <w:color w:val="6B6B6B"/>
           <w:sz w:val="19"/>
         </w:rPr>
-        <w:t xml:space="preserve"> — read as a negative; anything built from 12 — the unneeded figure was used</w:t>
+        <w:t>]; anything built from 15 — the unneeded figure was used</w:t>
       </w:r>
     </w:p>
     <w:p>
@@ -3914,26 +3895,7 @@
           <w:color w:val="1A1A1A"/>
           <w:sz w:val="20"/>
         </w:rPr>
-        <w:t>1/(3x</w:t>
-      </w:r>
-      <w:r>
-        <w:rPr>
-          <w:b w:val="0"/>
-          <w:i w:val="0"/>
-          <w:color w:val="1A1A1A"/>
-          <w:sz w:val="20"/>
-          <w:vertAlign w:val="superscript"/>
-        </w:rPr>
-        <w:t>2</w:t>
-      </w:r>
-      <w:r>
-        <w:rPr>
-          <w:b w:val="0"/>
-          <w:i w:val="0"/>
-          <w:color w:val="1A1A1A"/>
-          <w:sz w:val="20"/>
-        </w:rPr>
-        <w:t>) — the coefficient was moved with the variable [8.AR.1.1: a negative exponent applies only to its own base]</w:t>
+        <w:t>1/12 — the coefficient was moved down with the variable [8.AR.1.1: a negative exponent applies only to its own base]</w:t>
       </w:r>
     </w:p>
     <w:p>
